--- a/课程设计报告-侯皖婷.docx
+++ b/课程设计报告-侯皖婷.docx
@@ -4,7 +4,7 @@
   <w:body>
     <w:p>
       <w:pPr>
-        <w:spacing w:after="0" w:before="1400"/>
+        <w:spacing w:before="1400"/>
       </w:pPr>
     </w:p>
     <w:p>
@@ -41,7 +41,7 @@
     </w:p>
     <w:p>
       <w:pPr>
-        <w:spacing w:after="500"/>
+        <w:spacing w:after="460"/>
         <w:jc w:val="center"/>
       </w:pPr>
       <w:r>
@@ -162,7 +162,7 @@
           <w:sz w:val="24"/>
           <w:szCs w:val="24"/>
         </w:rPr>
-        <w:t xml:space="preserve">承担模块：</w:t>
+        <w:t xml:space="preserve">承担工作：</w:t>
       </w:r>
       <w:r>
         <w:rPr>
@@ -170,7 +170,7 @@
           <w:sz w:val="24"/>
           <w:szCs w:val="24"/>
         </w:rPr>
-        <w:t xml:space="preserve">前端样式设计 · 登录认证 · 用户/角色/菜单管理</w:t>
+        <w:t xml:space="preserve">需求分析 · 功能设计 · 数据库整体设计</w:t>
       </w:r>
     </w:p>
     <w:p>
@@ -186,7 +186,7 @@
           <w:sz w:val="24"/>
           <w:szCs w:val="24"/>
         </w:rPr>
-        <w:t xml:space="preserve">技术栈：</w:t>
+        <w:t xml:space="preserve">　　　　：</w:t>
       </w:r>
       <w:r>
         <w:rPr>
@@ -194,7 +194,7 @@
           <w:sz w:val="24"/>
           <w:szCs w:val="24"/>
         </w:rPr>
-        <w:t xml:space="preserve">Java 17 · Spring Boot 3.3 · Spring Data JPA · MySQL 8</w:t>
+        <w:t xml:space="preserve">前端设计 · 登录注册开发 · 权限控制</w:t>
       </w:r>
     </w:p>
     <w:p>
@@ -254,7 +254,54 @@
           <w:sz w:val="30"/>
           <w:szCs w:val="30"/>
         </w:rPr>
-        <w:t xml:space="preserve">一、项目介绍</w:t>
+        <w:t xml:space="preserve">引言</w:t>
+      </w:r>
+    </w:p>
+    <w:p>
+      <w:pPr>
+        <w:spacing w:after="90" w:line="300"/>
+      </w:pPr>
+      <w:r>
+        <w:rPr>
+          <w:color w:val="222833"/>
+          <w:sz w:val="21"/>
+          <w:szCs w:val="21"/>
+        </w:rPr>
+        <w:t xml:space="preserve">库智 WMS 是一套面向超市 / 日用仓库的进销存仓库管理系统，采用 B/S 架构，基于 RBAC 权限模型，实现从入库、库位存储、出库到统计预警的全流程闭环管理。</w:t>
+      </w:r>
+    </w:p>
+    <w:p>
+      <w:pPr>
+        <w:spacing w:after="90" w:line="300"/>
+      </w:pPr>
+      <w:r>
+        <w:rPr>
+          <w:color w:val="222833"/>
+          <w:sz w:val="21"/>
+          <w:szCs w:val="21"/>
+        </w:rPr>
+        <w:t xml:space="preserve">本项目由团队协作完成。本人（侯皖婷）作为系统的主要设计者，承担了项目的整体需求分析、系统功能设计、数据库整体设计、前端设计，以及登录注册与权限控制模块的开发；出入库、订单、货位、统计等具体业务功能的编码由团队其他成员在本人设计的框架与数据模型基础上实现。本报告即围绕本人负责的上述工作展开。</w:t>
+      </w:r>
+    </w:p>
+    <w:p>
+      <w:r>
+        <w:br w:type="page"/>
+      </w:r>
+    </w:p>
+    <w:p>
+      <w:pPr>
+        <w:pStyle w:val="Heading1"/>
+        <w:spacing w:after="140" w:before="260"/>
+      </w:pPr>
+      <w:r>
+        <w:rPr>
+          <w:b/>
+          <w:bCs/>
+          <w:color w:val="1B57B0"/>
+          <w:sz w:val="30"/>
+          <w:szCs w:val="30"/>
+        </w:rPr>
+        <w:t xml:space="preserve">一、需求分析</w:t>
       </w:r>
     </w:p>
     <w:p>
@@ -270,7 +317,7 @@
           <w:sz w:val="25"/>
           <w:szCs w:val="25"/>
         </w:rPr>
-        <w:t xml:space="preserve">1.1 项目背景与意义</w:t>
+        <w:t xml:space="preserve">1.1 项目背景与目标</w:t>
       </w:r>
     </w:p>
     <w:p>
@@ -283,20 +330,7 @@
           <w:sz w:val="21"/>
           <w:szCs w:val="21"/>
         </w:rPr>
-        <w:t xml:space="preserve">随着超市、社区门店与日用仓库的商品品类和进出频次不断增长，传统的人工纸质台账在库存盘点、进货出货、临期管理等环节效率低、易出错、难追溯。为此，本课程设计以团队协作方式开发了一套面向超市 / 日用仓库的进销存仓库管理系统——库智 WMS，将传统人工台账升级为数据化、可视化、可追溯的信息系统。</w:t>
-      </w:r>
-    </w:p>
-    <w:p>
-      <w:pPr>
-        <w:spacing w:after="90" w:line="300"/>
-      </w:pPr>
-      <w:r>
-        <w:rPr>
-          <w:color w:val="222833"/>
-          <w:sz w:val="21"/>
-          <w:szCs w:val="21"/>
-        </w:rPr>
-        <w:t xml:space="preserve">系统采用 B/S（浏览器 / 服务器）架构，基于 RBAC（基于角色的访问控制）权限模型，实现从采购入库、库位存储、销售出库到统计分析与预警的全流程闭环管理，所有数据均由真实数据库驱动。</w:t>
+        <w:t xml:space="preserve">随着超市、社区门店与日用仓库的商品品类和进出频次不断增长，传统人工纸质台账在库存盘点、进货出货、临期管理等环节效率低、易出错、难追溯。本项目旨在构建一套数据化、可视化、可追溯的仓库管理系统，覆盖商品建档、出入库、库位、订单、统计预警与权限管理全流程，提升仓储作业效率与数据准确性。</w:t>
       </w:r>
     </w:p>
     <w:p>
@@ -312,7 +346,7 @@
           <w:sz w:val="25"/>
           <w:szCs w:val="25"/>
         </w:rPr>
-        <w:t xml:space="preserve">1.2 系统总体功能</w:t>
+        <w:t xml:space="preserve">1.2 用户角色分析</w:t>
       </w:r>
     </w:p>
     <w:p>
@@ -325,23 +359,1302 @@
           <w:sz w:val="21"/>
           <w:szCs w:val="21"/>
         </w:rPr>
-        <w:t xml:space="preserve">系统整体分为「业务功能」与「系统管理功能」两大类，共 12 个以上模块：</w:t>
-      </w:r>
-    </w:p>
-    <w:p>
-      <w:pPr>
-        <w:pStyle w:val="Heading3"/>
-        <w:spacing w:after="70" w:before="130"/>
+        <w:t xml:space="preserve">系统面向三类角色，通过 RBAC 模型灵活授权：</w:t>
+      </w:r>
+    </w:p>
+    <w:tbl>
+      <w:tblPr>
+        <w:tblW w:type="dxa" w:w="9200"/>
+        <w:tblBorders>
+          <w:top w:val="single" w:color="C9D3E5" w:sz="2"/>
+          <w:left w:val="single" w:color="C9D3E5" w:sz="2"/>
+          <w:bottom w:val="single" w:color="C9D3E5" w:sz="2"/>
+          <w:right w:val="single" w:color="C9D3E5" w:sz="2"/>
+          <w:insideH w:val="single" w:color="C9D3E5" w:sz="2"/>
+          <w:insideV w:val="single" w:color="C9D3E5" w:sz="2"/>
+        </w:tblBorders>
+      </w:tblPr>
+      <w:tblGrid>
+        <w:gridCol w:w="2000"/>
+        <w:gridCol w:w="3200"/>
+        <w:gridCol w:w="4000"/>
+      </w:tblGrid>
+      <w:tr>
+        <w:trPr>
+          <w:tblHeader/>
+        </w:trPr>
+        <w:tc>
+          <w:tcPr>
+            <w:tcW w:type="dxa" w:w="2000"/>
+            <w:shd w:fill="E8F0FB" w:val="clear"/>
+            <w:tcMar>
+              <w:top w:type="dxa" w:w="40"/>
+              <w:left w:type="dxa" w:w="80"/>
+              <w:bottom w:type="dxa" w:w="40"/>
+              <w:right w:type="dxa" w:w="80"/>
+            </w:tcMar>
+          </w:tcPr>
+          <w:p>
+            <w:pPr>
+              <w:spacing w:after="0" w:line="260"/>
+            </w:pPr>
+            <w:r>
+              <w:rPr>
+                <w:b/>
+                <w:bCs/>
+                <w:color w:val="17335c"/>
+                <w:sz w:val="18"/>
+                <w:szCs w:val="18"/>
+              </w:rPr>
+              <w:t xml:space="preserve">角色</w:t>
+            </w:r>
+          </w:p>
+        </w:tc>
+        <w:tc>
+          <w:tcPr>
+            <w:tcW w:type="dxa" w:w="3200"/>
+            <w:shd w:fill="E8F0FB" w:val="clear"/>
+            <w:tcMar>
+              <w:top w:type="dxa" w:w="40"/>
+              <w:left w:type="dxa" w:w="80"/>
+              <w:bottom w:type="dxa" w:w="40"/>
+              <w:right w:type="dxa" w:w="80"/>
+            </w:tcMar>
+          </w:tcPr>
+          <w:p>
+            <w:pPr>
+              <w:spacing w:after="0" w:line="260"/>
+            </w:pPr>
+            <w:r>
+              <w:rPr>
+                <w:b/>
+                <w:bCs/>
+                <w:color w:val="17335c"/>
+                <w:sz w:val="18"/>
+                <w:szCs w:val="18"/>
+              </w:rPr>
+              <w:t xml:space="preserve">权限范围</w:t>
+            </w:r>
+          </w:p>
+        </w:tc>
+        <w:tc>
+          <w:tcPr>
+            <w:tcW w:type="dxa" w:w="4000"/>
+            <w:shd w:fill="E8F0FB" w:val="clear"/>
+            <w:tcMar>
+              <w:top w:type="dxa" w:w="40"/>
+              <w:left w:type="dxa" w:w="80"/>
+              <w:bottom w:type="dxa" w:w="40"/>
+              <w:right w:type="dxa" w:w="80"/>
+            </w:tcMar>
+          </w:tcPr>
+          <w:p>
+            <w:pPr>
+              <w:spacing w:after="0" w:line="260"/>
+            </w:pPr>
+            <w:r>
+              <w:rPr>
+                <w:b/>
+                <w:bCs/>
+                <w:color w:val="17335c"/>
+                <w:sz w:val="18"/>
+                <w:szCs w:val="18"/>
+              </w:rPr>
+              <w:t xml:space="preserve">典型操作</w:t>
+            </w:r>
+          </w:p>
+        </w:tc>
+      </w:tr>
+      <w:tr>
+        <w:tc>
+          <w:tcPr>
+            <w:tcW w:type="dxa" w:w="2000"/>
+            <w:tcMar>
+              <w:top w:type="dxa" w:w="40"/>
+              <w:left w:type="dxa" w:w="80"/>
+              <w:bottom w:type="dxa" w:w="40"/>
+              <w:right w:type="dxa" w:w="80"/>
+            </w:tcMar>
+          </w:tcPr>
+          <w:p>
+            <w:pPr>
+              <w:spacing w:after="0" w:line="260"/>
+            </w:pPr>
+            <w:r>
+              <w:rPr>
+                <w:b w:val="false"/>
+                <w:bCs w:val="false"/>
+                <w:color w:val="2a3346"/>
+                <w:sz w:val="18"/>
+                <w:szCs w:val="18"/>
+              </w:rPr>
+              <w:t xml:space="preserve">超级管理员</w:t>
+            </w:r>
+          </w:p>
+        </w:tc>
+        <w:tc>
+          <w:tcPr>
+            <w:tcW w:type="dxa" w:w="3200"/>
+            <w:tcMar>
+              <w:top w:type="dxa" w:w="40"/>
+              <w:left w:type="dxa" w:w="80"/>
+              <w:bottom w:type="dxa" w:w="40"/>
+              <w:right w:type="dxa" w:w="80"/>
+            </w:tcMar>
+          </w:tcPr>
+          <w:p>
+            <w:pPr>
+              <w:spacing w:after="0" w:line="260"/>
+            </w:pPr>
+            <w:r>
+              <w:rPr>
+                <w:b w:val="false"/>
+                <w:bCs w:val="false"/>
+                <w:color w:val="2a3346"/>
+                <w:sz w:val="18"/>
+                <w:szCs w:val="18"/>
+              </w:rPr>
+              <w:t xml:space="preserve">全部功能 + 系统管理</w:t>
+            </w:r>
+          </w:p>
+        </w:tc>
+        <w:tc>
+          <w:tcPr>
+            <w:tcW w:type="dxa" w:w="4000"/>
+            <w:tcMar>
+              <w:top w:type="dxa" w:w="40"/>
+              <w:left w:type="dxa" w:w="80"/>
+              <w:bottom w:type="dxa" w:w="40"/>
+              <w:right w:type="dxa" w:w="80"/>
+            </w:tcMar>
+          </w:tcPr>
+          <w:p>
+            <w:pPr>
+              <w:spacing w:after="0" w:line="260"/>
+            </w:pPr>
+            <w:r>
+              <w:rPr>
+                <w:b w:val="false"/>
+                <w:bCs w:val="false"/>
+                <w:color w:val="2a3346"/>
+                <w:sz w:val="18"/>
+                <w:szCs w:val="18"/>
+              </w:rPr>
+              <w:t xml:space="preserve">用户 / 角色 / 菜单维护、权限分配、查看日志</w:t>
+            </w:r>
+          </w:p>
+        </w:tc>
+      </w:tr>
+      <w:tr>
+        <w:tc>
+          <w:tcPr>
+            <w:tcW w:type="dxa" w:w="2000"/>
+            <w:tcMar>
+              <w:top w:type="dxa" w:w="40"/>
+              <w:left w:type="dxa" w:w="80"/>
+              <w:bottom w:type="dxa" w:w="40"/>
+              <w:right w:type="dxa" w:w="80"/>
+            </w:tcMar>
+          </w:tcPr>
+          <w:p>
+            <w:pPr>
+              <w:spacing w:after="0" w:line="260"/>
+            </w:pPr>
+            <w:r>
+              <w:rPr>
+                <w:b w:val="false"/>
+                <w:bCs w:val="false"/>
+                <w:color w:val="2a3346"/>
+                <w:sz w:val="18"/>
+                <w:szCs w:val="18"/>
+              </w:rPr>
+              <w:t xml:space="preserve">仓管员</w:t>
+            </w:r>
+          </w:p>
+        </w:tc>
+        <w:tc>
+          <w:tcPr>
+            <w:tcW w:type="dxa" w:w="3200"/>
+            <w:tcMar>
+              <w:top w:type="dxa" w:w="40"/>
+              <w:left w:type="dxa" w:w="80"/>
+              <w:bottom w:type="dxa" w:w="40"/>
+              <w:right w:type="dxa" w:w="80"/>
+            </w:tcMar>
+          </w:tcPr>
+          <w:p>
+            <w:pPr>
+              <w:spacing w:after="0" w:line="260"/>
+            </w:pPr>
+            <w:r>
+              <w:rPr>
+                <w:b w:val="false"/>
+                <w:bCs w:val="false"/>
+                <w:color w:val="2a3346"/>
+                <w:sz w:val="18"/>
+                <w:szCs w:val="18"/>
+              </w:rPr>
+              <w:t xml:space="preserve">业务功能</w:t>
+            </w:r>
+          </w:p>
+        </w:tc>
+        <w:tc>
+          <w:tcPr>
+            <w:tcW w:type="dxa" w:w="4000"/>
+            <w:tcMar>
+              <w:top w:type="dxa" w:w="40"/>
+              <w:left w:type="dxa" w:w="80"/>
+              <w:bottom w:type="dxa" w:w="40"/>
+              <w:right w:type="dxa" w:w="80"/>
+            </w:tcMar>
+          </w:tcPr>
+          <w:p>
+            <w:pPr>
+              <w:spacing w:after="0" w:line="260"/>
+            </w:pPr>
+            <w:r>
+              <w:rPr>
+                <w:b w:val="false"/>
+                <w:bCs w:val="false"/>
+                <w:color w:val="2a3346"/>
+                <w:sz w:val="18"/>
+                <w:szCs w:val="18"/>
+              </w:rPr>
+              <w:t xml:space="preserve">出入库、商品与库位维护、订单处理</w:t>
+            </w:r>
+          </w:p>
+        </w:tc>
+      </w:tr>
+      <w:tr>
+        <w:tc>
+          <w:tcPr>
+            <w:tcW w:type="dxa" w:w="2000"/>
+            <w:tcMar>
+              <w:top w:type="dxa" w:w="40"/>
+              <w:left w:type="dxa" w:w="80"/>
+              <w:bottom w:type="dxa" w:w="40"/>
+              <w:right w:type="dxa" w:w="80"/>
+            </w:tcMar>
+          </w:tcPr>
+          <w:p>
+            <w:pPr>
+              <w:spacing w:after="0" w:line="260"/>
+            </w:pPr>
+            <w:r>
+              <w:rPr>
+                <w:b w:val="false"/>
+                <w:bCs w:val="false"/>
+                <w:color w:val="2a3346"/>
+                <w:sz w:val="18"/>
+                <w:szCs w:val="18"/>
+              </w:rPr>
+              <w:t xml:space="preserve">测试 / 普通用户</w:t>
+            </w:r>
+          </w:p>
+        </w:tc>
+        <w:tc>
+          <w:tcPr>
+            <w:tcW w:type="dxa" w:w="3200"/>
+            <w:tcMar>
+              <w:top w:type="dxa" w:w="40"/>
+              <w:left w:type="dxa" w:w="80"/>
+              <w:bottom w:type="dxa" w:w="40"/>
+              <w:right w:type="dxa" w:w="80"/>
+            </w:tcMar>
+          </w:tcPr>
+          <w:p>
+            <w:pPr>
+              <w:spacing w:after="0" w:line="260"/>
+            </w:pPr>
+            <w:r>
+              <w:rPr>
+                <w:b w:val="false"/>
+                <w:bCs w:val="false"/>
+                <w:color w:val="2a3346"/>
+                <w:sz w:val="18"/>
+                <w:szCs w:val="18"/>
+              </w:rPr>
+              <w:t xml:space="preserve">受限查看</w:t>
+            </w:r>
+          </w:p>
+        </w:tc>
+        <w:tc>
+          <w:tcPr>
+            <w:tcW w:type="dxa" w:w="4000"/>
+            <w:tcMar>
+              <w:top w:type="dxa" w:w="40"/>
+              <w:left w:type="dxa" w:w="80"/>
+              <w:bottom w:type="dxa" w:w="40"/>
+              <w:right w:type="dxa" w:w="80"/>
+            </w:tcMar>
+          </w:tcPr>
+          <w:p>
+            <w:pPr>
+              <w:spacing w:after="0" w:line="260"/>
+            </w:pPr>
+            <w:r>
+              <w:rPr>
+                <w:b w:val="false"/>
+                <w:bCs w:val="false"/>
+                <w:color w:val="2a3346"/>
+                <w:sz w:val="18"/>
+                <w:szCs w:val="18"/>
+              </w:rPr>
+              <w:t xml:space="preserve">按被授予的菜单访问对应功能</w:t>
+            </w:r>
+          </w:p>
+        </w:tc>
+      </w:tr>
+    </w:tbl>
+    <w:p/>
+    <w:p>
+      <w:pPr>
+        <w:pStyle w:val="Heading2"/>
+        <w:spacing w:after="90" w:before="180"/>
       </w:pPr>
       <w:r>
         <w:rPr>
           <w:b/>
           <w:bCs/>
-          <w:color w:val="2A4A72"/>
-          <w:sz w:val="22"/>
-          <w:szCs w:val="22"/>
-        </w:rPr>
-        <w:t xml:space="preserve">（1）业务功能</w:t>
+          <w:color w:val="1F2A44"/>
+          <w:sz w:val="25"/>
+          <w:szCs w:val="25"/>
+        </w:rPr>
+        <w:t xml:space="preserve">1.3 功能性需求</w:t>
+      </w:r>
+    </w:p>
+    <w:p>
+      <w:pPr>
+        <w:spacing w:after="90" w:line="300"/>
+      </w:pPr>
+      <w:r>
+        <w:rPr>
+          <w:color w:val="222833"/>
+          <w:sz w:val="21"/>
+          <w:szCs w:val="21"/>
+        </w:rPr>
+        <w:t xml:space="preserve">通过对仓储业务的梳理，系统功能性需求归纳如下：</w:t>
+      </w:r>
+    </w:p>
+    <w:tbl>
+      <w:tblPr>
+        <w:tblW w:type="dxa" w:w="9200"/>
+        <w:tblBorders>
+          <w:top w:val="single" w:color="C9D3E5" w:sz="2"/>
+          <w:left w:val="single" w:color="C9D3E5" w:sz="2"/>
+          <w:bottom w:val="single" w:color="C9D3E5" w:sz="2"/>
+          <w:right w:val="single" w:color="C9D3E5" w:sz="2"/>
+          <w:insideH w:val="single" w:color="C9D3E5" w:sz="2"/>
+          <w:insideV w:val="single" w:color="C9D3E5" w:sz="2"/>
+        </w:tblBorders>
+      </w:tblPr>
+      <w:tblGrid>
+        <w:gridCol w:w="1000"/>
+        <w:gridCol w:w="2600"/>
+        <w:gridCol w:w="5600"/>
+      </w:tblGrid>
+      <w:tr>
+        <w:trPr>
+          <w:tblHeader/>
+        </w:trPr>
+        <w:tc>
+          <w:tcPr>
+            <w:tcW w:type="dxa" w:w="1000"/>
+            <w:shd w:fill="E8F0FB" w:val="clear"/>
+            <w:tcMar>
+              <w:top w:type="dxa" w:w="40"/>
+              <w:left w:type="dxa" w:w="80"/>
+              <w:bottom w:type="dxa" w:w="40"/>
+              <w:right w:type="dxa" w:w="80"/>
+            </w:tcMar>
+          </w:tcPr>
+          <w:p>
+            <w:pPr>
+              <w:spacing w:after="0" w:line="260"/>
+            </w:pPr>
+            <w:r>
+              <w:rPr>
+                <w:b/>
+                <w:bCs/>
+                <w:color w:val="17335c"/>
+                <w:sz w:val="18"/>
+                <w:szCs w:val="18"/>
+              </w:rPr>
+              <w:t xml:space="preserve">编号</w:t>
+            </w:r>
+          </w:p>
+        </w:tc>
+        <w:tc>
+          <w:tcPr>
+            <w:tcW w:type="dxa" w:w="2600"/>
+            <w:shd w:fill="E8F0FB" w:val="clear"/>
+            <w:tcMar>
+              <w:top w:type="dxa" w:w="40"/>
+              <w:left w:type="dxa" w:w="80"/>
+              <w:bottom w:type="dxa" w:w="40"/>
+              <w:right w:type="dxa" w:w="80"/>
+            </w:tcMar>
+          </w:tcPr>
+          <w:p>
+            <w:pPr>
+              <w:spacing w:after="0" w:line="260"/>
+            </w:pPr>
+            <w:r>
+              <w:rPr>
+                <w:b/>
+                <w:bCs/>
+                <w:color w:val="17335c"/>
+                <w:sz w:val="18"/>
+                <w:szCs w:val="18"/>
+              </w:rPr>
+              <w:t xml:space="preserve">功能模块</w:t>
+            </w:r>
+          </w:p>
+        </w:tc>
+        <w:tc>
+          <w:tcPr>
+            <w:tcW w:type="dxa" w:w="5600"/>
+            <w:shd w:fill="E8F0FB" w:val="clear"/>
+            <w:tcMar>
+              <w:top w:type="dxa" w:w="40"/>
+              <w:left w:type="dxa" w:w="80"/>
+              <w:bottom w:type="dxa" w:w="40"/>
+              <w:right w:type="dxa" w:w="80"/>
+            </w:tcMar>
+          </w:tcPr>
+          <w:p>
+            <w:pPr>
+              <w:spacing w:after="0" w:line="260"/>
+            </w:pPr>
+            <w:r>
+              <w:rPr>
+                <w:b/>
+                <w:bCs/>
+                <w:color w:val="17335c"/>
+                <w:sz w:val="18"/>
+                <w:szCs w:val="18"/>
+              </w:rPr>
+              <w:t xml:space="preserve">需求描述</w:t>
+            </w:r>
+          </w:p>
+        </w:tc>
+      </w:tr>
+      <w:tr>
+        <w:tc>
+          <w:tcPr>
+            <w:tcW w:type="dxa" w:w="1000"/>
+            <w:tcMar>
+              <w:top w:type="dxa" w:w="40"/>
+              <w:left w:type="dxa" w:w="80"/>
+              <w:bottom w:type="dxa" w:w="40"/>
+              <w:right w:type="dxa" w:w="80"/>
+            </w:tcMar>
+          </w:tcPr>
+          <w:p>
+            <w:pPr>
+              <w:spacing w:after="0" w:line="260"/>
+            </w:pPr>
+            <w:r>
+              <w:rPr>
+                <w:b w:val="false"/>
+                <w:bCs w:val="false"/>
+                <w:color w:val="2a3346"/>
+                <w:sz w:val="18"/>
+                <w:szCs w:val="18"/>
+              </w:rPr>
+              <w:t xml:space="preserve">F1</w:t>
+            </w:r>
+          </w:p>
+        </w:tc>
+        <w:tc>
+          <w:tcPr>
+            <w:tcW w:type="dxa" w:w="2600"/>
+            <w:tcMar>
+              <w:top w:type="dxa" w:w="40"/>
+              <w:left w:type="dxa" w:w="80"/>
+              <w:bottom w:type="dxa" w:w="40"/>
+              <w:right w:type="dxa" w:w="80"/>
+            </w:tcMar>
+          </w:tcPr>
+          <w:p>
+            <w:pPr>
+              <w:spacing w:after="0" w:line="260"/>
+            </w:pPr>
+            <w:r>
+              <w:rPr>
+                <w:b w:val="false"/>
+                <w:bCs w:val="false"/>
+                <w:color w:val="2a3346"/>
+                <w:sz w:val="18"/>
+                <w:szCs w:val="18"/>
+              </w:rPr>
+              <w:t xml:space="preserve">登录注册与认证</w:t>
+            </w:r>
+          </w:p>
+        </w:tc>
+        <w:tc>
+          <w:tcPr>
+            <w:tcW w:type="dxa" w:w="5600"/>
+            <w:tcMar>
+              <w:top w:type="dxa" w:w="40"/>
+              <w:left w:type="dxa" w:w="80"/>
+              <w:bottom w:type="dxa" w:w="40"/>
+              <w:right w:type="dxa" w:w="80"/>
+            </w:tcMar>
+          </w:tcPr>
+          <w:p>
+            <w:pPr>
+              <w:spacing w:after="0" w:line="260"/>
+            </w:pPr>
+            <w:r>
+              <w:rPr>
+                <w:b w:val="false"/>
+                <w:bCs w:val="false"/>
+                <w:color w:val="2a3346"/>
+                <w:sz w:val="18"/>
+                <w:szCs w:val="18"/>
+              </w:rPr>
+              <w:t xml:space="preserve">账号密码登录、账号注册（加盐入库）、令牌鉴权、退出、改密</w:t>
+            </w:r>
+          </w:p>
+        </w:tc>
+      </w:tr>
+      <w:tr>
+        <w:tc>
+          <w:tcPr>
+            <w:tcW w:type="dxa" w:w="1000"/>
+            <w:tcMar>
+              <w:top w:type="dxa" w:w="40"/>
+              <w:left w:type="dxa" w:w="80"/>
+              <w:bottom w:type="dxa" w:w="40"/>
+              <w:right w:type="dxa" w:w="80"/>
+            </w:tcMar>
+          </w:tcPr>
+          <w:p>
+            <w:pPr>
+              <w:spacing w:after="0" w:line="260"/>
+            </w:pPr>
+            <w:r>
+              <w:rPr>
+                <w:b w:val="false"/>
+                <w:bCs w:val="false"/>
+                <w:color w:val="2a3346"/>
+                <w:sz w:val="18"/>
+                <w:szCs w:val="18"/>
+              </w:rPr>
+              <w:t xml:space="preserve">F2</w:t>
+            </w:r>
+          </w:p>
+        </w:tc>
+        <w:tc>
+          <w:tcPr>
+            <w:tcW w:type="dxa" w:w="2600"/>
+            <w:tcMar>
+              <w:top w:type="dxa" w:w="40"/>
+              <w:left w:type="dxa" w:w="80"/>
+              <w:bottom w:type="dxa" w:w="40"/>
+              <w:right w:type="dxa" w:w="80"/>
+            </w:tcMar>
+          </w:tcPr>
+          <w:p>
+            <w:pPr>
+              <w:spacing w:after="0" w:line="260"/>
+            </w:pPr>
+            <w:r>
+              <w:rPr>
+                <w:b w:val="false"/>
+                <w:bCs w:val="false"/>
+                <w:color w:val="2a3346"/>
+                <w:sz w:val="18"/>
+                <w:szCs w:val="18"/>
+              </w:rPr>
+              <w:t xml:space="preserve">权限控制</w:t>
+            </w:r>
+          </w:p>
+        </w:tc>
+        <w:tc>
+          <w:tcPr>
+            <w:tcW w:type="dxa" w:w="5600"/>
+            <w:tcMar>
+              <w:top w:type="dxa" w:w="40"/>
+              <w:left w:type="dxa" w:w="80"/>
+              <w:bottom w:type="dxa" w:w="40"/>
+              <w:right w:type="dxa" w:w="80"/>
+            </w:tcMar>
+          </w:tcPr>
+          <w:p>
+            <w:pPr>
+              <w:spacing w:after="0" w:line="260"/>
+            </w:pPr>
+            <w:r>
+              <w:rPr>
+                <w:b w:val="false"/>
+                <w:bCs w:val="false"/>
+                <w:color w:val="2a3346"/>
+                <w:sz w:val="18"/>
+                <w:szCs w:val="18"/>
+              </w:rPr>
+              <w:t xml:space="preserve">用户—角色—菜单资源三层授权，按角色显示不同功能</w:t>
+            </w:r>
+          </w:p>
+        </w:tc>
+      </w:tr>
+      <w:tr>
+        <w:tc>
+          <w:tcPr>
+            <w:tcW w:type="dxa" w:w="1000"/>
+            <w:tcMar>
+              <w:top w:type="dxa" w:w="40"/>
+              <w:left w:type="dxa" w:w="80"/>
+              <w:bottom w:type="dxa" w:w="40"/>
+              <w:right w:type="dxa" w:w="80"/>
+            </w:tcMar>
+          </w:tcPr>
+          <w:p>
+            <w:pPr>
+              <w:spacing w:after="0" w:line="260"/>
+            </w:pPr>
+            <w:r>
+              <w:rPr>
+                <w:b w:val="false"/>
+                <w:bCs w:val="false"/>
+                <w:color w:val="2a3346"/>
+                <w:sz w:val="18"/>
+                <w:szCs w:val="18"/>
+              </w:rPr>
+              <w:t xml:space="preserve">F3</w:t>
+            </w:r>
+          </w:p>
+        </w:tc>
+        <w:tc>
+          <w:tcPr>
+            <w:tcW w:type="dxa" w:w="2600"/>
+            <w:tcMar>
+              <w:top w:type="dxa" w:w="40"/>
+              <w:left w:type="dxa" w:w="80"/>
+              <w:bottom w:type="dxa" w:w="40"/>
+              <w:right w:type="dxa" w:w="80"/>
+            </w:tcMar>
+          </w:tcPr>
+          <w:p>
+            <w:pPr>
+              <w:spacing w:after="0" w:line="260"/>
+            </w:pPr>
+            <w:r>
+              <w:rPr>
+                <w:b w:val="false"/>
+                <w:bCs w:val="false"/>
+                <w:color w:val="2a3346"/>
+                <w:sz w:val="18"/>
+                <w:szCs w:val="18"/>
+              </w:rPr>
+              <w:t xml:space="preserve">运营总览</w:t>
+            </w:r>
+          </w:p>
+        </w:tc>
+        <w:tc>
+          <w:tcPr>
+            <w:tcW w:type="dxa" w:w="5600"/>
+            <w:tcMar>
+              <w:top w:type="dxa" w:w="40"/>
+              <w:left w:type="dxa" w:w="80"/>
+              <w:bottom w:type="dxa" w:w="40"/>
+              <w:right w:type="dxa" w:w="80"/>
+            </w:tcMar>
+          </w:tcPr>
+          <w:p>
+            <w:pPr>
+              <w:spacing w:after="0" w:line="260"/>
+            </w:pPr>
+            <w:r>
+              <w:rPr>
+                <w:b w:val="false"/>
+                <w:bCs w:val="false"/>
+                <w:color w:val="2a3346"/>
+                <w:sz w:val="18"/>
+                <w:szCs w:val="18"/>
+              </w:rPr>
+              <w:t xml:space="preserve">库存 KPI、出入库趋势、分类占比、近期流水可视化</w:t>
+            </w:r>
+          </w:p>
+        </w:tc>
+      </w:tr>
+      <w:tr>
+        <w:tc>
+          <w:tcPr>
+            <w:tcW w:type="dxa" w:w="1000"/>
+            <w:tcMar>
+              <w:top w:type="dxa" w:w="40"/>
+              <w:left w:type="dxa" w:w="80"/>
+              <w:bottom w:type="dxa" w:w="40"/>
+              <w:right w:type="dxa" w:w="80"/>
+            </w:tcMar>
+          </w:tcPr>
+          <w:p>
+            <w:pPr>
+              <w:spacing w:after="0" w:line="260"/>
+            </w:pPr>
+            <w:r>
+              <w:rPr>
+                <w:b w:val="false"/>
+                <w:bCs w:val="false"/>
+                <w:color w:val="2a3346"/>
+                <w:sz w:val="18"/>
+                <w:szCs w:val="18"/>
+              </w:rPr>
+              <w:t xml:space="preserve">F4</w:t>
+            </w:r>
+          </w:p>
+        </w:tc>
+        <w:tc>
+          <w:tcPr>
+            <w:tcW w:type="dxa" w:w="2600"/>
+            <w:tcMar>
+              <w:top w:type="dxa" w:w="40"/>
+              <w:left w:type="dxa" w:w="80"/>
+              <w:bottom w:type="dxa" w:w="40"/>
+              <w:right w:type="dxa" w:w="80"/>
+            </w:tcMar>
+          </w:tcPr>
+          <w:p>
+            <w:pPr>
+              <w:spacing w:after="0" w:line="260"/>
+            </w:pPr>
+            <w:r>
+              <w:rPr>
+                <w:b w:val="false"/>
+                <w:bCs w:val="false"/>
+                <w:color w:val="2a3346"/>
+                <w:sz w:val="18"/>
+                <w:szCs w:val="18"/>
+              </w:rPr>
+              <w:t xml:space="preserve">出入库管理</w:t>
+            </w:r>
+          </w:p>
+        </w:tc>
+        <w:tc>
+          <w:tcPr>
+            <w:tcW w:type="dxa" w:w="5600"/>
+            <w:tcMar>
+              <w:top w:type="dxa" w:w="40"/>
+              <w:left w:type="dxa" w:w="80"/>
+              <w:bottom w:type="dxa" w:w="40"/>
+              <w:right w:type="dxa" w:w="80"/>
+            </w:tcMar>
+          </w:tcPr>
+          <w:p>
+            <w:pPr>
+              <w:spacing w:after="0" w:line="260"/>
+            </w:pPr>
+            <w:r>
+              <w:rPr>
+                <w:b w:val="false"/>
+                <w:bCs w:val="false"/>
+                <w:color w:val="2a3346"/>
+                <w:sz w:val="18"/>
+                <w:szCs w:val="18"/>
+              </w:rPr>
+              <w:t xml:space="preserve">入库落位与批次、订单关联、凭证上传；出库先到期先出</w:t>
+            </w:r>
+          </w:p>
+        </w:tc>
+      </w:tr>
+      <w:tr>
+        <w:tc>
+          <w:tcPr>
+            <w:tcW w:type="dxa" w:w="1000"/>
+            <w:tcMar>
+              <w:top w:type="dxa" w:w="40"/>
+              <w:left w:type="dxa" w:w="80"/>
+              <w:bottom w:type="dxa" w:w="40"/>
+              <w:right w:type="dxa" w:w="80"/>
+            </w:tcMar>
+          </w:tcPr>
+          <w:p>
+            <w:pPr>
+              <w:spacing w:after="0" w:line="260"/>
+            </w:pPr>
+            <w:r>
+              <w:rPr>
+                <w:b w:val="false"/>
+                <w:bCs w:val="false"/>
+                <w:color w:val="2a3346"/>
+                <w:sz w:val="18"/>
+                <w:szCs w:val="18"/>
+              </w:rPr>
+              <w:t xml:space="preserve">F5</w:t>
+            </w:r>
+          </w:p>
+        </w:tc>
+        <w:tc>
+          <w:tcPr>
+            <w:tcW w:type="dxa" w:w="2600"/>
+            <w:tcMar>
+              <w:top w:type="dxa" w:w="40"/>
+              <w:left w:type="dxa" w:w="80"/>
+              <w:bottom w:type="dxa" w:w="40"/>
+              <w:right w:type="dxa" w:w="80"/>
+            </w:tcMar>
+          </w:tcPr>
+          <w:p>
+            <w:pPr>
+              <w:spacing w:after="0" w:line="260"/>
+            </w:pPr>
+            <w:r>
+              <w:rPr>
+                <w:b w:val="false"/>
+                <w:bCs w:val="false"/>
+                <w:color w:val="2a3346"/>
+                <w:sz w:val="18"/>
+                <w:szCs w:val="18"/>
+              </w:rPr>
+              <w:t xml:space="preserve">商品与分类</w:t>
+            </w:r>
+          </w:p>
+        </w:tc>
+        <w:tc>
+          <w:tcPr>
+            <w:tcW w:type="dxa" w:w="5600"/>
+            <w:tcMar>
+              <w:top w:type="dxa" w:w="40"/>
+              <w:left w:type="dxa" w:w="80"/>
+              <w:bottom w:type="dxa" w:w="40"/>
+              <w:right w:type="dxa" w:w="80"/>
+            </w:tcMar>
+          </w:tcPr>
+          <w:p>
+            <w:pPr>
+              <w:spacing w:after="0" w:line="260"/>
+            </w:pPr>
+            <w:r>
+              <w:rPr>
+                <w:b w:val="false"/>
+                <w:bCs w:val="false"/>
+                <w:color w:val="2a3346"/>
+                <w:sz w:val="18"/>
+                <w:szCs w:val="18"/>
+              </w:rPr>
+              <w:t xml:space="preserve">商品建档、图片、库存、保质期与清理预警</w:t>
+            </w:r>
+          </w:p>
+        </w:tc>
+      </w:tr>
+      <w:tr>
+        <w:tc>
+          <w:tcPr>
+            <w:tcW w:type="dxa" w:w="1000"/>
+            <w:tcMar>
+              <w:top w:type="dxa" w:w="40"/>
+              <w:left w:type="dxa" w:w="80"/>
+              <w:bottom w:type="dxa" w:w="40"/>
+              <w:right w:type="dxa" w:w="80"/>
+            </w:tcMar>
+          </w:tcPr>
+          <w:p>
+            <w:pPr>
+              <w:spacing w:after="0" w:line="260"/>
+            </w:pPr>
+            <w:r>
+              <w:rPr>
+                <w:b w:val="false"/>
+                <w:bCs w:val="false"/>
+                <w:color w:val="2a3346"/>
+                <w:sz w:val="18"/>
+                <w:szCs w:val="18"/>
+              </w:rPr>
+              <w:t xml:space="preserve">F6</w:t>
+            </w:r>
+          </w:p>
+        </w:tc>
+        <w:tc>
+          <w:tcPr>
+            <w:tcW w:type="dxa" w:w="2600"/>
+            <w:tcMar>
+              <w:top w:type="dxa" w:w="40"/>
+              <w:left w:type="dxa" w:w="80"/>
+              <w:bottom w:type="dxa" w:w="40"/>
+              <w:right w:type="dxa" w:w="80"/>
+            </w:tcMar>
+          </w:tcPr>
+          <w:p>
+            <w:pPr>
+              <w:spacing w:after="0" w:line="260"/>
+            </w:pPr>
+            <w:r>
+              <w:rPr>
+                <w:b w:val="false"/>
+                <w:bCs w:val="false"/>
+                <w:color w:val="2a3346"/>
+                <w:sz w:val="18"/>
+                <w:szCs w:val="18"/>
+              </w:rPr>
+              <w:t xml:space="preserve">仓库与货位</w:t>
+            </w:r>
+          </w:p>
+        </w:tc>
+        <w:tc>
+          <w:tcPr>
+            <w:tcW w:type="dxa" w:w="5600"/>
+            <w:tcMar>
+              <w:top w:type="dxa" w:w="40"/>
+              <w:left w:type="dxa" w:w="80"/>
+              <w:bottom w:type="dxa" w:w="40"/>
+              <w:right w:type="dxa" w:w="80"/>
+            </w:tcMar>
+          </w:tcPr>
+          <w:p>
+            <w:pPr>
+              <w:spacing w:after="0" w:line="260"/>
+            </w:pPr>
+            <w:r>
+              <w:rPr>
+                <w:b w:val="false"/>
+                <w:bCs w:val="false"/>
+                <w:color w:val="2a3346"/>
+                <w:sz w:val="18"/>
+                <w:szCs w:val="18"/>
+              </w:rPr>
+              <w:t xml:space="preserve">仓库维护、货位分区看板、容量与占用管理</w:t>
+            </w:r>
+          </w:p>
+        </w:tc>
+      </w:tr>
+      <w:tr>
+        <w:tc>
+          <w:tcPr>
+            <w:tcW w:type="dxa" w:w="1000"/>
+            <w:tcMar>
+              <w:top w:type="dxa" w:w="40"/>
+              <w:left w:type="dxa" w:w="80"/>
+              <w:bottom w:type="dxa" w:w="40"/>
+              <w:right w:type="dxa" w:w="80"/>
+            </w:tcMar>
+          </w:tcPr>
+          <w:p>
+            <w:pPr>
+              <w:spacing w:after="0" w:line="260"/>
+            </w:pPr>
+            <w:r>
+              <w:rPr>
+                <w:b w:val="false"/>
+                <w:bCs w:val="false"/>
+                <w:color w:val="2a3346"/>
+                <w:sz w:val="18"/>
+                <w:szCs w:val="18"/>
+              </w:rPr>
+              <w:t xml:space="preserve">F7</w:t>
+            </w:r>
+          </w:p>
+        </w:tc>
+        <w:tc>
+          <w:tcPr>
+            <w:tcW w:type="dxa" w:w="2600"/>
+            <w:tcMar>
+              <w:top w:type="dxa" w:w="40"/>
+              <w:left w:type="dxa" w:w="80"/>
+              <w:bottom w:type="dxa" w:w="40"/>
+              <w:right w:type="dxa" w:w="80"/>
+            </w:tcMar>
+          </w:tcPr>
+          <w:p>
+            <w:pPr>
+              <w:spacing w:after="0" w:line="260"/>
+            </w:pPr>
+            <w:r>
+              <w:rPr>
+                <w:b w:val="false"/>
+                <w:bCs w:val="false"/>
+                <w:color w:val="2a3346"/>
+                <w:sz w:val="18"/>
+                <w:szCs w:val="18"/>
+              </w:rPr>
+              <w:t xml:space="preserve">采购 / 销售订单</w:t>
+            </w:r>
+          </w:p>
+        </w:tc>
+        <w:tc>
+          <w:tcPr>
+            <w:tcW w:type="dxa" w:w="5600"/>
+            <w:tcMar>
+              <w:top w:type="dxa" w:w="40"/>
+              <w:left w:type="dxa" w:w="80"/>
+              <w:bottom w:type="dxa" w:w="40"/>
+              <w:right w:type="dxa" w:w="80"/>
+            </w:tcMar>
+          </w:tcPr>
+          <w:p>
+            <w:pPr>
+              <w:spacing w:after="0" w:line="260"/>
+            </w:pPr>
+            <w:r>
+              <w:rPr>
+                <w:b w:val="false"/>
+                <w:bCs w:val="false"/>
+                <w:color w:val="2a3346"/>
+                <w:sz w:val="18"/>
+                <w:szCs w:val="18"/>
+              </w:rPr>
+              <w:t xml:space="preserve">多明细订单，关联供应商 / 客户</w:t>
+            </w:r>
+          </w:p>
+        </w:tc>
+      </w:tr>
+      <w:tr>
+        <w:tc>
+          <w:tcPr>
+            <w:tcW w:type="dxa" w:w="1000"/>
+            <w:tcMar>
+              <w:top w:type="dxa" w:w="40"/>
+              <w:left w:type="dxa" w:w="80"/>
+              <w:bottom w:type="dxa" w:w="40"/>
+              <w:right w:type="dxa" w:w="80"/>
+            </w:tcMar>
+          </w:tcPr>
+          <w:p>
+            <w:pPr>
+              <w:spacing w:after="0" w:line="260"/>
+            </w:pPr>
+            <w:r>
+              <w:rPr>
+                <w:b w:val="false"/>
+                <w:bCs w:val="false"/>
+                <w:color w:val="2a3346"/>
+                <w:sz w:val="18"/>
+                <w:szCs w:val="18"/>
+              </w:rPr>
+              <w:t xml:space="preserve">F8</w:t>
+            </w:r>
+          </w:p>
+        </w:tc>
+        <w:tc>
+          <w:tcPr>
+            <w:tcW w:type="dxa" w:w="2600"/>
+            <w:tcMar>
+              <w:top w:type="dxa" w:w="40"/>
+              <w:left w:type="dxa" w:w="80"/>
+              <w:bottom w:type="dxa" w:w="40"/>
+              <w:right w:type="dxa" w:w="80"/>
+            </w:tcMar>
+          </w:tcPr>
+          <w:p>
+            <w:pPr>
+              <w:spacing w:after="0" w:line="260"/>
+            </w:pPr>
+            <w:r>
+              <w:rPr>
+                <w:b w:val="false"/>
+                <w:bCs w:val="false"/>
+                <w:color w:val="2a3346"/>
+                <w:sz w:val="18"/>
+                <w:szCs w:val="18"/>
+              </w:rPr>
+              <w:t xml:space="preserve">供应商 / 客户</w:t>
+            </w:r>
+          </w:p>
+        </w:tc>
+        <w:tc>
+          <w:tcPr>
+            <w:tcW w:type="dxa" w:w="5600"/>
+            <w:tcMar>
+              <w:top w:type="dxa" w:w="40"/>
+              <w:left w:type="dxa" w:w="80"/>
+              <w:bottom w:type="dxa" w:w="40"/>
+              <w:right w:type="dxa" w:w="80"/>
+            </w:tcMar>
+          </w:tcPr>
+          <w:p>
+            <w:pPr>
+              <w:spacing w:after="0" w:line="260"/>
+            </w:pPr>
+            <w:r>
+              <w:rPr>
+                <w:b w:val="false"/>
+                <w:bCs w:val="false"/>
+                <w:color w:val="2a3346"/>
+                <w:sz w:val="18"/>
+                <w:szCs w:val="18"/>
+              </w:rPr>
+              <w:t xml:space="preserve">基础档案维护</w:t>
+            </w:r>
+          </w:p>
+        </w:tc>
+      </w:tr>
+      <w:tr>
+        <w:tc>
+          <w:tcPr>
+            <w:tcW w:type="dxa" w:w="1000"/>
+            <w:tcMar>
+              <w:top w:type="dxa" w:w="40"/>
+              <w:left w:type="dxa" w:w="80"/>
+              <w:bottom w:type="dxa" w:w="40"/>
+              <w:right w:type="dxa" w:w="80"/>
+            </w:tcMar>
+          </w:tcPr>
+          <w:p>
+            <w:pPr>
+              <w:spacing w:after="0" w:line="260"/>
+            </w:pPr>
+            <w:r>
+              <w:rPr>
+                <w:b w:val="false"/>
+                <w:bCs w:val="false"/>
+                <w:color w:val="2a3346"/>
+                <w:sz w:val="18"/>
+                <w:szCs w:val="18"/>
+              </w:rPr>
+              <w:t xml:space="preserve">F9</w:t>
+            </w:r>
+          </w:p>
+        </w:tc>
+        <w:tc>
+          <w:tcPr>
+            <w:tcW w:type="dxa" w:w="2600"/>
+            <w:tcMar>
+              <w:top w:type="dxa" w:w="40"/>
+              <w:left w:type="dxa" w:w="80"/>
+              <w:bottom w:type="dxa" w:w="40"/>
+              <w:right w:type="dxa" w:w="80"/>
+            </w:tcMar>
+          </w:tcPr>
+          <w:p>
+            <w:pPr>
+              <w:spacing w:after="0" w:line="260"/>
+            </w:pPr>
+            <w:r>
+              <w:rPr>
+                <w:b w:val="false"/>
+                <w:bCs w:val="false"/>
+                <w:color w:val="2a3346"/>
+                <w:sz w:val="18"/>
+                <w:szCs w:val="18"/>
+              </w:rPr>
+              <w:t xml:space="preserve">库存盘点 / 记录</w:t>
+            </w:r>
+          </w:p>
+        </w:tc>
+        <w:tc>
+          <w:tcPr>
+            <w:tcW w:type="dxa" w:w="5600"/>
+            <w:tcMar>
+              <w:top w:type="dxa" w:w="40"/>
+              <w:left w:type="dxa" w:w="80"/>
+              <w:bottom w:type="dxa" w:w="40"/>
+              <w:right w:type="dxa" w:w="80"/>
+            </w:tcMar>
+          </w:tcPr>
+          <w:p>
+            <w:pPr>
+              <w:spacing w:after="0" w:line="260"/>
+            </w:pPr>
+            <w:r>
+              <w:rPr>
+                <w:b w:val="false"/>
+                <w:bCs w:val="false"/>
+                <w:color w:val="2a3346"/>
+                <w:sz w:val="18"/>
+                <w:szCs w:val="18"/>
+              </w:rPr>
+              <w:t xml:space="preserve">盘点作业、出入库流水查询</w:t>
+            </w:r>
+          </w:p>
+        </w:tc>
+      </w:tr>
+      <w:tr>
+        <w:tc>
+          <w:tcPr>
+            <w:tcW w:type="dxa" w:w="1000"/>
+            <w:tcMar>
+              <w:top w:type="dxa" w:w="40"/>
+              <w:left w:type="dxa" w:w="80"/>
+              <w:bottom w:type="dxa" w:w="40"/>
+              <w:right w:type="dxa" w:w="80"/>
+            </w:tcMar>
+          </w:tcPr>
+          <w:p>
+            <w:pPr>
+              <w:spacing w:after="0" w:line="260"/>
+            </w:pPr>
+            <w:r>
+              <w:rPr>
+                <w:b w:val="false"/>
+                <w:bCs w:val="false"/>
+                <w:color w:val="2a3346"/>
+                <w:sz w:val="18"/>
+                <w:szCs w:val="18"/>
+              </w:rPr>
+              <w:t xml:space="preserve">F10</w:t>
+            </w:r>
+          </w:p>
+        </w:tc>
+        <w:tc>
+          <w:tcPr>
+            <w:tcW w:type="dxa" w:w="2600"/>
+            <w:tcMar>
+              <w:top w:type="dxa" w:w="40"/>
+              <w:left w:type="dxa" w:w="80"/>
+              <w:bottom w:type="dxa" w:w="40"/>
+              <w:right w:type="dxa" w:w="80"/>
+            </w:tcMar>
+          </w:tcPr>
+          <w:p>
+            <w:pPr>
+              <w:spacing w:after="0" w:line="260"/>
+            </w:pPr>
+            <w:r>
+              <w:rPr>
+                <w:b w:val="false"/>
+                <w:bCs w:val="false"/>
+                <w:color w:val="2a3346"/>
+                <w:sz w:val="18"/>
+                <w:szCs w:val="18"/>
+              </w:rPr>
+              <w:t xml:space="preserve">操作日志</w:t>
+            </w:r>
+          </w:p>
+        </w:tc>
+        <w:tc>
+          <w:tcPr>
+            <w:tcW w:type="dxa" w:w="5600"/>
+            <w:tcMar>
+              <w:top w:type="dxa" w:w="40"/>
+              <w:left w:type="dxa" w:w="80"/>
+              <w:bottom w:type="dxa" w:w="40"/>
+              <w:right w:type="dxa" w:w="80"/>
+            </w:tcMar>
+          </w:tcPr>
+          <w:p>
+            <w:pPr>
+              <w:spacing w:after="0" w:line="260"/>
+            </w:pPr>
+            <w:r>
+              <w:rPr>
+                <w:b w:val="false"/>
+                <w:bCs w:val="false"/>
+                <w:color w:val="2a3346"/>
+                <w:sz w:val="18"/>
+                <w:szCs w:val="18"/>
+              </w:rPr>
+              <w:t xml:space="preserve">写操作真实落库、可审计</w:t>
+            </w:r>
+          </w:p>
+        </w:tc>
+      </w:tr>
+    </w:tbl>
+    <w:p/>
+    <w:p>
+      <w:pPr>
+        <w:pStyle w:val="Heading2"/>
+        <w:spacing w:after="90" w:before="180"/>
+      </w:pPr>
+      <w:r>
+        <w:rPr>
+          <w:b/>
+          <w:bCs/>
+          <w:color w:val="1F2A44"/>
+          <w:sz w:val="25"/>
+          <w:szCs w:val="25"/>
+        </w:rPr>
+        <w:t xml:space="preserve">1.4 非功能性需求</w:t>
       </w:r>
     </w:p>
     <w:p>
@@ -359,7 +1672,7 @@
           <w:sz w:val="21"/>
           <w:szCs w:val="21"/>
         </w:rPr>
-        <w:t xml:space="preserve">运营总览：库存 KPI、出入库趋势、分类占比、近期流水可视化；</w:t>
+        <w:t xml:space="preserve">安全性：密码加盐散列存储、绝不明文；接口统一鉴权；敏感字段（密码、盐）不返回前端；</w:t>
       </w:r>
     </w:p>
     <w:p>
@@ -377,7 +1690,7 @@
           <w:sz w:val="21"/>
           <w:szCs w:val="21"/>
         </w:rPr>
-        <w:t xml:space="preserve">出入库管理：入库落位、订单关联、凭证上传，出库按「先到期先出（FEFO）」扣减；</w:t>
+        <w:t xml:space="preserve">一致性：前端全站复用同一套设计规范，风格统一、易维护；</w:t>
       </w:r>
     </w:p>
     <w:p>
@@ -395,7 +1708,7 @@
           <w:sz w:val="21"/>
           <w:szCs w:val="21"/>
         </w:rPr>
-        <w:t xml:space="preserve">商品档案与分类：商品建档、图片、库存、保质期与清理预警设置；</w:t>
+        <w:t xml:space="preserve">可靠性：出入库等关键操作保证事务一致，库存与流水始终对应；</w:t>
       </w:r>
     </w:p>
     <w:p>
@@ -413,7 +1726,7 @@
           <w:sz w:val="21"/>
           <w:szCs w:val="21"/>
         </w:rPr>
-        <w:t xml:space="preserve">货位管理：按分区看板展示容量、已存商品与剩余容量；</w:t>
+        <w:t xml:space="preserve">易用性：就地视图 + 面包屑导航，操作有加载态、错误提示与轻提示；</w:t>
       </w:r>
     </w:p>
     <w:p>
@@ -431,7 +1744,7 @@
           <w:sz w:val="21"/>
           <w:szCs w:val="21"/>
         </w:rPr>
-        <w:t xml:space="preserve">采购 / 销售订单：多明细订单，关联供应商 / 客户；</w:t>
+        <w:t xml:space="preserve">可维护 / 可扩展：分层架构、系统管理接口复用通用 CRUD，便于扩展；</w:t>
       </w:r>
     </w:p>
     <w:p>
@@ -449,113 +1762,28 @@
           <w:sz w:val="21"/>
           <w:szCs w:val="21"/>
         </w:rPr>
-        <w:t xml:space="preserve">供应商 / 客户管理、库存盘点、库存流水记录、图表统计。</w:t>
-      </w:r>
-    </w:p>
-    <w:p>
-      <w:pPr>
-        <w:pStyle w:val="Heading3"/>
-        <w:spacing w:after="70" w:before="130"/>
+        <w:t xml:space="preserve">兼容性：前端原生实现、无需构建，PC 与移动端自适应。</w:t>
+      </w:r>
+    </w:p>
+    <w:p>
+      <w:r>
+        <w:br w:type="page"/>
+      </w:r>
+    </w:p>
+    <w:p>
+      <w:pPr>
+        <w:pStyle w:val="Heading1"/>
+        <w:spacing w:after="140" w:before="260"/>
       </w:pPr>
       <w:r>
         <w:rPr>
           <w:b/>
           <w:bCs/>
-          <w:color w:val="2A4A72"/>
-          <w:sz w:val="22"/>
-          <w:szCs w:val="22"/>
-        </w:rPr>
-        <w:t xml:space="preserve">（2）系统管理功能（本人负责）</w:t>
-      </w:r>
-    </w:p>
-    <w:p>
-      <w:pPr>
-        <w:pStyle w:val="ListParagraph"/>
-        <w:numPr>
-          <w:ilvl w:val="0"/>
-          <w:numId w:val="2"/>
-        </w:numPr>
-        <w:spacing w:after="60" w:line="290"/>
-      </w:pPr>
-      <w:r>
-        <w:rPr>
-          <w:color w:val="222833"/>
-          <w:sz w:val="21"/>
-          <w:szCs w:val="21"/>
-        </w:rPr>
-        <w:t xml:space="preserve">登录认证：账号密码登录、令牌鉴权、退出登录、修改密码；</w:t>
-      </w:r>
-    </w:p>
-    <w:p>
-      <w:pPr>
-        <w:pStyle w:val="ListParagraph"/>
-        <w:numPr>
-          <w:ilvl w:val="0"/>
-          <w:numId w:val="2"/>
-        </w:numPr>
-        <w:spacing w:after="60" w:line="290"/>
-      </w:pPr>
-      <w:r>
-        <w:rPr>
-          <w:color w:val="222833"/>
-          <w:sz w:val="21"/>
-          <w:szCs w:val="21"/>
-        </w:rPr>
-        <w:t xml:space="preserve">用户管理：系统用户的增删改查与账号锁定；</w:t>
-      </w:r>
-    </w:p>
-    <w:p>
-      <w:pPr>
-        <w:pStyle w:val="ListParagraph"/>
-        <w:numPr>
-          <w:ilvl w:val="0"/>
-          <w:numId w:val="2"/>
-        </w:numPr>
-        <w:spacing w:after="60" w:line="290"/>
-      </w:pPr>
-      <w:r>
-        <w:rPr>
-          <w:color w:val="222833"/>
-          <w:sz w:val="21"/>
-          <w:szCs w:val="21"/>
-        </w:rPr>
-        <w:t xml:space="preserve">角色管理：角色维护、用户—角色分配、角色—资源授权；</w:t>
-      </w:r>
-    </w:p>
-    <w:p>
-      <w:pPr>
-        <w:pStyle w:val="ListParagraph"/>
-        <w:numPr>
-          <w:ilvl w:val="0"/>
-          <w:numId w:val="2"/>
-        </w:numPr>
-        <w:spacing w:after="60" w:line="290"/>
-      </w:pPr>
-      <w:r>
-        <w:rPr>
-          <w:color w:val="222833"/>
-          <w:sz w:val="21"/>
-          <w:szCs w:val="21"/>
-        </w:rPr>
-        <w:t xml:space="preserve">菜单管理：树形菜单维护，驱动前端导航与权限粒度；</w:t>
-      </w:r>
-    </w:p>
-    <w:p>
-      <w:pPr>
-        <w:pStyle w:val="ListParagraph"/>
-        <w:numPr>
-          <w:ilvl w:val="0"/>
-          <w:numId w:val="2"/>
-        </w:numPr>
-        <w:spacing w:after="60" w:line="290"/>
-      </w:pPr>
-      <w:r>
-        <w:rPr>
-          <w:color w:val="222833"/>
-          <w:sz w:val="21"/>
-          <w:szCs w:val="21"/>
-        </w:rPr>
-        <w:t xml:space="preserve">操作日志：写操作真实落库、可审计。</w:t>
+          <w:color w:val="1B57B0"/>
+          <w:sz w:val="30"/>
+          <w:szCs w:val="30"/>
+        </w:rPr>
+        <w:t xml:space="preserve">二、系统功能设计</w:t>
       </w:r>
     </w:p>
     <w:p>
@@ -571,7 +1799,7 @@
           <w:sz w:val="25"/>
           <w:szCs w:val="25"/>
         </w:rPr>
-        <w:t xml:space="preserve">1.3 系统总体架构</w:t>
+        <w:t xml:space="preserve">2.1 系统架构设计</w:t>
       </w:r>
     </w:p>
     <w:p>
@@ -584,7 +1812,7 @@
           <w:sz w:val="21"/>
           <w:szCs w:val="21"/>
         </w:rPr>
-        <w:t xml:space="preserve">系统采用「表现层 — 应用层 — 数据层」三层、前后端一体的架构，前端由 Spring Boot 直接托管，通过 HTTP/JSON 与后端交互，后端经 Spring Data JPA 访问 MySQL 数据库。整体技术架构如下图所示：</w:t>
+        <w:t xml:space="preserve">系统采用「表现层 — 应用层 — 数据层」三层、前后端一体的架构。前端为原生 SPA，由 Spring Boot 直接托管，经 HTTP/JSON 与后端交互；后端以 Spring Boot + Spring Data JPA 组织为「实体 → 仓库 → 控制器」结构；数据层为 MySQL。总体技术架构如下图：</w:t>
       </w:r>
     </w:p>
     <w:p>
@@ -646,7 +1874,23 @@
           <w:sz w:val="18"/>
           <w:szCs w:val="18"/>
         </w:rPr>
-        <w:t xml:space="preserve">图 1-1　系统技术架构图</w:t>
+        <w:t xml:space="preserve">图 2-1　系统技术架构图</w:t>
+      </w:r>
+    </w:p>
+    <w:p>
+      <w:pPr>
+        <w:pStyle w:val="Heading2"/>
+        <w:spacing w:after="90" w:before="180"/>
+      </w:pPr>
+      <w:r>
+        <w:rPr>
+          <w:b/>
+          <w:bCs/>
+          <w:color w:val="1F2A44"/>
+          <w:sz w:val="25"/>
+          <w:szCs w:val="25"/>
+        </w:rPr>
+        <w:t xml:space="preserve">2.2 功能结构设计</w:t>
       </w:r>
     </w:p>
     <w:p>
@@ -659,7 +1903,7 @@
           <w:sz w:val="21"/>
           <w:szCs w:val="21"/>
         </w:rPr>
-        <w:t xml:space="preserve">系统的功能模块划分如下图所示：</w:t>
+        <w:t xml:space="preserve">系统功能自顶向下划分为「业务功能」与「系统管理功能」两大类，功能结构如下图所示：</w:t>
       </w:r>
     </w:p>
     <w:p>
@@ -721,7 +1965,122 @@
           <w:sz w:val="18"/>
           <w:szCs w:val="18"/>
         </w:rPr>
-        <w:t xml:space="preserve">图 1-2　系统功能结构图</w:t>
+        <w:t xml:space="preserve">图 2-2　系统功能结构图</w:t>
+      </w:r>
+    </w:p>
+    <w:p>
+      <w:pPr>
+        <w:pStyle w:val="Heading2"/>
+        <w:spacing w:after="90" w:before="180"/>
+      </w:pPr>
+      <w:r>
+        <w:rPr>
+          <w:b/>
+          <w:bCs/>
+          <w:color w:val="1F2A44"/>
+          <w:sz w:val="25"/>
+          <w:szCs w:val="25"/>
+        </w:rPr>
+        <w:t xml:space="preserve">2.3 核心业务流程设计</w:t>
+      </w:r>
+    </w:p>
+    <w:p>
+      <w:pPr>
+        <w:spacing w:after="90" w:line="300"/>
+      </w:pPr>
+      <w:r>
+        <w:rPr>
+          <w:color w:val="222833"/>
+          <w:sz w:val="21"/>
+          <w:szCs w:val="21"/>
+        </w:rPr>
+        <w:t xml:space="preserve">以出入库为核心业务流程：入库时校验落位库位（分区须与商品一致）→ 增加库存 → 按批次记录到期日 → 写入流水；出库时校验库存 → 按「先到期先出（FEFO）」扣减批次 → 写入流水。整个过程在数据库事务中完成，保证库存、库位与流水三者一致。</w:t>
+      </w:r>
+    </w:p>
+    <w:p>
+      <w:pPr>
+        <w:pStyle w:val="Heading2"/>
+        <w:spacing w:after="90" w:before="180"/>
+      </w:pPr>
+      <w:r>
+        <w:rPr>
+          <w:b/>
+          <w:bCs/>
+          <w:color w:val="1F2A44"/>
+          <w:sz w:val="25"/>
+          <w:szCs w:val="25"/>
+        </w:rPr>
+        <w:t xml:space="preserve">2.4 统一响应设计</w:t>
+      </w:r>
+    </w:p>
+    <w:p>
+      <w:pPr>
+        <w:spacing w:after="90" w:line="300"/>
+      </w:pPr>
+      <w:r>
+        <w:rPr>
+          <w:color w:val="222833"/>
+          <w:sz w:val="21"/>
+          <w:szCs w:val="21"/>
+        </w:rPr>
+        <w:t xml:space="preserve">后端所有接口统一返回 Result 结构（code / msg / data），前端据 code 判断成功与否，实现前后端约定一致、便于统一处理。</w:t>
+      </w:r>
+    </w:p>
+    <w:p>
+      <w:pPr>
+        <w:pBdr>
+          <w:left w:val="single" w:color="1B57B0" w:sz="18" w:space="6"/>
+        </w:pBdr>
+        <w:shd w:fill="F3F5F9" w:val="clear"/>
+        <w:spacing w:after="0" w:before="40" w:line="250"/>
+        <w:ind w:left="120"/>
+      </w:pPr>
+      <w:r>
+        <w:rPr>
+          <w:rFonts w:ascii="Consolas" w:cs="Consolas" w:eastAsia="Consolas" w:hAnsi="Consolas"/>
+          <w:color w:val="243044"/>
+          <w:sz w:val="17"/>
+          <w:szCs w:val="17"/>
+        </w:rPr>
+        <w:t xml:space="preserve">public static &lt;T&gt; Result&lt;T&gt; ok(T data){ return new Result&lt;&gt;(200,"success",data); }</w:t>
+      </w:r>
+    </w:p>
+    <w:p>
+      <w:pPr>
+        <w:pBdr>
+          <w:left w:val="single" w:color="1B57B0" w:sz="18" w:space="6"/>
+        </w:pBdr>
+        <w:shd w:fill="F3F5F9" w:val="clear"/>
+        <w:spacing w:after="0" w:before="0" w:line="250"/>
+        <w:ind w:left="120"/>
+      </w:pPr>
+      <w:r>
+        <w:rPr>
+          <w:rFonts w:ascii="Consolas" w:cs="Consolas" w:eastAsia="Consolas" w:hAnsi="Consolas"/>
+          <w:color w:val="243044"/>
+          <w:sz w:val="17"/>
+          <w:szCs w:val="17"/>
+        </w:rPr>
+        <w:t xml:space="preserve">public static &lt;T&gt; Result&lt;T&gt; fail(String msg){ return new Result&lt;&gt;(500,msg,null); }</w:t>
+      </w:r>
+    </w:p>
+    <w:p>
+      <w:pPr>
+        <w:pBdr>
+          <w:left w:val="single" w:color="1B57B0" w:sz="18" w:space="6"/>
+        </w:pBdr>
+        <w:shd w:fill="F3F5F9" w:val="clear"/>
+        <w:spacing w:after="0" w:before="0" w:line="250"/>
+        <w:ind w:left="120"/>
+      </w:pPr>
+      <w:r>
+        <w:rPr>
+          <w:rFonts w:ascii="Consolas" w:cs="Consolas" w:eastAsia="Consolas" w:hAnsi="Consolas"/>
+          <w:color w:val="243044"/>
+          <w:sz w:val="17"/>
+          <w:szCs w:val="17"/>
+        </w:rPr>
+        <w:t xml:space="preserve">public static &lt;T&gt; Result&lt;T&gt; fail(int code,String msg){ return new Result&lt;&gt;(code,msg,null); }</w:t>
       </w:r>
     </w:p>
     <w:p>
@@ -742,767 +2101,9 @@
           <w:sz w:val="30"/>
           <w:szCs w:val="30"/>
         </w:rPr>
-        <w:t xml:space="preserve">二、开发技术介绍</w:t>
-      </w:r>
-    </w:p>
-    <w:p>
-      <w:pPr>
-        <w:spacing w:after="90" w:line="300"/>
-      </w:pPr>
-      <w:r>
-        <w:rPr>
-          <w:color w:val="222833"/>
-          <w:sz w:val="21"/>
-          <w:szCs w:val="21"/>
-        </w:rPr>
-        <w:t xml:space="preserve">本项目为主流的 Java Web 技术栈，各层次所用技术及作用如下表：</w:t>
-      </w:r>
-    </w:p>
-    <w:tbl>
-      <w:tblPr>
-        <w:tblW w:type="dxa" w:w="9200"/>
-        <w:tblBorders>
-          <w:top w:val="single" w:color="C9D3E5" w:sz="2"/>
-          <w:left w:val="single" w:color="C9D3E5" w:sz="2"/>
-          <w:bottom w:val="single" w:color="C9D3E5" w:sz="2"/>
-          <w:right w:val="single" w:color="C9D3E5" w:sz="2"/>
-          <w:insideH w:val="single" w:color="C9D3E5" w:sz="2"/>
-          <w:insideV w:val="single" w:color="C9D3E5" w:sz="2"/>
-        </w:tblBorders>
-      </w:tblPr>
-      <w:tblGrid>
-        <w:gridCol w:w="1600"/>
-        <w:gridCol w:w="3200"/>
-        <w:gridCol w:w="4400"/>
-      </w:tblGrid>
-      <w:tr>
-        <w:trPr>
-          <w:tblHeader/>
-        </w:trPr>
-        <w:tc>
-          <w:tcPr>
-            <w:tcW w:type="dxa" w:w="1600"/>
-            <w:shd w:fill="E8F0FB" w:val="clear"/>
-            <w:tcMar>
-              <w:top w:type="dxa" w:w="40"/>
-              <w:left w:type="dxa" w:w="80"/>
-              <w:bottom w:type="dxa" w:w="40"/>
-              <w:right w:type="dxa" w:w="80"/>
-            </w:tcMar>
-          </w:tcPr>
-          <w:p>
-            <w:pPr>
-              <w:spacing w:after="0" w:line="260"/>
-            </w:pPr>
-            <w:r>
-              <w:rPr>
-                <w:b/>
-                <w:bCs/>
-                <w:color w:val="17335c"/>
-                <w:sz w:val="18"/>
-                <w:szCs w:val="18"/>
-              </w:rPr>
-              <w:t xml:space="preserve">层次</w:t>
-            </w:r>
-          </w:p>
-        </w:tc>
-        <w:tc>
-          <w:tcPr>
-            <w:tcW w:type="dxa" w:w="3200"/>
-            <w:shd w:fill="E8F0FB" w:val="clear"/>
-            <w:tcMar>
-              <w:top w:type="dxa" w:w="40"/>
-              <w:left w:type="dxa" w:w="80"/>
-              <w:bottom w:type="dxa" w:w="40"/>
-              <w:right w:type="dxa" w:w="80"/>
-            </w:tcMar>
-          </w:tcPr>
-          <w:p>
-            <w:pPr>
-              <w:spacing w:after="0" w:line="260"/>
-            </w:pPr>
-            <w:r>
-              <w:rPr>
-                <w:b/>
-                <w:bCs/>
-                <w:color w:val="17335c"/>
-                <w:sz w:val="18"/>
-                <w:szCs w:val="18"/>
-              </w:rPr>
-              <w:t xml:space="preserve">技术 / 框架</w:t>
-            </w:r>
-          </w:p>
-        </w:tc>
-        <w:tc>
-          <w:tcPr>
-            <w:tcW w:type="dxa" w:w="4400"/>
-            <w:shd w:fill="E8F0FB" w:val="clear"/>
-            <w:tcMar>
-              <w:top w:type="dxa" w:w="40"/>
-              <w:left w:type="dxa" w:w="80"/>
-              <w:bottom w:type="dxa" w:w="40"/>
-              <w:right w:type="dxa" w:w="80"/>
-            </w:tcMar>
-          </w:tcPr>
-          <w:p>
-            <w:pPr>
-              <w:spacing w:after="0" w:line="260"/>
-            </w:pPr>
-            <w:r>
-              <w:rPr>
-                <w:b/>
-                <w:bCs/>
-                <w:color w:val="17335c"/>
-                <w:sz w:val="18"/>
-                <w:szCs w:val="18"/>
-              </w:rPr>
-              <w:t xml:space="preserve">作用说明</w:t>
-            </w:r>
-          </w:p>
-        </w:tc>
-      </w:tr>
-      <w:tr>
-        <w:tc>
-          <w:tcPr>
-            <w:tcW w:type="dxa" w:w="1600"/>
-            <w:tcMar>
-              <w:top w:type="dxa" w:w="40"/>
-              <w:left w:type="dxa" w:w="80"/>
-              <w:bottom w:type="dxa" w:w="40"/>
-              <w:right w:type="dxa" w:w="80"/>
-            </w:tcMar>
-          </w:tcPr>
-          <w:p>
-            <w:pPr>
-              <w:spacing w:after="0" w:line="260"/>
-            </w:pPr>
-            <w:r>
-              <w:rPr>
-                <w:b w:val="false"/>
-                <w:bCs w:val="false"/>
-                <w:color w:val="2a3346"/>
-                <w:sz w:val="18"/>
-                <w:szCs w:val="18"/>
-              </w:rPr>
-              <w:t xml:space="preserve">后端框架</w:t>
-            </w:r>
-          </w:p>
-        </w:tc>
-        <w:tc>
-          <w:tcPr>
-            <w:tcW w:type="dxa" w:w="3200"/>
-            <w:tcMar>
-              <w:top w:type="dxa" w:w="40"/>
-              <w:left w:type="dxa" w:w="80"/>
-              <w:bottom w:type="dxa" w:w="40"/>
-              <w:right w:type="dxa" w:w="80"/>
-            </w:tcMar>
-          </w:tcPr>
-          <w:p>
-            <w:pPr>
-              <w:spacing w:after="0" w:line="260"/>
-            </w:pPr>
-            <w:r>
-              <w:rPr>
-                <w:b w:val="false"/>
-                <w:bCs w:val="false"/>
-                <w:color w:val="2a3346"/>
-                <w:sz w:val="18"/>
-                <w:szCs w:val="18"/>
-              </w:rPr>
-              <w:t xml:space="preserve">Spring Boot 3.3.5</w:t>
-            </w:r>
-          </w:p>
-        </w:tc>
-        <w:tc>
-          <w:tcPr>
-            <w:tcW w:type="dxa" w:w="4400"/>
-            <w:tcMar>
-              <w:top w:type="dxa" w:w="40"/>
-              <w:left w:type="dxa" w:w="80"/>
-              <w:bottom w:type="dxa" w:w="40"/>
-              <w:right w:type="dxa" w:w="80"/>
-            </w:tcMar>
-          </w:tcPr>
-          <w:p>
-            <w:pPr>
-              <w:spacing w:after="0" w:line="260"/>
-            </w:pPr>
-            <w:r>
-              <w:rPr>
-                <w:b w:val="false"/>
-                <w:bCs w:val="false"/>
-                <w:color w:val="2a3346"/>
-                <w:sz w:val="18"/>
-                <w:szCs w:val="18"/>
-              </w:rPr>
-              <w:t xml:space="preserve">约定优于配置，内嵌 Tomcat，快速构建 REST 服务</w:t>
-            </w:r>
-          </w:p>
-        </w:tc>
-      </w:tr>
-      <w:tr>
-        <w:tc>
-          <w:tcPr>
-            <w:tcW w:type="dxa" w:w="1600"/>
-            <w:tcMar>
-              <w:top w:type="dxa" w:w="40"/>
-              <w:left w:type="dxa" w:w="80"/>
-              <w:bottom w:type="dxa" w:w="40"/>
-              <w:right w:type="dxa" w:w="80"/>
-            </w:tcMar>
-          </w:tcPr>
-          <w:p>
-            <w:pPr>
-              <w:spacing w:after="0" w:line="260"/>
-            </w:pPr>
-            <w:r>
-              <w:rPr>
-                <w:b w:val="false"/>
-                <w:bCs w:val="false"/>
-                <w:color w:val="2a3346"/>
-                <w:sz w:val="18"/>
-                <w:szCs w:val="18"/>
-              </w:rPr>
-              <w:t xml:space="preserve">持久层</w:t>
-            </w:r>
-          </w:p>
-        </w:tc>
-        <w:tc>
-          <w:tcPr>
-            <w:tcW w:type="dxa" w:w="3200"/>
-            <w:tcMar>
-              <w:top w:type="dxa" w:w="40"/>
-              <w:left w:type="dxa" w:w="80"/>
-              <w:bottom w:type="dxa" w:w="40"/>
-              <w:right w:type="dxa" w:w="80"/>
-            </w:tcMar>
-          </w:tcPr>
-          <w:p>
-            <w:pPr>
-              <w:spacing w:after="0" w:line="260"/>
-            </w:pPr>
-            <w:r>
-              <w:rPr>
-                <w:b w:val="false"/>
-                <w:bCs w:val="false"/>
-                <w:color w:val="2a3346"/>
-                <w:sz w:val="18"/>
-                <w:szCs w:val="18"/>
-              </w:rPr>
-              <w:t xml:space="preserve">Spring Data JPA / Hibernate</w:t>
-            </w:r>
-          </w:p>
-        </w:tc>
-        <w:tc>
-          <w:tcPr>
-            <w:tcW w:type="dxa" w:w="4400"/>
-            <w:tcMar>
-              <w:top w:type="dxa" w:w="40"/>
-              <w:left w:type="dxa" w:w="80"/>
-              <w:bottom w:type="dxa" w:w="40"/>
-              <w:right w:type="dxa" w:w="80"/>
-            </w:tcMar>
-          </w:tcPr>
-          <w:p>
-            <w:pPr>
-              <w:spacing w:after="0" w:line="260"/>
-            </w:pPr>
-            <w:r>
-              <w:rPr>
-                <w:b w:val="false"/>
-                <w:bCs w:val="false"/>
-                <w:color w:val="2a3346"/>
-                <w:sz w:val="18"/>
-                <w:szCs w:val="18"/>
-              </w:rPr>
-              <w:t xml:space="preserve">实体—表映射，免写样板 SQL，自动实现 CRUD</w:t>
-            </w:r>
-          </w:p>
-        </w:tc>
-      </w:tr>
-      <w:tr>
-        <w:tc>
-          <w:tcPr>
-            <w:tcW w:type="dxa" w:w="1600"/>
-            <w:tcMar>
-              <w:top w:type="dxa" w:w="40"/>
-              <w:left w:type="dxa" w:w="80"/>
-              <w:bottom w:type="dxa" w:w="40"/>
-              <w:right w:type="dxa" w:w="80"/>
-            </w:tcMar>
-          </w:tcPr>
-          <w:p>
-            <w:pPr>
-              <w:spacing w:after="0" w:line="260"/>
-            </w:pPr>
-            <w:r>
-              <w:rPr>
-                <w:b w:val="false"/>
-                <w:bCs w:val="false"/>
-                <w:color w:val="2a3346"/>
-                <w:sz w:val="18"/>
-                <w:szCs w:val="18"/>
-              </w:rPr>
-              <w:t xml:space="preserve">数据库</w:t>
-            </w:r>
-          </w:p>
-        </w:tc>
-        <w:tc>
-          <w:tcPr>
-            <w:tcW w:type="dxa" w:w="3200"/>
-            <w:tcMar>
-              <w:top w:type="dxa" w:w="40"/>
-              <w:left w:type="dxa" w:w="80"/>
-              <w:bottom w:type="dxa" w:w="40"/>
-              <w:right w:type="dxa" w:w="80"/>
-            </w:tcMar>
-          </w:tcPr>
-          <w:p>
-            <w:pPr>
-              <w:spacing w:after="0" w:line="260"/>
-            </w:pPr>
-            <w:r>
-              <w:rPr>
-                <w:b w:val="false"/>
-                <w:bCs w:val="false"/>
-                <w:color w:val="2a3346"/>
-                <w:sz w:val="18"/>
-                <w:szCs w:val="18"/>
-              </w:rPr>
-              <w:t xml:space="preserve">MySQL 8.0（ahut_base）</w:t>
-            </w:r>
-          </w:p>
-        </w:tc>
-        <w:tc>
-          <w:tcPr>
-            <w:tcW w:type="dxa" w:w="4400"/>
-            <w:tcMar>
-              <w:top w:type="dxa" w:w="40"/>
-              <w:left w:type="dxa" w:w="80"/>
-              <w:bottom w:type="dxa" w:w="40"/>
-              <w:right w:type="dxa" w:w="80"/>
-            </w:tcMar>
-          </w:tcPr>
-          <w:p>
-            <w:pPr>
-              <w:spacing w:after="0" w:line="260"/>
-            </w:pPr>
-            <w:r>
-              <w:rPr>
-                <w:b w:val="false"/>
-                <w:bCs w:val="false"/>
-                <w:color w:val="2a3346"/>
-                <w:sz w:val="18"/>
-                <w:szCs w:val="18"/>
-              </w:rPr>
-              <w:t xml:space="preserve">存储业务与权限数据，支持事务与中文</w:t>
-            </w:r>
-          </w:p>
-        </w:tc>
-      </w:tr>
-      <w:tr>
-        <w:tc>
-          <w:tcPr>
-            <w:tcW w:type="dxa" w:w="1600"/>
-            <w:tcMar>
-              <w:top w:type="dxa" w:w="40"/>
-              <w:left w:type="dxa" w:w="80"/>
-              <w:bottom w:type="dxa" w:w="40"/>
-              <w:right w:type="dxa" w:w="80"/>
-            </w:tcMar>
-          </w:tcPr>
-          <w:p>
-            <w:pPr>
-              <w:spacing w:after="0" w:line="260"/>
-            </w:pPr>
-            <w:r>
-              <w:rPr>
-                <w:b w:val="false"/>
-                <w:bCs w:val="false"/>
-                <w:color w:val="2a3346"/>
-                <w:sz w:val="18"/>
-                <w:szCs w:val="18"/>
-              </w:rPr>
-              <w:t xml:space="preserve">前端</w:t>
-            </w:r>
-          </w:p>
-        </w:tc>
-        <w:tc>
-          <w:tcPr>
-            <w:tcW w:type="dxa" w:w="3200"/>
-            <w:tcMar>
-              <w:top w:type="dxa" w:w="40"/>
-              <w:left w:type="dxa" w:w="80"/>
-              <w:bottom w:type="dxa" w:w="40"/>
-              <w:right w:type="dxa" w:w="80"/>
-            </w:tcMar>
-          </w:tcPr>
-          <w:p>
-            <w:pPr>
-              <w:spacing w:after="0" w:line="260"/>
-            </w:pPr>
-            <w:r>
-              <w:rPr>
-                <w:b w:val="false"/>
-                <w:bCs w:val="false"/>
-                <w:color w:val="2a3346"/>
-                <w:sz w:val="18"/>
-                <w:szCs w:val="18"/>
-              </w:rPr>
-              <w:t xml:space="preserve">原生 HTML / CSS / JavaScript（SPA）</w:t>
-            </w:r>
-          </w:p>
-        </w:tc>
-        <w:tc>
-          <w:tcPr>
-            <w:tcW w:type="dxa" w:w="4400"/>
-            <w:tcMar>
-              <w:top w:type="dxa" w:w="40"/>
-              <w:left w:type="dxa" w:w="80"/>
-              <w:bottom w:type="dxa" w:w="40"/>
-              <w:right w:type="dxa" w:w="80"/>
-            </w:tcMar>
-          </w:tcPr>
-          <w:p>
-            <w:pPr>
-              <w:spacing w:after="0" w:line="260"/>
-            </w:pPr>
-            <w:r>
-              <w:rPr>
-                <w:b w:val="false"/>
-                <w:bCs w:val="false"/>
-                <w:color w:val="2a3346"/>
-                <w:sz w:val="18"/>
-                <w:szCs w:val="18"/>
-              </w:rPr>
-              <w:t xml:space="preserve">单页应用，手写 SVG 图表，无需构建工具</w:t>
-            </w:r>
-          </w:p>
-        </w:tc>
-      </w:tr>
-      <w:tr>
-        <w:tc>
-          <w:tcPr>
-            <w:tcW w:type="dxa" w:w="1600"/>
-            <w:tcMar>
-              <w:top w:type="dxa" w:w="40"/>
-              <w:left w:type="dxa" w:w="80"/>
-              <w:bottom w:type="dxa" w:w="40"/>
-              <w:right w:type="dxa" w:w="80"/>
-            </w:tcMar>
-          </w:tcPr>
-          <w:p>
-            <w:pPr>
-              <w:spacing w:after="0" w:line="260"/>
-            </w:pPr>
-            <w:r>
-              <w:rPr>
-                <w:b w:val="false"/>
-                <w:bCs w:val="false"/>
-                <w:color w:val="2a3346"/>
-                <w:sz w:val="18"/>
-                <w:szCs w:val="18"/>
-              </w:rPr>
-              <w:t xml:space="preserve">构建工具</w:t>
-            </w:r>
-          </w:p>
-        </w:tc>
-        <w:tc>
-          <w:tcPr>
-            <w:tcW w:type="dxa" w:w="3200"/>
-            <w:tcMar>
-              <w:top w:type="dxa" w:w="40"/>
-              <w:left w:type="dxa" w:w="80"/>
-              <w:bottom w:type="dxa" w:w="40"/>
-              <w:right w:type="dxa" w:w="80"/>
-            </w:tcMar>
-          </w:tcPr>
-          <w:p>
-            <w:pPr>
-              <w:spacing w:after="0" w:line="260"/>
-            </w:pPr>
-            <w:r>
-              <w:rPr>
-                <w:b w:val="false"/>
-                <w:bCs w:val="false"/>
-                <w:color w:val="2a3346"/>
-                <w:sz w:val="18"/>
-                <w:szCs w:val="18"/>
-              </w:rPr>
-              <w:t xml:space="preserve">Maven</w:t>
-            </w:r>
-          </w:p>
-        </w:tc>
-        <w:tc>
-          <w:tcPr>
-            <w:tcW w:type="dxa" w:w="4400"/>
-            <w:tcMar>
-              <w:top w:type="dxa" w:w="40"/>
-              <w:left w:type="dxa" w:w="80"/>
-              <w:bottom w:type="dxa" w:w="40"/>
-              <w:right w:type="dxa" w:w="80"/>
-            </w:tcMar>
-          </w:tcPr>
-          <w:p>
-            <w:pPr>
-              <w:spacing w:after="0" w:line="260"/>
-            </w:pPr>
-            <w:r>
-              <w:rPr>
-                <w:b w:val="false"/>
-                <w:bCs w:val="false"/>
-                <w:color w:val="2a3346"/>
-                <w:sz w:val="18"/>
-                <w:szCs w:val="18"/>
-              </w:rPr>
-              <w:t xml:space="preserve">依赖管理与项目打包（单一可执行 Jar）</w:t>
-            </w:r>
-          </w:p>
-        </w:tc>
-      </w:tr>
-      <w:tr>
-        <w:tc>
-          <w:tcPr>
-            <w:tcW w:type="dxa" w:w="1600"/>
-            <w:tcMar>
-              <w:top w:type="dxa" w:w="40"/>
-              <w:left w:type="dxa" w:w="80"/>
-              <w:bottom w:type="dxa" w:w="40"/>
-              <w:right w:type="dxa" w:w="80"/>
-            </w:tcMar>
-          </w:tcPr>
-          <w:p>
-            <w:pPr>
-              <w:spacing w:after="0" w:line="260"/>
-            </w:pPr>
-            <w:r>
-              <w:rPr>
-                <w:b w:val="false"/>
-                <w:bCs w:val="false"/>
-                <w:color w:val="2a3346"/>
-                <w:sz w:val="18"/>
-                <w:szCs w:val="18"/>
-              </w:rPr>
-              <w:t xml:space="preserve">开发语言</w:t>
-            </w:r>
-          </w:p>
-        </w:tc>
-        <w:tc>
-          <w:tcPr>
-            <w:tcW w:type="dxa" w:w="3200"/>
-            <w:tcMar>
-              <w:top w:type="dxa" w:w="40"/>
-              <w:left w:type="dxa" w:w="80"/>
-              <w:bottom w:type="dxa" w:w="40"/>
-              <w:right w:type="dxa" w:w="80"/>
-            </w:tcMar>
-          </w:tcPr>
-          <w:p>
-            <w:pPr>
-              <w:spacing w:after="0" w:line="260"/>
-            </w:pPr>
-            <w:r>
-              <w:rPr>
-                <w:b w:val="false"/>
-                <w:bCs w:val="false"/>
-                <w:color w:val="2a3346"/>
-                <w:sz w:val="18"/>
-                <w:szCs w:val="18"/>
-              </w:rPr>
-              <w:t xml:space="preserve">Java 17</w:t>
-            </w:r>
-          </w:p>
-        </w:tc>
-        <w:tc>
-          <w:tcPr>
-            <w:tcW w:type="dxa" w:w="4400"/>
-            <w:tcMar>
-              <w:top w:type="dxa" w:w="40"/>
-              <w:left w:type="dxa" w:w="80"/>
-              <w:bottom w:type="dxa" w:w="40"/>
-              <w:right w:type="dxa" w:w="80"/>
-            </w:tcMar>
-          </w:tcPr>
-          <w:p>
-            <w:pPr>
-              <w:spacing w:after="0" w:line="260"/>
-            </w:pPr>
-            <w:r>
-              <w:rPr>
-                <w:b w:val="false"/>
-                <w:bCs w:val="false"/>
-                <w:color w:val="2a3346"/>
-                <w:sz w:val="18"/>
-                <w:szCs w:val="18"/>
-              </w:rPr>
-              <w:t xml:space="preserve">后端主开发语言</w:t>
-            </w:r>
-          </w:p>
-        </w:tc>
-      </w:tr>
-      <w:tr>
-        <w:tc>
-          <w:tcPr>
-            <w:tcW w:type="dxa" w:w="1600"/>
-            <w:tcMar>
-              <w:top w:type="dxa" w:w="40"/>
-              <w:left w:type="dxa" w:w="80"/>
-              <w:bottom w:type="dxa" w:w="40"/>
-              <w:right w:type="dxa" w:w="80"/>
-            </w:tcMar>
-          </w:tcPr>
-          <w:p>
-            <w:pPr>
-              <w:spacing w:after="0" w:line="260"/>
-            </w:pPr>
-            <w:r>
-              <w:rPr>
-                <w:b w:val="false"/>
-                <w:bCs w:val="false"/>
-                <w:color w:val="2a3346"/>
-                <w:sz w:val="18"/>
-                <w:szCs w:val="18"/>
-              </w:rPr>
-              <w:t xml:space="preserve">安全鉴权</w:t>
-            </w:r>
-          </w:p>
-        </w:tc>
-        <w:tc>
-          <w:tcPr>
-            <w:tcW w:type="dxa" w:w="3200"/>
-            <w:tcMar>
-              <w:top w:type="dxa" w:w="40"/>
-              <w:left w:type="dxa" w:w="80"/>
-              <w:bottom w:type="dxa" w:w="40"/>
-              <w:right w:type="dxa" w:w="80"/>
-            </w:tcMar>
-          </w:tcPr>
-          <w:p>
-            <w:pPr>
-              <w:spacing w:after="0" w:line="260"/>
-            </w:pPr>
-            <w:r>
-              <w:rPr>
-                <w:b w:val="false"/>
-                <w:bCs w:val="false"/>
-                <w:color w:val="2a3346"/>
-                <w:sz w:val="18"/>
-                <w:szCs w:val="18"/>
-              </w:rPr>
-              <w:t xml:space="preserve">加盐散列 + 内存 Token + RBAC</w:t>
-            </w:r>
-          </w:p>
-        </w:tc>
-        <w:tc>
-          <w:tcPr>
-            <w:tcW w:type="dxa" w:w="4400"/>
-            <w:tcMar>
-              <w:top w:type="dxa" w:w="40"/>
-              <w:left w:type="dxa" w:w="80"/>
-              <w:bottom w:type="dxa" w:w="40"/>
-              <w:right w:type="dxa" w:w="80"/>
-            </w:tcMar>
-          </w:tcPr>
-          <w:p>
-            <w:pPr>
-              <w:spacing w:after="0" w:line="260"/>
-            </w:pPr>
-            <w:r>
-              <w:rPr>
-                <w:b w:val="false"/>
-                <w:bCs w:val="false"/>
-                <w:color w:val="2a3346"/>
-                <w:sz w:val="18"/>
-                <w:szCs w:val="18"/>
-              </w:rPr>
-              <w:t xml:space="preserve">密码不落明文，接口统一鉴权与授权</w:t>
-            </w:r>
-          </w:p>
-        </w:tc>
-      </w:tr>
-      <w:tr>
-        <w:tc>
-          <w:tcPr>
-            <w:tcW w:type="dxa" w:w="1600"/>
-            <w:tcMar>
-              <w:top w:type="dxa" w:w="40"/>
-              <w:left w:type="dxa" w:w="80"/>
-              <w:bottom w:type="dxa" w:w="40"/>
-              <w:right w:type="dxa" w:w="80"/>
-            </w:tcMar>
-          </w:tcPr>
-          <w:p>
-            <w:pPr>
-              <w:spacing w:after="0" w:line="260"/>
-            </w:pPr>
-            <w:r>
-              <w:rPr>
-                <w:b w:val="false"/>
-                <w:bCs w:val="false"/>
-                <w:color w:val="2a3346"/>
-                <w:sz w:val="18"/>
-                <w:szCs w:val="18"/>
-              </w:rPr>
-              <w:t xml:space="preserve">辅助工具</w:t>
-            </w:r>
-          </w:p>
-        </w:tc>
-        <w:tc>
-          <w:tcPr>
-            <w:tcW w:type="dxa" w:w="3200"/>
-            <w:tcMar>
-              <w:top w:type="dxa" w:w="40"/>
-              <w:left w:type="dxa" w:w="80"/>
-              <w:bottom w:type="dxa" w:w="40"/>
-              <w:right w:type="dxa" w:w="80"/>
-            </w:tcMar>
-          </w:tcPr>
-          <w:p>
-            <w:pPr>
-              <w:spacing w:after="0" w:line="260"/>
-            </w:pPr>
-            <w:r>
-              <w:rPr>
-                <w:b w:val="false"/>
-                <w:bCs w:val="false"/>
-                <w:color w:val="2a3346"/>
-                <w:sz w:val="18"/>
-                <w:szCs w:val="18"/>
-              </w:rPr>
-              <w:t xml:space="preserve">Lombok</w:t>
-            </w:r>
-          </w:p>
-        </w:tc>
-        <w:tc>
-          <w:tcPr>
-            <w:tcW w:type="dxa" w:w="4400"/>
-            <w:tcMar>
-              <w:top w:type="dxa" w:w="40"/>
-              <w:left w:type="dxa" w:w="80"/>
-              <w:bottom w:type="dxa" w:w="40"/>
-              <w:right w:type="dxa" w:w="80"/>
-            </w:tcMar>
-          </w:tcPr>
-          <w:p>
-            <w:pPr>
-              <w:spacing w:after="0" w:line="260"/>
-            </w:pPr>
-            <w:r>
-              <w:rPr>
-                <w:b w:val="false"/>
-                <w:bCs w:val="false"/>
-                <w:color w:val="2a3346"/>
-                <w:sz w:val="18"/>
-                <w:szCs w:val="18"/>
-              </w:rPr>
-              <w:t xml:space="preserve">注解自动生成 getter/setter 等样板代码</w:t>
-            </w:r>
-          </w:p>
-        </w:tc>
-      </w:tr>
-    </w:tbl>
-    <w:p/>
+        <w:t xml:space="preserve">三、数据库整体设计</w:t>
+      </w:r>
+    </w:p>
     <w:p>
       <w:pPr>
         <w:pStyle w:val="Heading2"/>
@@ -1516,7 +2117,7 @@
           <w:sz w:val="25"/>
           <w:szCs w:val="25"/>
         </w:rPr>
-        <w:t xml:space="preserve">2.1 后端：Spring Boot + Spring Data JPA</w:t>
+        <w:t xml:space="preserve">3.1 设计概述</w:t>
       </w:r>
     </w:p>
     <w:p>
@@ -1529,115 +2130,7 @@
           <w:sz w:val="21"/>
           <w:szCs w:val="21"/>
         </w:rPr>
-        <w:t xml:space="preserve">后端以 Spring Boot 为核心，采用「实体 Entity → 仓库 Repository → 控制器 Controller」的分层结构。Repository 继承 JpaRepository 即自动获得增删改查能力；Controller 以 @RestController 暴露 REST 接口，统一返回 Result 结构（code / msg / data）。</w:t>
-      </w:r>
-    </w:p>
-    <w:p>
-      <w:pPr>
-        <w:pStyle w:val="Heading2"/>
-        <w:spacing w:after="90" w:before="180"/>
-      </w:pPr>
-      <w:r>
-        <w:rPr>
-          <w:b/>
-          <w:bCs/>
-          <w:color w:val="1F2A44"/>
-          <w:sz w:val="25"/>
-          <w:szCs w:val="25"/>
-        </w:rPr>
-        <w:t xml:space="preserve">2.2 前端：原生单页应用（SPA）</w:t>
-      </w:r>
-    </w:p>
-    <w:p>
-      <w:pPr>
-        <w:spacing w:after="90" w:line="300"/>
-      </w:pPr>
-      <w:r>
-        <w:rPr>
-          <w:color w:val="222833"/>
-          <w:sz w:val="21"/>
-          <w:szCs w:val="21"/>
-        </w:rPr>
-        <w:t xml:space="preserve">前端不依赖 Vue / React 等框架，使用原生 JavaScript 实现路由与页面渲染，图表为手写 SVG，样式基于 CSS 自定义变量统一管理，整体呈现「深色侧边导航 + 浅色内容工作区」的专业后台风格，并适配移动端。</w:t>
-      </w:r>
-    </w:p>
-    <w:p>
-      <w:pPr>
-        <w:pStyle w:val="Heading2"/>
-        <w:spacing w:after="90" w:before="180"/>
-      </w:pPr>
-      <w:r>
-        <w:rPr>
-          <w:b/>
-          <w:bCs/>
-          <w:color w:val="1F2A44"/>
-          <w:sz w:val="25"/>
-          <w:szCs w:val="25"/>
-        </w:rPr>
-        <w:t xml:space="preserve">2.3 安全：加盐散列 + 令牌 + RBAC</w:t>
-      </w:r>
-    </w:p>
-    <w:p>
-      <w:pPr>
-        <w:spacing w:after="90" w:line="300"/>
-      </w:pPr>
-      <w:r>
-        <w:rPr>
-          <w:color w:val="222833"/>
-          <w:sz w:val="21"/>
-          <w:szCs w:val="21"/>
-        </w:rPr>
-        <w:t xml:space="preserve">登录口令采用 md5(md5(明文)+盐) 的加盐散列方案存储；登录成功后签发 Token 并由拦截器统一校验；权限通过「用户—角色—资源」三层 RBAC 模型控制。此部分为本人负责，详见第四章。</w:t>
-      </w:r>
-    </w:p>
-    <w:p>
-      <w:r>
-        <w:br w:type="page"/>
-      </w:r>
-    </w:p>
-    <w:p>
-      <w:pPr>
-        <w:pStyle w:val="Heading1"/>
-        <w:spacing w:after="140" w:before="260"/>
-      </w:pPr>
-      <w:r>
-        <w:rPr>
-          <w:b/>
-          <w:bCs/>
-          <w:color w:val="1B57B0"/>
-          <w:sz w:val="30"/>
-          <w:szCs w:val="30"/>
-        </w:rPr>
-        <w:t xml:space="preserve">三、数据库设计</w:t>
-      </w:r>
-    </w:p>
-    <w:p>
-      <w:pPr>
-        <w:pStyle w:val="Heading2"/>
-        <w:spacing w:after="90" w:before="180"/>
-      </w:pPr>
-      <w:r>
-        <w:rPr>
-          <w:b/>
-          <w:bCs/>
-          <w:color w:val="1F2A44"/>
-          <w:sz w:val="25"/>
-          <w:szCs w:val="25"/>
-        </w:rPr>
-        <w:t xml:space="preserve">3.1 数据库概述</w:t>
-      </w:r>
-    </w:p>
-    <w:p>
-      <w:pPr>
-        <w:spacing w:after="90" w:line="300"/>
-      </w:pPr>
-      <w:r>
-        <w:rPr>
-          <w:color w:val="222833"/>
-          <w:sz w:val="21"/>
-          <w:szCs w:val="21"/>
-        </w:rPr>
-        <w:t xml:space="preserve">系统数据库名为 ahut_base，采用 InnoDB 引擎、支持事务。整库共 21 张数据表，可分为「业务表」与「权限 / 系统表」两大类。</w:t>
+        <w:t xml:space="preserve">数据库名为 ahut_base，采用 MySQL 8 + InnoDB 引擎，支持事务与外键约束。全库共 21 张表，遵循第三范式设计，分为「业务表」与「权限 / 系统表」两大类，兼顾数据一致性与查询效率。</w:t>
       </w:r>
     </w:p>
     <w:p>
@@ -1670,8 +2163,8 @@
       </w:tblPr>
       <w:tblGrid>
         <w:gridCol w:w="1200"/>
-        <w:gridCol w:w="3400"/>
-        <w:gridCol w:w="4600"/>
+        <w:gridCol w:w="3600"/>
+        <w:gridCol w:w="4400"/>
       </w:tblGrid>
       <w:tr>
         <w:trPr>
@@ -1706,7 +2199,7 @@
         </w:tc>
         <w:tc>
           <w:tcPr>
-            <w:tcW w:type="dxa" w:w="3400"/>
+            <w:tcW w:type="dxa" w:w="3600"/>
             <w:shd w:fill="E8F0FB" w:val="clear"/>
             <w:tcMar>
               <w:top w:type="dxa" w:w="40"/>
@@ -1733,7 +2226,7 @@
         </w:tc>
         <w:tc>
           <w:tcPr>
-            <w:tcW w:type="dxa" w:w="4600"/>
+            <w:tcW w:type="dxa" w:w="4400"/>
             <w:shd w:fill="E8F0FB" w:val="clear"/>
             <w:tcMar>
               <w:top w:type="dxa" w:w="40"/>
@@ -1788,53 +2281,53 @@
         </w:tc>
         <w:tc>
           <w:tcPr>
-            <w:tcW w:type="dxa" w:w="3400"/>
-            <w:tcMar>
-              <w:top w:type="dxa" w:w="40"/>
-              <w:left w:type="dxa" w:w="80"/>
-              <w:bottom w:type="dxa" w:w="40"/>
-              <w:right w:type="dxa" w:w="80"/>
-            </w:tcMar>
-          </w:tcPr>
-          <w:p>
-            <w:pPr>
-              <w:spacing w:after="0" w:line="260"/>
-            </w:pPr>
-            <w:r>
-              <w:rPr>
-                <w:b w:val="false"/>
-                <w:bCs w:val="false"/>
-                <w:color w:val="2a3346"/>
-                <w:sz w:val="18"/>
-                <w:szCs w:val="18"/>
-              </w:rPr>
-              <w:t xml:space="preserve">goods</w:t>
-            </w:r>
-          </w:p>
-        </w:tc>
-        <w:tc>
-          <w:tcPr>
-            <w:tcW w:type="dxa" w:w="4600"/>
-            <w:tcMar>
-              <w:top w:type="dxa" w:w="40"/>
-              <w:left w:type="dxa" w:w="80"/>
-              <w:bottom w:type="dxa" w:w="40"/>
-              <w:right w:type="dxa" w:w="80"/>
-            </w:tcMar>
-          </w:tcPr>
-          <w:p>
-            <w:pPr>
-              <w:spacing w:after="0" w:line="260"/>
-            </w:pPr>
-            <w:r>
-              <w:rPr>
-                <w:b w:val="false"/>
-                <w:bCs w:val="false"/>
-                <w:color w:val="2a3346"/>
-                <w:sz w:val="18"/>
-                <w:szCs w:val="18"/>
-              </w:rPr>
-              <w:t xml:space="preserve">商品表</w:t>
+            <w:tcW w:type="dxa" w:w="3600"/>
+            <w:tcMar>
+              <w:top w:type="dxa" w:w="40"/>
+              <w:left w:type="dxa" w:w="80"/>
+              <w:bottom w:type="dxa" w:w="40"/>
+              <w:right w:type="dxa" w:w="80"/>
+            </w:tcMar>
+          </w:tcPr>
+          <w:p>
+            <w:pPr>
+              <w:spacing w:after="0" w:line="260"/>
+            </w:pPr>
+            <w:r>
+              <w:rPr>
+                <w:b w:val="false"/>
+                <w:bCs w:val="false"/>
+                <w:color w:val="2a3346"/>
+                <w:sz w:val="18"/>
+                <w:szCs w:val="18"/>
+              </w:rPr>
+              <w:t xml:space="preserve">goods / goodstype</w:t>
+            </w:r>
+          </w:p>
+        </w:tc>
+        <w:tc>
+          <w:tcPr>
+            <w:tcW w:type="dxa" w:w="4400"/>
+            <w:tcMar>
+              <w:top w:type="dxa" w:w="40"/>
+              <w:left w:type="dxa" w:w="80"/>
+              <w:bottom w:type="dxa" w:w="40"/>
+              <w:right w:type="dxa" w:w="80"/>
+            </w:tcMar>
+          </w:tcPr>
+          <w:p>
+            <w:pPr>
+              <w:spacing w:after="0" w:line="260"/>
+            </w:pPr>
+            <w:r>
+              <w:rPr>
+                <w:b w:val="false"/>
+                <w:bCs w:val="false"/>
+                <w:color w:val="2a3346"/>
+                <w:sz w:val="18"/>
+                <w:szCs w:val="18"/>
+              </w:rPr>
+              <w:t xml:space="preserve">商品表 / 商品分类表</w:t>
             </w:r>
           </w:p>
         </w:tc>
@@ -1868,53 +2361,53 @@
         </w:tc>
         <w:tc>
           <w:tcPr>
-            <w:tcW w:type="dxa" w:w="3400"/>
-            <w:tcMar>
-              <w:top w:type="dxa" w:w="40"/>
-              <w:left w:type="dxa" w:w="80"/>
-              <w:bottom w:type="dxa" w:w="40"/>
-              <w:right w:type="dxa" w:w="80"/>
-            </w:tcMar>
-          </w:tcPr>
-          <w:p>
-            <w:pPr>
-              <w:spacing w:after="0" w:line="260"/>
-            </w:pPr>
-            <w:r>
-              <w:rPr>
-                <w:b w:val="false"/>
-                <w:bCs w:val="false"/>
-                <w:color w:val="2a3346"/>
-                <w:sz w:val="18"/>
-                <w:szCs w:val="18"/>
-              </w:rPr>
-              <w:t xml:space="preserve">goodstype</w:t>
-            </w:r>
-          </w:p>
-        </w:tc>
-        <w:tc>
-          <w:tcPr>
-            <w:tcW w:type="dxa" w:w="4600"/>
-            <w:tcMar>
-              <w:top w:type="dxa" w:w="40"/>
-              <w:left w:type="dxa" w:w="80"/>
-              <w:bottom w:type="dxa" w:w="40"/>
-              <w:right w:type="dxa" w:w="80"/>
-            </w:tcMar>
-          </w:tcPr>
-          <w:p>
-            <w:pPr>
-              <w:spacing w:after="0" w:line="260"/>
-            </w:pPr>
-            <w:r>
-              <w:rPr>
-                <w:b w:val="false"/>
-                <w:bCs w:val="false"/>
-                <w:color w:val="2a3346"/>
-                <w:sz w:val="18"/>
-                <w:szCs w:val="18"/>
-              </w:rPr>
-              <w:t xml:space="preserve">商品分类表</w:t>
+            <w:tcW w:type="dxa" w:w="3600"/>
+            <w:tcMar>
+              <w:top w:type="dxa" w:w="40"/>
+              <w:left w:type="dxa" w:w="80"/>
+              <w:bottom w:type="dxa" w:w="40"/>
+              <w:right w:type="dxa" w:w="80"/>
+            </w:tcMar>
+          </w:tcPr>
+          <w:p>
+            <w:pPr>
+              <w:spacing w:after="0" w:line="260"/>
+            </w:pPr>
+            <w:r>
+              <w:rPr>
+                <w:b w:val="false"/>
+                <w:bCs w:val="false"/>
+                <w:color w:val="2a3346"/>
+                <w:sz w:val="18"/>
+                <w:szCs w:val="18"/>
+              </w:rPr>
+              <w:t xml:space="preserve">storage / location</w:t>
+            </w:r>
+          </w:p>
+        </w:tc>
+        <w:tc>
+          <w:tcPr>
+            <w:tcW w:type="dxa" w:w="4400"/>
+            <w:tcMar>
+              <w:top w:type="dxa" w:w="40"/>
+              <w:left w:type="dxa" w:w="80"/>
+              <w:bottom w:type="dxa" w:w="40"/>
+              <w:right w:type="dxa" w:w="80"/>
+            </w:tcMar>
+          </w:tcPr>
+          <w:p>
+            <w:pPr>
+              <w:spacing w:after="0" w:line="260"/>
+            </w:pPr>
+            <w:r>
+              <w:rPr>
+                <w:b w:val="false"/>
+                <w:bCs w:val="false"/>
+                <w:color w:val="2a3346"/>
+                <w:sz w:val="18"/>
+                <w:szCs w:val="18"/>
+              </w:rPr>
+              <w:t xml:space="preserve">仓库表 / 货位表</w:t>
             </w:r>
           </w:p>
         </w:tc>
@@ -1948,53 +2441,53 @@
         </w:tc>
         <w:tc>
           <w:tcPr>
-            <w:tcW w:type="dxa" w:w="3400"/>
-            <w:tcMar>
-              <w:top w:type="dxa" w:w="40"/>
-              <w:left w:type="dxa" w:w="80"/>
-              <w:bottom w:type="dxa" w:w="40"/>
-              <w:right w:type="dxa" w:w="80"/>
-            </w:tcMar>
-          </w:tcPr>
-          <w:p>
-            <w:pPr>
-              <w:spacing w:after="0" w:line="260"/>
-            </w:pPr>
-            <w:r>
-              <w:rPr>
-                <w:b w:val="false"/>
-                <w:bCs w:val="false"/>
-                <w:color w:val="2a3346"/>
-                <w:sz w:val="18"/>
-                <w:szCs w:val="18"/>
-              </w:rPr>
-              <w:t xml:space="preserve">storage</w:t>
-            </w:r>
-          </w:p>
-        </w:tc>
-        <w:tc>
-          <w:tcPr>
-            <w:tcW w:type="dxa" w:w="4600"/>
-            <w:tcMar>
-              <w:top w:type="dxa" w:w="40"/>
-              <w:left w:type="dxa" w:w="80"/>
-              <w:bottom w:type="dxa" w:w="40"/>
-              <w:right w:type="dxa" w:w="80"/>
-            </w:tcMar>
-          </w:tcPr>
-          <w:p>
-            <w:pPr>
-              <w:spacing w:after="0" w:line="260"/>
-            </w:pPr>
-            <w:r>
-              <w:rPr>
-                <w:b w:val="false"/>
-                <w:bCs w:val="false"/>
-                <w:color w:val="2a3346"/>
-                <w:sz w:val="18"/>
-                <w:szCs w:val="18"/>
-              </w:rPr>
-              <w:t xml:space="preserve">仓库表</w:t>
+            <w:tcW w:type="dxa" w:w="3600"/>
+            <w:tcMar>
+              <w:top w:type="dxa" w:w="40"/>
+              <w:left w:type="dxa" w:w="80"/>
+              <w:bottom w:type="dxa" w:w="40"/>
+              <w:right w:type="dxa" w:w="80"/>
+            </w:tcMar>
+          </w:tcPr>
+          <w:p>
+            <w:pPr>
+              <w:spacing w:after="0" w:line="260"/>
+            </w:pPr>
+            <w:r>
+              <w:rPr>
+                <w:b w:val="false"/>
+                <w:bCs w:val="false"/>
+                <w:color w:val="2a3346"/>
+                <w:sz w:val="18"/>
+                <w:szCs w:val="18"/>
+              </w:rPr>
+              <w:t xml:space="preserve">location_stock</w:t>
+            </w:r>
+          </w:p>
+        </w:tc>
+        <w:tc>
+          <w:tcPr>
+            <w:tcW w:type="dxa" w:w="4400"/>
+            <w:tcMar>
+              <w:top w:type="dxa" w:w="40"/>
+              <w:left w:type="dxa" w:w="80"/>
+              <w:bottom w:type="dxa" w:w="40"/>
+              <w:right w:type="dxa" w:w="80"/>
+            </w:tcMar>
+          </w:tcPr>
+          <w:p>
+            <w:pPr>
+              <w:spacing w:after="0" w:line="260"/>
+            </w:pPr>
+            <w:r>
+              <w:rPr>
+                <w:b w:val="false"/>
+                <w:bCs w:val="false"/>
+                <w:color w:val="2a3346"/>
+                <w:sz w:val="18"/>
+                <w:szCs w:val="18"/>
+              </w:rPr>
+              <w:t xml:space="preserve">库位批次库存表（含入库 / 到期日）</w:t>
             </w:r>
           </w:p>
         </w:tc>
@@ -2028,53 +2521,53 @@
         </w:tc>
         <w:tc>
           <w:tcPr>
-            <w:tcW w:type="dxa" w:w="3400"/>
-            <w:tcMar>
-              <w:top w:type="dxa" w:w="40"/>
-              <w:left w:type="dxa" w:w="80"/>
-              <w:bottom w:type="dxa" w:w="40"/>
-              <w:right w:type="dxa" w:w="80"/>
-            </w:tcMar>
-          </w:tcPr>
-          <w:p>
-            <w:pPr>
-              <w:spacing w:after="0" w:line="260"/>
-            </w:pPr>
-            <w:r>
-              <w:rPr>
-                <w:b w:val="false"/>
-                <w:bCs w:val="false"/>
-                <w:color w:val="2a3346"/>
-                <w:sz w:val="18"/>
-                <w:szCs w:val="18"/>
-              </w:rPr>
-              <w:t xml:space="preserve">location</w:t>
-            </w:r>
-          </w:p>
-        </w:tc>
-        <w:tc>
-          <w:tcPr>
-            <w:tcW w:type="dxa" w:w="4600"/>
-            <w:tcMar>
-              <w:top w:type="dxa" w:w="40"/>
-              <w:left w:type="dxa" w:w="80"/>
-              <w:bottom w:type="dxa" w:w="40"/>
-              <w:right w:type="dxa" w:w="80"/>
-            </w:tcMar>
-          </w:tcPr>
-          <w:p>
-            <w:pPr>
-              <w:spacing w:after="0" w:line="260"/>
-            </w:pPr>
-            <w:r>
-              <w:rPr>
-                <w:b w:val="false"/>
-                <w:bCs w:val="false"/>
-                <w:color w:val="2a3346"/>
-                <w:sz w:val="18"/>
-                <w:szCs w:val="18"/>
-              </w:rPr>
-              <w:t xml:space="preserve">货位表</w:t>
+            <w:tcW w:type="dxa" w:w="3600"/>
+            <w:tcMar>
+              <w:top w:type="dxa" w:w="40"/>
+              <w:left w:type="dxa" w:w="80"/>
+              <w:bottom w:type="dxa" w:w="40"/>
+              <w:right w:type="dxa" w:w="80"/>
+            </w:tcMar>
+          </w:tcPr>
+          <w:p>
+            <w:pPr>
+              <w:spacing w:after="0" w:line="260"/>
+            </w:pPr>
+            <w:r>
+              <w:rPr>
+                <w:b w:val="false"/>
+                <w:bCs w:val="false"/>
+                <w:color w:val="2a3346"/>
+                <w:sz w:val="18"/>
+                <w:szCs w:val="18"/>
+              </w:rPr>
+              <w:t xml:space="preserve">record</w:t>
+            </w:r>
+          </w:p>
+        </w:tc>
+        <w:tc>
+          <w:tcPr>
+            <w:tcW w:type="dxa" w:w="4400"/>
+            <w:tcMar>
+              <w:top w:type="dxa" w:w="40"/>
+              <w:left w:type="dxa" w:w="80"/>
+              <w:bottom w:type="dxa" w:w="40"/>
+              <w:right w:type="dxa" w:w="80"/>
+            </w:tcMar>
+          </w:tcPr>
+          <w:p>
+            <w:pPr>
+              <w:spacing w:after="0" w:line="260"/>
+            </w:pPr>
+            <w:r>
+              <w:rPr>
+                <w:b w:val="false"/>
+                <w:bCs w:val="false"/>
+                <w:color w:val="2a3346"/>
+                <w:sz w:val="18"/>
+                <w:szCs w:val="18"/>
+              </w:rPr>
+              <w:t xml:space="preserve">出入库流水记录表</w:t>
             </w:r>
           </w:p>
         </w:tc>
@@ -2108,53 +2601,53 @@
         </w:tc>
         <w:tc>
           <w:tcPr>
-            <w:tcW w:type="dxa" w:w="3400"/>
-            <w:tcMar>
-              <w:top w:type="dxa" w:w="40"/>
-              <w:left w:type="dxa" w:w="80"/>
-              <w:bottom w:type="dxa" w:w="40"/>
-              <w:right w:type="dxa" w:w="80"/>
-            </w:tcMar>
-          </w:tcPr>
-          <w:p>
-            <w:pPr>
-              <w:spacing w:after="0" w:line="260"/>
-            </w:pPr>
-            <w:r>
-              <w:rPr>
-                <w:b w:val="false"/>
-                <w:bCs w:val="false"/>
-                <w:color w:val="2a3346"/>
-                <w:sz w:val="18"/>
-                <w:szCs w:val="18"/>
-              </w:rPr>
-              <w:t xml:space="preserve">location_stock</w:t>
-            </w:r>
-          </w:p>
-        </w:tc>
-        <w:tc>
-          <w:tcPr>
-            <w:tcW w:type="dxa" w:w="4600"/>
-            <w:tcMar>
-              <w:top w:type="dxa" w:w="40"/>
-              <w:left w:type="dxa" w:w="80"/>
-              <w:bottom w:type="dxa" w:w="40"/>
-              <w:right w:type="dxa" w:w="80"/>
-            </w:tcMar>
-          </w:tcPr>
-          <w:p>
-            <w:pPr>
-              <w:spacing w:after="0" w:line="260"/>
-            </w:pPr>
-            <w:r>
-              <w:rPr>
-                <w:b w:val="false"/>
-                <w:bCs w:val="false"/>
-                <w:color w:val="2a3346"/>
-                <w:sz w:val="18"/>
-                <w:szCs w:val="18"/>
-              </w:rPr>
-              <w:t xml:space="preserve">库位批次库存表（含入库/到期日）</w:t>
+            <w:tcW w:type="dxa" w:w="3600"/>
+            <w:tcMar>
+              <w:top w:type="dxa" w:w="40"/>
+              <w:left w:type="dxa" w:w="80"/>
+              <w:bottom w:type="dxa" w:w="40"/>
+              <w:right w:type="dxa" w:w="80"/>
+            </w:tcMar>
+          </w:tcPr>
+          <w:p>
+            <w:pPr>
+              <w:spacing w:after="0" w:line="260"/>
+            </w:pPr>
+            <w:r>
+              <w:rPr>
+                <w:b w:val="false"/>
+                <w:bCs w:val="false"/>
+                <w:color w:val="2a3346"/>
+                <w:sz w:val="18"/>
+                <w:szCs w:val="18"/>
+              </w:rPr>
+              <w:t xml:space="preserve">goods_batch</w:t>
+            </w:r>
+          </w:p>
+        </w:tc>
+        <w:tc>
+          <w:tcPr>
+            <w:tcW w:type="dxa" w:w="4400"/>
+            <w:tcMar>
+              <w:top w:type="dxa" w:w="40"/>
+              <w:left w:type="dxa" w:w="80"/>
+              <w:bottom w:type="dxa" w:w="40"/>
+              <w:right w:type="dxa" w:w="80"/>
+            </w:tcMar>
+          </w:tcPr>
+          <w:p>
+            <w:pPr>
+              <w:spacing w:after="0" w:line="260"/>
+            </w:pPr>
+            <w:r>
+              <w:rPr>
+                <w:b w:val="false"/>
+                <w:bCs w:val="false"/>
+                <w:color w:val="2a3346"/>
+                <w:sz w:val="18"/>
+                <w:szCs w:val="18"/>
+              </w:rPr>
+              <w:t xml:space="preserve">商品批次表</w:t>
             </w:r>
           </w:p>
         </w:tc>
@@ -2188,53 +2681,53 @@
         </w:tc>
         <w:tc>
           <w:tcPr>
-            <w:tcW w:type="dxa" w:w="3400"/>
-            <w:tcMar>
-              <w:top w:type="dxa" w:w="40"/>
-              <w:left w:type="dxa" w:w="80"/>
-              <w:bottom w:type="dxa" w:w="40"/>
-              <w:right w:type="dxa" w:w="80"/>
-            </w:tcMar>
-          </w:tcPr>
-          <w:p>
-            <w:pPr>
-              <w:spacing w:after="0" w:line="260"/>
-            </w:pPr>
-            <w:r>
-              <w:rPr>
-                <w:b w:val="false"/>
-                <w:bCs w:val="false"/>
-                <w:color w:val="2a3346"/>
-                <w:sz w:val="18"/>
-                <w:szCs w:val="18"/>
-              </w:rPr>
-              <w:t xml:space="preserve">record</w:t>
-            </w:r>
-          </w:p>
-        </w:tc>
-        <w:tc>
-          <w:tcPr>
-            <w:tcW w:type="dxa" w:w="4600"/>
-            <w:tcMar>
-              <w:top w:type="dxa" w:w="40"/>
-              <w:left w:type="dxa" w:w="80"/>
-              <w:bottom w:type="dxa" w:w="40"/>
-              <w:right w:type="dxa" w:w="80"/>
-            </w:tcMar>
-          </w:tcPr>
-          <w:p>
-            <w:pPr>
-              <w:spacing w:after="0" w:line="260"/>
-            </w:pPr>
-            <w:r>
-              <w:rPr>
-                <w:b w:val="false"/>
-                <w:bCs w:val="false"/>
-                <w:color w:val="2a3346"/>
-                <w:sz w:val="18"/>
-                <w:szCs w:val="18"/>
-              </w:rPr>
-              <w:t xml:space="preserve">出入库流水记录表</w:t>
+            <w:tcW w:type="dxa" w:w="3600"/>
+            <w:tcMar>
+              <w:top w:type="dxa" w:w="40"/>
+              <w:left w:type="dxa" w:w="80"/>
+              <w:bottom w:type="dxa" w:w="40"/>
+              <w:right w:type="dxa" w:w="80"/>
+            </w:tcMar>
+          </w:tcPr>
+          <w:p>
+            <w:pPr>
+              <w:spacing w:after="0" w:line="260"/>
+            </w:pPr>
+            <w:r>
+              <w:rPr>
+                <w:b w:val="false"/>
+                <w:bCs w:val="false"/>
+                <w:color w:val="2a3346"/>
+                <w:sz w:val="18"/>
+                <w:szCs w:val="18"/>
+              </w:rPr>
+              <w:t xml:space="preserve">orders / order_item</w:t>
+            </w:r>
+          </w:p>
+        </w:tc>
+        <w:tc>
+          <w:tcPr>
+            <w:tcW w:type="dxa" w:w="4400"/>
+            <w:tcMar>
+              <w:top w:type="dxa" w:w="40"/>
+              <w:left w:type="dxa" w:w="80"/>
+              <w:bottom w:type="dxa" w:w="40"/>
+              <w:right w:type="dxa" w:w="80"/>
+            </w:tcMar>
+          </w:tcPr>
+          <w:p>
+            <w:pPr>
+              <w:spacing w:after="0" w:line="260"/>
+            </w:pPr>
+            <w:r>
+              <w:rPr>
+                <w:b w:val="false"/>
+                <w:bCs w:val="false"/>
+                <w:color w:val="2a3346"/>
+                <w:sz w:val="18"/>
+                <w:szCs w:val="18"/>
+              </w:rPr>
+              <w:t xml:space="preserve">订单主表 / 订单明细表</w:t>
             </w:r>
           </w:p>
         </w:tc>
@@ -2268,53 +2761,53 @@
         </w:tc>
         <w:tc>
           <w:tcPr>
-            <w:tcW w:type="dxa" w:w="3400"/>
-            <w:tcMar>
-              <w:top w:type="dxa" w:w="40"/>
-              <w:left w:type="dxa" w:w="80"/>
-              <w:bottom w:type="dxa" w:w="40"/>
-              <w:right w:type="dxa" w:w="80"/>
-            </w:tcMar>
-          </w:tcPr>
-          <w:p>
-            <w:pPr>
-              <w:spacing w:after="0" w:line="260"/>
-            </w:pPr>
-            <w:r>
-              <w:rPr>
-                <w:b w:val="false"/>
-                <w:bCs w:val="false"/>
-                <w:color w:val="2a3346"/>
-                <w:sz w:val="18"/>
-                <w:szCs w:val="18"/>
-              </w:rPr>
-              <w:t xml:space="preserve">goods_batch</w:t>
-            </w:r>
-          </w:p>
-        </w:tc>
-        <w:tc>
-          <w:tcPr>
-            <w:tcW w:type="dxa" w:w="4600"/>
-            <w:tcMar>
-              <w:top w:type="dxa" w:w="40"/>
-              <w:left w:type="dxa" w:w="80"/>
-              <w:bottom w:type="dxa" w:w="40"/>
-              <w:right w:type="dxa" w:w="80"/>
-            </w:tcMar>
-          </w:tcPr>
-          <w:p>
-            <w:pPr>
-              <w:spacing w:after="0" w:line="260"/>
-            </w:pPr>
-            <w:r>
-              <w:rPr>
-                <w:b w:val="false"/>
-                <w:bCs w:val="false"/>
-                <w:color w:val="2a3346"/>
-                <w:sz w:val="18"/>
-                <w:szCs w:val="18"/>
-              </w:rPr>
-              <w:t xml:space="preserve">商品批次表</w:t>
+            <w:tcW w:type="dxa" w:w="3600"/>
+            <w:tcMar>
+              <w:top w:type="dxa" w:w="40"/>
+              <w:left w:type="dxa" w:w="80"/>
+              <w:bottom w:type="dxa" w:w="40"/>
+              <w:right w:type="dxa" w:w="80"/>
+            </w:tcMar>
+          </w:tcPr>
+          <w:p>
+            <w:pPr>
+              <w:spacing w:after="0" w:line="260"/>
+            </w:pPr>
+            <w:r>
+              <w:rPr>
+                <w:b w:val="false"/>
+                <w:bCs w:val="false"/>
+                <w:color w:val="2a3346"/>
+                <w:sz w:val="18"/>
+                <w:szCs w:val="18"/>
+              </w:rPr>
+              <w:t xml:space="preserve">supplier / customer</w:t>
+            </w:r>
+          </w:p>
+        </w:tc>
+        <w:tc>
+          <w:tcPr>
+            <w:tcW w:type="dxa" w:w="4400"/>
+            <w:tcMar>
+              <w:top w:type="dxa" w:w="40"/>
+              <w:left w:type="dxa" w:w="80"/>
+              <w:bottom w:type="dxa" w:w="40"/>
+              <w:right w:type="dxa" w:w="80"/>
+            </w:tcMar>
+          </w:tcPr>
+          <w:p>
+            <w:pPr>
+              <w:spacing w:after="0" w:line="260"/>
+            </w:pPr>
+            <w:r>
+              <w:rPr>
+                <w:b w:val="false"/>
+                <w:bCs w:val="false"/>
+                <w:color w:val="2a3346"/>
+                <w:sz w:val="18"/>
+                <w:szCs w:val="18"/>
+              </w:rPr>
+              <w:t xml:space="preserve">供应商 / 客户表</w:t>
             </w:r>
           </w:p>
         </w:tc>
@@ -2348,53 +2841,53 @@
         </w:tc>
         <w:tc>
           <w:tcPr>
-            <w:tcW w:type="dxa" w:w="3400"/>
-            <w:tcMar>
-              <w:top w:type="dxa" w:w="40"/>
-              <w:left w:type="dxa" w:w="80"/>
-              <w:bottom w:type="dxa" w:w="40"/>
-              <w:right w:type="dxa" w:w="80"/>
-            </w:tcMar>
-          </w:tcPr>
-          <w:p>
-            <w:pPr>
-              <w:spacing w:after="0" w:line="260"/>
-            </w:pPr>
-            <w:r>
-              <w:rPr>
-                <w:b w:val="false"/>
-                <w:bCs w:val="false"/>
-                <w:color w:val="2a3346"/>
-                <w:sz w:val="18"/>
-                <w:szCs w:val="18"/>
-              </w:rPr>
-              <w:t xml:space="preserve">orders / order_item</w:t>
-            </w:r>
-          </w:p>
-        </w:tc>
-        <w:tc>
-          <w:tcPr>
-            <w:tcW w:type="dxa" w:w="4600"/>
-            <w:tcMar>
-              <w:top w:type="dxa" w:w="40"/>
-              <w:left w:type="dxa" w:w="80"/>
-              <w:bottom w:type="dxa" w:w="40"/>
-              <w:right w:type="dxa" w:w="80"/>
-            </w:tcMar>
-          </w:tcPr>
-          <w:p>
-            <w:pPr>
-              <w:spacing w:after="0" w:line="260"/>
-            </w:pPr>
-            <w:r>
-              <w:rPr>
-                <w:b w:val="false"/>
-                <w:bCs w:val="false"/>
-                <w:color w:val="2a3346"/>
-                <w:sz w:val="18"/>
-                <w:szCs w:val="18"/>
-              </w:rPr>
-              <w:t xml:space="preserve">订单主表 / 订单明细表</w:t>
+            <w:tcW w:type="dxa" w:w="3600"/>
+            <w:tcMar>
+              <w:top w:type="dxa" w:w="40"/>
+              <w:left w:type="dxa" w:w="80"/>
+              <w:bottom w:type="dxa" w:w="40"/>
+              <w:right w:type="dxa" w:w="80"/>
+            </w:tcMar>
+          </w:tcPr>
+          <w:p>
+            <w:pPr>
+              <w:spacing w:after="0" w:line="260"/>
+            </w:pPr>
+            <w:r>
+              <w:rPr>
+                <w:b w:val="false"/>
+                <w:bCs w:val="false"/>
+                <w:color w:val="2a3346"/>
+                <w:sz w:val="18"/>
+                <w:szCs w:val="18"/>
+              </w:rPr>
+              <w:t xml:space="preserve">stock_check / stock_check_item</w:t>
+            </w:r>
+          </w:p>
+        </w:tc>
+        <w:tc>
+          <w:tcPr>
+            <w:tcW w:type="dxa" w:w="4400"/>
+            <w:tcMar>
+              <w:top w:type="dxa" w:w="40"/>
+              <w:left w:type="dxa" w:w="80"/>
+              <w:bottom w:type="dxa" w:w="40"/>
+              <w:right w:type="dxa" w:w="80"/>
+            </w:tcMar>
+          </w:tcPr>
+          <w:p>
+            <w:pPr>
+              <w:spacing w:after="0" w:line="260"/>
+            </w:pPr>
+            <w:r>
+              <w:rPr>
+                <w:b w:val="false"/>
+                <w:bCs w:val="false"/>
+                <w:color w:val="2a3346"/>
+                <w:sz w:val="18"/>
+                <w:szCs w:val="18"/>
+              </w:rPr>
+              <w:t xml:space="preserve">库存盘点 / 盘点明细表</w:t>
             </w:r>
           </w:p>
         </w:tc>
@@ -2428,53 +2921,53 @@
         </w:tc>
         <w:tc>
           <w:tcPr>
-            <w:tcW w:type="dxa" w:w="3400"/>
-            <w:tcMar>
-              <w:top w:type="dxa" w:w="40"/>
-              <w:left w:type="dxa" w:w="80"/>
-              <w:bottom w:type="dxa" w:w="40"/>
-              <w:right w:type="dxa" w:w="80"/>
-            </w:tcMar>
-          </w:tcPr>
-          <w:p>
-            <w:pPr>
-              <w:spacing w:after="0" w:line="260"/>
-            </w:pPr>
-            <w:r>
-              <w:rPr>
-                <w:b w:val="false"/>
-                <w:bCs w:val="false"/>
-                <w:color w:val="2a3346"/>
-                <w:sz w:val="18"/>
-                <w:szCs w:val="18"/>
-              </w:rPr>
-              <w:t xml:space="preserve">supplier / customer</w:t>
-            </w:r>
-          </w:p>
-        </w:tc>
-        <w:tc>
-          <w:tcPr>
-            <w:tcW w:type="dxa" w:w="4600"/>
-            <w:tcMar>
-              <w:top w:type="dxa" w:w="40"/>
-              <w:left w:type="dxa" w:w="80"/>
-              <w:bottom w:type="dxa" w:w="40"/>
-              <w:right w:type="dxa" w:w="80"/>
-            </w:tcMar>
-          </w:tcPr>
-          <w:p>
-            <w:pPr>
-              <w:spacing w:after="0" w:line="260"/>
-            </w:pPr>
-            <w:r>
-              <w:rPr>
-                <w:b w:val="false"/>
-                <w:bCs w:val="false"/>
-                <w:color w:val="2a3346"/>
-                <w:sz w:val="18"/>
-                <w:szCs w:val="18"/>
-              </w:rPr>
-              <w:t xml:space="preserve">供应商 / 客户表</w:t>
+            <w:tcW w:type="dxa" w:w="3600"/>
+            <w:tcMar>
+              <w:top w:type="dxa" w:w="40"/>
+              <w:left w:type="dxa" w:w="80"/>
+              <w:bottom w:type="dxa" w:w="40"/>
+              <w:right w:type="dxa" w:w="80"/>
+            </w:tcMar>
+          </w:tcPr>
+          <w:p>
+            <w:pPr>
+              <w:spacing w:after="0" w:line="260"/>
+            </w:pPr>
+            <w:r>
+              <w:rPr>
+                <w:b w:val="false"/>
+                <w:bCs w:val="false"/>
+                <w:color w:val="2a3346"/>
+                <w:sz w:val="18"/>
+                <w:szCs w:val="18"/>
+              </w:rPr>
+              <w:t xml:space="preserve">stock_alert</w:t>
+            </w:r>
+          </w:p>
+        </w:tc>
+        <w:tc>
+          <w:tcPr>
+            <w:tcW w:type="dxa" w:w="4400"/>
+            <w:tcMar>
+              <w:top w:type="dxa" w:w="40"/>
+              <w:left w:type="dxa" w:w="80"/>
+              <w:bottom w:type="dxa" w:w="40"/>
+              <w:right w:type="dxa" w:w="80"/>
+            </w:tcMar>
+          </w:tcPr>
+          <w:p>
+            <w:pPr>
+              <w:spacing w:after="0" w:line="260"/>
+            </w:pPr>
+            <w:r>
+              <w:rPr>
+                <w:b w:val="false"/>
+                <w:bCs w:val="false"/>
+                <w:color w:val="2a3346"/>
+                <w:sz w:val="18"/>
+                <w:szCs w:val="18"/>
+              </w:rPr>
+              <w:t xml:space="preserve">库存预警表</w:t>
             </w:r>
           </w:p>
         </w:tc>
@@ -2502,59 +2995,59 @@
                 <w:sz w:val="18"/>
                 <w:szCs w:val="18"/>
               </w:rPr>
-              <w:t xml:space="preserve">业务</w:t>
-            </w:r>
-          </w:p>
-        </w:tc>
-        <w:tc>
-          <w:tcPr>
-            <w:tcW w:type="dxa" w:w="3400"/>
-            <w:tcMar>
-              <w:top w:type="dxa" w:w="40"/>
-              <w:left w:type="dxa" w:w="80"/>
-              <w:bottom w:type="dxa" w:w="40"/>
-              <w:right w:type="dxa" w:w="80"/>
-            </w:tcMar>
-          </w:tcPr>
-          <w:p>
-            <w:pPr>
-              <w:spacing w:after="0" w:line="260"/>
-            </w:pPr>
-            <w:r>
-              <w:rPr>
-                <w:b w:val="false"/>
-                <w:bCs w:val="false"/>
-                <w:color w:val="2a3346"/>
-                <w:sz w:val="18"/>
-                <w:szCs w:val="18"/>
-              </w:rPr>
-              <w:t xml:space="preserve">stock_check / stock_check_item</w:t>
-            </w:r>
-          </w:p>
-        </w:tc>
-        <w:tc>
-          <w:tcPr>
-            <w:tcW w:type="dxa" w:w="4600"/>
-            <w:tcMar>
-              <w:top w:type="dxa" w:w="40"/>
-              <w:left w:type="dxa" w:w="80"/>
-              <w:bottom w:type="dxa" w:w="40"/>
-              <w:right w:type="dxa" w:w="80"/>
-            </w:tcMar>
-          </w:tcPr>
-          <w:p>
-            <w:pPr>
-              <w:spacing w:after="0" w:line="260"/>
-            </w:pPr>
-            <w:r>
-              <w:rPr>
-                <w:b w:val="false"/>
-                <w:bCs w:val="false"/>
-                <w:color w:val="2a3346"/>
-                <w:sz w:val="18"/>
-                <w:szCs w:val="18"/>
-              </w:rPr>
-              <w:t xml:space="preserve">库存盘点 / 盘点明细表</w:t>
+              <w:t xml:space="preserve">权限</w:t>
+            </w:r>
+          </w:p>
+        </w:tc>
+        <w:tc>
+          <w:tcPr>
+            <w:tcW w:type="dxa" w:w="3600"/>
+            <w:tcMar>
+              <w:top w:type="dxa" w:w="40"/>
+              <w:left w:type="dxa" w:w="80"/>
+              <w:bottom w:type="dxa" w:w="40"/>
+              <w:right w:type="dxa" w:w="80"/>
+            </w:tcMar>
+          </w:tcPr>
+          <w:p>
+            <w:pPr>
+              <w:spacing w:after="0" w:line="260"/>
+            </w:pPr>
+            <w:r>
+              <w:rPr>
+                <w:b w:val="false"/>
+                <w:bCs w:val="false"/>
+                <w:color w:val="2a3346"/>
+                <w:sz w:val="18"/>
+                <w:szCs w:val="18"/>
+              </w:rPr>
+              <w:t xml:space="preserve">sys_user</w:t>
+            </w:r>
+          </w:p>
+        </w:tc>
+        <w:tc>
+          <w:tcPr>
+            <w:tcW w:type="dxa" w:w="4400"/>
+            <w:tcMar>
+              <w:top w:type="dxa" w:w="40"/>
+              <w:left w:type="dxa" w:w="80"/>
+              <w:bottom w:type="dxa" w:w="40"/>
+              <w:right w:type="dxa" w:w="80"/>
+            </w:tcMar>
+          </w:tcPr>
+          <w:p>
+            <w:pPr>
+              <w:spacing w:after="0" w:line="260"/>
+            </w:pPr>
+            <w:r>
+              <w:rPr>
+                <w:b w:val="false"/>
+                <w:bCs w:val="false"/>
+                <w:color w:val="2a3346"/>
+                <w:sz w:val="18"/>
+                <w:szCs w:val="18"/>
+              </w:rPr>
+              <w:t xml:space="preserve">用户表</w:t>
             </w:r>
           </w:p>
         </w:tc>
@@ -2582,59 +3075,59 @@
                 <w:sz w:val="18"/>
                 <w:szCs w:val="18"/>
               </w:rPr>
-              <w:t xml:space="preserve">业务</w:t>
-            </w:r>
-          </w:p>
-        </w:tc>
-        <w:tc>
-          <w:tcPr>
-            <w:tcW w:type="dxa" w:w="3400"/>
-            <w:tcMar>
-              <w:top w:type="dxa" w:w="40"/>
-              <w:left w:type="dxa" w:w="80"/>
-              <w:bottom w:type="dxa" w:w="40"/>
-              <w:right w:type="dxa" w:w="80"/>
-            </w:tcMar>
-          </w:tcPr>
-          <w:p>
-            <w:pPr>
-              <w:spacing w:after="0" w:line="260"/>
-            </w:pPr>
-            <w:r>
-              <w:rPr>
-                <w:b w:val="false"/>
-                <w:bCs w:val="false"/>
-                <w:color w:val="2a3346"/>
-                <w:sz w:val="18"/>
-                <w:szCs w:val="18"/>
-              </w:rPr>
-              <w:t xml:space="preserve">stock_alert</w:t>
-            </w:r>
-          </w:p>
-        </w:tc>
-        <w:tc>
-          <w:tcPr>
-            <w:tcW w:type="dxa" w:w="4600"/>
-            <w:tcMar>
-              <w:top w:type="dxa" w:w="40"/>
-              <w:left w:type="dxa" w:w="80"/>
-              <w:bottom w:type="dxa" w:w="40"/>
-              <w:right w:type="dxa" w:w="80"/>
-            </w:tcMar>
-          </w:tcPr>
-          <w:p>
-            <w:pPr>
-              <w:spacing w:after="0" w:line="260"/>
-            </w:pPr>
-            <w:r>
-              <w:rPr>
-                <w:b w:val="false"/>
-                <w:bCs w:val="false"/>
-                <w:color w:val="2a3346"/>
-                <w:sz w:val="18"/>
-                <w:szCs w:val="18"/>
-              </w:rPr>
-              <w:t xml:space="preserve">库存预警表</w:t>
+              <w:t xml:space="preserve">权限</w:t>
+            </w:r>
+          </w:p>
+        </w:tc>
+        <w:tc>
+          <w:tcPr>
+            <w:tcW w:type="dxa" w:w="3600"/>
+            <w:tcMar>
+              <w:top w:type="dxa" w:w="40"/>
+              <w:left w:type="dxa" w:w="80"/>
+              <w:bottom w:type="dxa" w:w="40"/>
+              <w:right w:type="dxa" w:w="80"/>
+            </w:tcMar>
+          </w:tcPr>
+          <w:p>
+            <w:pPr>
+              <w:spacing w:after="0" w:line="260"/>
+            </w:pPr>
+            <w:r>
+              <w:rPr>
+                <w:b w:val="false"/>
+                <w:bCs w:val="false"/>
+                <w:color w:val="2a3346"/>
+                <w:sz w:val="18"/>
+                <w:szCs w:val="18"/>
+              </w:rPr>
+              <w:t xml:space="preserve">sys_role</w:t>
+            </w:r>
+          </w:p>
+        </w:tc>
+        <w:tc>
+          <w:tcPr>
+            <w:tcW w:type="dxa" w:w="4400"/>
+            <w:tcMar>
+              <w:top w:type="dxa" w:w="40"/>
+              <w:left w:type="dxa" w:w="80"/>
+              <w:bottom w:type="dxa" w:w="40"/>
+              <w:right w:type="dxa" w:w="80"/>
+            </w:tcMar>
+          </w:tcPr>
+          <w:p>
+            <w:pPr>
+              <w:spacing w:after="0" w:line="260"/>
+            </w:pPr>
+            <w:r>
+              <w:rPr>
+                <w:b w:val="false"/>
+                <w:bCs w:val="false"/>
+                <w:color w:val="2a3346"/>
+                <w:sz w:val="18"/>
+                <w:szCs w:val="18"/>
+              </w:rPr>
+              <w:t xml:space="preserve">角色表</w:t>
             </w:r>
           </w:p>
         </w:tc>
@@ -2668,53 +3161,53 @@
         </w:tc>
         <w:tc>
           <w:tcPr>
-            <w:tcW w:type="dxa" w:w="3400"/>
-            <w:tcMar>
-              <w:top w:type="dxa" w:w="40"/>
-              <w:left w:type="dxa" w:w="80"/>
-              <w:bottom w:type="dxa" w:w="40"/>
-              <w:right w:type="dxa" w:w="80"/>
-            </w:tcMar>
-          </w:tcPr>
-          <w:p>
-            <w:pPr>
-              <w:spacing w:after="0" w:line="260"/>
-            </w:pPr>
-            <w:r>
-              <w:rPr>
-                <w:b w:val="false"/>
-                <w:bCs w:val="false"/>
-                <w:color w:val="2a3346"/>
-                <w:sz w:val="18"/>
-                <w:szCs w:val="18"/>
-              </w:rPr>
-              <w:t xml:space="preserve">sys_user</w:t>
-            </w:r>
-          </w:p>
-        </w:tc>
-        <w:tc>
-          <w:tcPr>
-            <w:tcW w:type="dxa" w:w="4600"/>
-            <w:tcMar>
-              <w:top w:type="dxa" w:w="40"/>
-              <w:left w:type="dxa" w:w="80"/>
-              <w:bottom w:type="dxa" w:w="40"/>
-              <w:right w:type="dxa" w:w="80"/>
-            </w:tcMar>
-          </w:tcPr>
-          <w:p>
-            <w:pPr>
-              <w:spacing w:after="0" w:line="260"/>
-            </w:pPr>
-            <w:r>
-              <w:rPr>
-                <w:b w:val="false"/>
-                <w:bCs w:val="false"/>
-                <w:color w:val="2a3346"/>
-                <w:sz w:val="18"/>
-                <w:szCs w:val="18"/>
-              </w:rPr>
-              <w:t xml:space="preserve">用户表</w:t>
+            <w:tcW w:type="dxa" w:w="3600"/>
+            <w:tcMar>
+              <w:top w:type="dxa" w:w="40"/>
+              <w:left w:type="dxa" w:w="80"/>
+              <w:bottom w:type="dxa" w:w="40"/>
+              <w:right w:type="dxa" w:w="80"/>
+            </w:tcMar>
+          </w:tcPr>
+          <w:p>
+            <w:pPr>
+              <w:spacing w:after="0" w:line="260"/>
+            </w:pPr>
+            <w:r>
+              <w:rPr>
+                <w:b w:val="false"/>
+                <w:bCs w:val="false"/>
+                <w:color w:val="2a3346"/>
+                <w:sz w:val="18"/>
+                <w:szCs w:val="18"/>
+              </w:rPr>
+              <w:t xml:space="preserve">sys_menu</w:t>
+            </w:r>
+          </w:p>
+        </w:tc>
+        <w:tc>
+          <w:tcPr>
+            <w:tcW w:type="dxa" w:w="4400"/>
+            <w:tcMar>
+              <w:top w:type="dxa" w:w="40"/>
+              <w:left w:type="dxa" w:w="80"/>
+              <w:bottom w:type="dxa" w:w="40"/>
+              <w:right w:type="dxa" w:w="80"/>
+            </w:tcMar>
+          </w:tcPr>
+          <w:p>
+            <w:pPr>
+              <w:spacing w:after="0" w:line="260"/>
+            </w:pPr>
+            <w:r>
+              <w:rPr>
+                <w:b w:val="false"/>
+                <w:bCs w:val="false"/>
+                <w:color w:val="2a3346"/>
+                <w:sz w:val="18"/>
+                <w:szCs w:val="18"/>
+              </w:rPr>
+              <w:t xml:space="preserve">菜单表</w:t>
             </w:r>
           </w:p>
         </w:tc>
@@ -2748,53 +3241,53 @@
         </w:tc>
         <w:tc>
           <w:tcPr>
-            <w:tcW w:type="dxa" w:w="3400"/>
-            <w:tcMar>
-              <w:top w:type="dxa" w:w="40"/>
-              <w:left w:type="dxa" w:w="80"/>
-              <w:bottom w:type="dxa" w:w="40"/>
-              <w:right w:type="dxa" w:w="80"/>
-            </w:tcMar>
-          </w:tcPr>
-          <w:p>
-            <w:pPr>
-              <w:spacing w:after="0" w:line="260"/>
-            </w:pPr>
-            <w:r>
-              <w:rPr>
-                <w:b w:val="false"/>
-                <w:bCs w:val="false"/>
-                <w:color w:val="2a3346"/>
-                <w:sz w:val="18"/>
-                <w:szCs w:val="18"/>
-              </w:rPr>
-              <w:t xml:space="preserve">sys_role</w:t>
-            </w:r>
-          </w:p>
-        </w:tc>
-        <w:tc>
-          <w:tcPr>
-            <w:tcW w:type="dxa" w:w="4600"/>
-            <w:tcMar>
-              <w:top w:type="dxa" w:w="40"/>
-              <w:left w:type="dxa" w:w="80"/>
-              <w:bottom w:type="dxa" w:w="40"/>
-              <w:right w:type="dxa" w:w="80"/>
-            </w:tcMar>
-          </w:tcPr>
-          <w:p>
-            <w:pPr>
-              <w:spacing w:after="0" w:line="260"/>
-            </w:pPr>
-            <w:r>
-              <w:rPr>
-                <w:b w:val="false"/>
-                <w:bCs w:val="false"/>
-                <w:color w:val="2a3346"/>
-                <w:sz w:val="18"/>
-                <w:szCs w:val="18"/>
-              </w:rPr>
-              <w:t xml:space="preserve">角色表</w:t>
+            <w:tcW w:type="dxa" w:w="3600"/>
+            <w:tcMar>
+              <w:top w:type="dxa" w:w="40"/>
+              <w:left w:type="dxa" w:w="80"/>
+              <w:bottom w:type="dxa" w:w="40"/>
+              <w:right w:type="dxa" w:w="80"/>
+            </w:tcMar>
+          </w:tcPr>
+          <w:p>
+            <w:pPr>
+              <w:spacing w:after="0" w:line="260"/>
+            </w:pPr>
+            <w:r>
+              <w:rPr>
+                <w:b w:val="false"/>
+                <w:bCs w:val="false"/>
+                <w:color w:val="2a3346"/>
+                <w:sz w:val="18"/>
+                <w:szCs w:val="18"/>
+              </w:rPr>
+              <w:t xml:space="preserve">sys_user_role</w:t>
+            </w:r>
+          </w:p>
+        </w:tc>
+        <w:tc>
+          <w:tcPr>
+            <w:tcW w:type="dxa" w:w="4400"/>
+            <w:tcMar>
+              <w:top w:type="dxa" w:w="40"/>
+              <w:left w:type="dxa" w:w="80"/>
+              <w:bottom w:type="dxa" w:w="40"/>
+              <w:right w:type="dxa" w:w="80"/>
+            </w:tcMar>
+          </w:tcPr>
+          <w:p>
+            <w:pPr>
+              <w:spacing w:after="0" w:line="260"/>
+            </w:pPr>
+            <w:r>
+              <w:rPr>
+                <w:b w:val="false"/>
+                <w:bCs w:val="false"/>
+                <w:color w:val="2a3346"/>
+                <w:sz w:val="18"/>
+                <w:szCs w:val="18"/>
+              </w:rPr>
+              <w:t xml:space="preserve">用户—角色关联表</w:t>
             </w:r>
           </w:p>
         </w:tc>
@@ -2828,53 +3321,53 @@
         </w:tc>
         <w:tc>
           <w:tcPr>
-            <w:tcW w:type="dxa" w:w="3400"/>
-            <w:tcMar>
-              <w:top w:type="dxa" w:w="40"/>
-              <w:left w:type="dxa" w:w="80"/>
-              <w:bottom w:type="dxa" w:w="40"/>
-              <w:right w:type="dxa" w:w="80"/>
-            </w:tcMar>
-          </w:tcPr>
-          <w:p>
-            <w:pPr>
-              <w:spacing w:after="0" w:line="260"/>
-            </w:pPr>
-            <w:r>
-              <w:rPr>
-                <w:b w:val="false"/>
-                <w:bCs w:val="false"/>
-                <w:color w:val="2a3346"/>
-                <w:sz w:val="18"/>
-                <w:szCs w:val="18"/>
-              </w:rPr>
-              <w:t xml:space="preserve">sys_menu</w:t>
-            </w:r>
-          </w:p>
-        </w:tc>
-        <w:tc>
-          <w:tcPr>
-            <w:tcW w:type="dxa" w:w="4600"/>
-            <w:tcMar>
-              <w:top w:type="dxa" w:w="40"/>
-              <w:left w:type="dxa" w:w="80"/>
-              <w:bottom w:type="dxa" w:w="40"/>
-              <w:right w:type="dxa" w:w="80"/>
-            </w:tcMar>
-          </w:tcPr>
-          <w:p>
-            <w:pPr>
-              <w:spacing w:after="0" w:line="260"/>
-            </w:pPr>
-            <w:r>
-              <w:rPr>
-                <w:b w:val="false"/>
-                <w:bCs w:val="false"/>
-                <w:color w:val="2a3346"/>
-                <w:sz w:val="18"/>
-                <w:szCs w:val="18"/>
-              </w:rPr>
-              <w:t xml:space="preserve">菜单表</w:t>
+            <w:tcW w:type="dxa" w:w="3600"/>
+            <w:tcMar>
+              <w:top w:type="dxa" w:w="40"/>
+              <w:left w:type="dxa" w:w="80"/>
+              <w:bottom w:type="dxa" w:w="40"/>
+              <w:right w:type="dxa" w:w="80"/>
+            </w:tcMar>
+          </w:tcPr>
+          <w:p>
+            <w:pPr>
+              <w:spacing w:after="0" w:line="260"/>
+            </w:pPr>
+            <w:r>
+              <w:rPr>
+                <w:b w:val="false"/>
+                <w:bCs w:val="false"/>
+                <w:color w:val="2a3346"/>
+                <w:sz w:val="18"/>
+                <w:szCs w:val="18"/>
+              </w:rPr>
+              <w:t xml:space="preserve">sys_role_res</w:t>
+            </w:r>
+          </w:p>
+        </w:tc>
+        <w:tc>
+          <w:tcPr>
+            <w:tcW w:type="dxa" w:w="4400"/>
+            <w:tcMar>
+              <w:top w:type="dxa" w:w="40"/>
+              <w:left w:type="dxa" w:w="80"/>
+              <w:bottom w:type="dxa" w:w="40"/>
+              <w:right w:type="dxa" w:w="80"/>
+            </w:tcMar>
+          </w:tcPr>
+          <w:p>
+            <w:pPr>
+              <w:spacing w:after="0" w:line="260"/>
+            </w:pPr>
+            <w:r>
+              <w:rPr>
+                <w:b w:val="false"/>
+                <w:bCs w:val="false"/>
+                <w:color w:val="2a3346"/>
+                <w:sz w:val="18"/>
+                <w:szCs w:val="18"/>
+              </w:rPr>
+              <w:t xml:space="preserve">角色—资源关联表</w:t>
             </w:r>
           </w:p>
         </w:tc>
@@ -2902,173 +3395,13 @@
                 <w:sz w:val="18"/>
                 <w:szCs w:val="18"/>
               </w:rPr>
-              <w:t xml:space="preserve">权限</w:t>
-            </w:r>
-          </w:p>
-        </w:tc>
-        <w:tc>
-          <w:tcPr>
-            <w:tcW w:type="dxa" w:w="3400"/>
-            <w:tcMar>
-              <w:top w:type="dxa" w:w="40"/>
-              <w:left w:type="dxa" w:w="80"/>
-              <w:bottom w:type="dxa" w:w="40"/>
-              <w:right w:type="dxa" w:w="80"/>
-            </w:tcMar>
-          </w:tcPr>
-          <w:p>
-            <w:pPr>
-              <w:spacing w:after="0" w:line="260"/>
-            </w:pPr>
-            <w:r>
-              <w:rPr>
-                <w:b w:val="false"/>
-                <w:bCs w:val="false"/>
-                <w:color w:val="2a3346"/>
-                <w:sz w:val="18"/>
-                <w:szCs w:val="18"/>
-              </w:rPr>
-              <w:t xml:space="preserve">sys_user_role</w:t>
-            </w:r>
-          </w:p>
-        </w:tc>
-        <w:tc>
-          <w:tcPr>
-            <w:tcW w:type="dxa" w:w="4600"/>
-            <w:tcMar>
-              <w:top w:type="dxa" w:w="40"/>
-              <w:left w:type="dxa" w:w="80"/>
-              <w:bottom w:type="dxa" w:w="40"/>
-              <w:right w:type="dxa" w:w="80"/>
-            </w:tcMar>
-          </w:tcPr>
-          <w:p>
-            <w:pPr>
-              <w:spacing w:after="0" w:line="260"/>
-            </w:pPr>
-            <w:r>
-              <w:rPr>
-                <w:b w:val="false"/>
-                <w:bCs w:val="false"/>
-                <w:color w:val="2a3346"/>
-                <w:sz w:val="18"/>
-                <w:szCs w:val="18"/>
-              </w:rPr>
-              <w:t xml:space="preserve">用户—角色关联表</w:t>
-            </w:r>
-          </w:p>
-        </w:tc>
-      </w:tr>
-      <w:tr>
-        <w:tc>
-          <w:tcPr>
-            <w:tcW w:type="dxa" w:w="1200"/>
-            <w:tcMar>
-              <w:top w:type="dxa" w:w="40"/>
-              <w:left w:type="dxa" w:w="80"/>
-              <w:bottom w:type="dxa" w:w="40"/>
-              <w:right w:type="dxa" w:w="80"/>
-            </w:tcMar>
-          </w:tcPr>
-          <w:p>
-            <w:pPr>
-              <w:spacing w:after="0" w:line="260"/>
-            </w:pPr>
-            <w:r>
-              <w:rPr>
-                <w:b w:val="false"/>
-                <w:bCs w:val="false"/>
-                <w:color w:val="2a3346"/>
-                <w:sz w:val="18"/>
-                <w:szCs w:val="18"/>
-              </w:rPr>
-              <w:t xml:space="preserve">权限</w:t>
-            </w:r>
-          </w:p>
-        </w:tc>
-        <w:tc>
-          <w:tcPr>
-            <w:tcW w:type="dxa" w:w="3400"/>
-            <w:tcMar>
-              <w:top w:type="dxa" w:w="40"/>
-              <w:left w:type="dxa" w:w="80"/>
-              <w:bottom w:type="dxa" w:w="40"/>
-              <w:right w:type="dxa" w:w="80"/>
-            </w:tcMar>
-          </w:tcPr>
-          <w:p>
-            <w:pPr>
-              <w:spacing w:after="0" w:line="260"/>
-            </w:pPr>
-            <w:r>
-              <w:rPr>
-                <w:b w:val="false"/>
-                <w:bCs w:val="false"/>
-                <w:color w:val="2a3346"/>
-                <w:sz w:val="18"/>
-                <w:szCs w:val="18"/>
-              </w:rPr>
-              <w:t xml:space="preserve">sys_role_res</w:t>
-            </w:r>
-          </w:p>
-        </w:tc>
-        <w:tc>
-          <w:tcPr>
-            <w:tcW w:type="dxa" w:w="4600"/>
-            <w:tcMar>
-              <w:top w:type="dxa" w:w="40"/>
-              <w:left w:type="dxa" w:w="80"/>
-              <w:bottom w:type="dxa" w:w="40"/>
-              <w:right w:type="dxa" w:w="80"/>
-            </w:tcMar>
-          </w:tcPr>
-          <w:p>
-            <w:pPr>
-              <w:spacing w:after="0" w:line="260"/>
-            </w:pPr>
-            <w:r>
-              <w:rPr>
-                <w:b w:val="false"/>
-                <w:bCs w:val="false"/>
-                <w:color w:val="2a3346"/>
-                <w:sz w:val="18"/>
-                <w:szCs w:val="18"/>
-              </w:rPr>
-              <w:t xml:space="preserve">角色—资源关联表</w:t>
-            </w:r>
-          </w:p>
-        </w:tc>
-      </w:tr>
-      <w:tr>
-        <w:tc>
-          <w:tcPr>
-            <w:tcW w:type="dxa" w:w="1200"/>
-            <w:tcMar>
-              <w:top w:type="dxa" w:w="40"/>
-              <w:left w:type="dxa" w:w="80"/>
-              <w:bottom w:type="dxa" w:w="40"/>
-              <w:right w:type="dxa" w:w="80"/>
-            </w:tcMar>
-          </w:tcPr>
-          <w:p>
-            <w:pPr>
-              <w:spacing w:after="0" w:line="260"/>
-            </w:pPr>
-            <w:r>
-              <w:rPr>
-                <w:b w:val="false"/>
-                <w:bCs w:val="false"/>
-                <w:color w:val="2a3346"/>
-                <w:sz w:val="18"/>
-                <w:szCs w:val="18"/>
-              </w:rPr>
               <w:t xml:space="preserve">系统</w:t>
             </w:r>
           </w:p>
         </w:tc>
         <w:tc>
           <w:tcPr>
-            <w:tcW w:type="dxa" w:w="3400"/>
+            <w:tcW w:type="dxa" w:w="3600"/>
             <w:tcMar>
               <w:top w:type="dxa" w:w="40"/>
               <w:left w:type="dxa" w:w="80"/>
@@ -3094,7 +3427,7 @@
         </w:tc>
         <w:tc>
           <w:tcPr>
-            <w:tcW w:type="dxa" w:w="4600"/>
+            <w:tcW w:type="dxa" w:w="4400"/>
             <w:tcMar>
               <w:top w:type="dxa" w:w="40"/>
               <w:left w:type="dxa" w:w="80"/>
@@ -3135,19 +3468,6 @@
           <w:szCs w:val="25"/>
         </w:rPr>
         <w:t xml:space="preserve">3.3 核心表结构</w:t>
-      </w:r>
-    </w:p>
-    <w:p>
-      <w:pPr>
-        <w:spacing w:after="90" w:line="300"/>
-      </w:pPr>
-      <w:r>
-        <w:rPr>
-          <w:color w:val="222833"/>
-          <w:sz w:val="21"/>
-          <w:szCs w:val="21"/>
-        </w:rPr>
-        <w:t xml:space="preserve">权限模块（本人负责）对应的 5 张核心表结构如下。</w:t>
       </w:r>
     </w:p>
     <w:p>
@@ -3824,7 +4144,7 @@
                 <w:sz w:val="18"/>
                 <w:szCs w:val="18"/>
               </w:rPr>
-              <w:t xml:space="preserve">是否锁定（1 是 0 否）</w:t>
+              <w:t xml:space="preserve">是否锁定</w:t>
             </w:r>
           </w:p>
         </w:tc>
@@ -4004,12 +4324,12 @@
           <w:sz w:val="22"/>
           <w:szCs w:val="22"/>
         </w:rPr>
-        <w:t xml:space="preserve">（2）sys_role 角色表 / （3）sys_menu 菜单表</w:t>
+        <w:t xml:space="preserve">（2）权限关联表</w:t>
       </w:r>
     </w:p>
     <w:tbl>
       <w:tblPr>
-        <w:tblW w:type="dxa" w:w="9200"/>
+        <w:tblW w:type="dxa" w:w="9100"/>
         <w:tblBorders>
           <w:top w:val="single" w:color="C9D3E5" w:sz="2"/>
           <w:left w:val="single" w:color="C9D3E5" w:sz="2"/>
@@ -4020,9 +4340,9 @@
         </w:tblBorders>
       </w:tblPr>
       <w:tblGrid>
-        <w:gridCol w:w="1600"/>
-        <w:gridCol w:w="3600"/>
-        <w:gridCol w:w="4000"/>
+        <w:gridCol w:w="1700"/>
+        <w:gridCol w:w="3500"/>
+        <w:gridCol w:w="3900"/>
       </w:tblGrid>
       <w:tr>
         <w:trPr>
@@ -4030,7 +4350,7 @@
         </w:trPr>
         <w:tc>
           <w:tcPr>
-            <w:tcW w:type="dxa" w:w="1600"/>
+            <w:tcW w:type="dxa" w:w="1700"/>
             <w:shd w:fill="E8F0FB" w:val="clear"/>
             <w:tcMar>
               <w:top w:type="dxa" w:w="40"/>
@@ -4057,7 +4377,7 @@
         </w:tc>
         <w:tc>
           <w:tcPr>
-            <w:tcW w:type="dxa" w:w="3600"/>
+            <w:tcW w:type="dxa" w:w="3500"/>
             <w:shd w:fill="E8F0FB" w:val="clear"/>
             <w:tcMar>
               <w:top w:type="dxa" w:w="40"/>
@@ -4084,7 +4404,7 @@
         </w:tc>
         <w:tc>
           <w:tcPr>
-            <w:tcW w:type="dxa" w:w="4000"/>
+            <w:tcW w:type="dxa" w:w="3900"/>
             <w:shd w:fill="E8F0FB" w:val="clear"/>
             <w:tcMar>
               <w:top w:type="dxa" w:w="40"/>
@@ -4113,7 +4433,7 @@
       <w:tr>
         <w:tc>
           <w:tcPr>
-            <w:tcW w:type="dxa" w:w="1600"/>
+            <w:tcW w:type="dxa" w:w="1700"/>
             <w:tcMar>
               <w:top w:type="dxa" w:w="40"/>
               <w:left w:type="dxa" w:w="80"/>
@@ -4139,53 +4459,53 @@
         </w:tc>
         <w:tc>
           <w:tcPr>
-            <w:tcW w:type="dxa" w:w="3600"/>
-            <w:tcMar>
-              <w:top w:type="dxa" w:w="40"/>
-              <w:left w:type="dxa" w:w="80"/>
-              <w:bottom w:type="dxa" w:w="40"/>
-              <w:right w:type="dxa" w:w="80"/>
-            </w:tcMar>
-          </w:tcPr>
-          <w:p>
-            <w:pPr>
-              <w:spacing w:after="0" w:line="260"/>
-            </w:pPr>
-            <w:r>
-              <w:rPr>
-                <w:b w:val="false"/>
-                <w:bCs w:val="false"/>
-                <w:color w:val="2a3346"/>
-                <w:sz w:val="18"/>
-                <w:szCs w:val="18"/>
-              </w:rPr>
-              <w:t xml:space="preserve">id / name / description / del_flag</w:t>
-            </w:r>
-          </w:p>
-        </w:tc>
-        <w:tc>
-          <w:tcPr>
-            <w:tcW w:type="dxa" w:w="4000"/>
-            <w:tcMar>
-              <w:top w:type="dxa" w:w="40"/>
-              <w:left w:type="dxa" w:w="80"/>
-              <w:bottom w:type="dxa" w:w="40"/>
-              <w:right w:type="dxa" w:w="80"/>
-            </w:tcMar>
-          </w:tcPr>
-          <w:p>
-            <w:pPr>
-              <w:spacing w:after="0" w:line="260"/>
-            </w:pPr>
-            <w:r>
-              <w:rPr>
-                <w:b w:val="false"/>
-                <w:bCs w:val="false"/>
-                <w:color w:val="2a3346"/>
-                <w:sz w:val="18"/>
-                <w:szCs w:val="18"/>
-              </w:rPr>
-              <w:t xml:space="preserve">角色名称、描述</w:t>
+            <w:tcW w:type="dxa" w:w="3500"/>
+            <w:tcMar>
+              <w:top w:type="dxa" w:w="40"/>
+              <w:left w:type="dxa" w:w="80"/>
+              <w:bottom w:type="dxa" w:w="40"/>
+              <w:right w:type="dxa" w:w="80"/>
+            </w:tcMar>
+          </w:tcPr>
+          <w:p>
+            <w:pPr>
+              <w:spacing w:after="0" w:line="260"/>
+            </w:pPr>
+            <w:r>
+              <w:rPr>
+                <w:b w:val="false"/>
+                <w:bCs w:val="false"/>
+                <w:color w:val="2a3346"/>
+                <w:sz w:val="18"/>
+                <w:szCs w:val="18"/>
+              </w:rPr>
+              <w:t xml:space="preserve">id / name / description</w:t>
+            </w:r>
+          </w:p>
+        </w:tc>
+        <w:tc>
+          <w:tcPr>
+            <w:tcW w:type="dxa" w:w="3900"/>
+            <w:tcMar>
+              <w:top w:type="dxa" w:w="40"/>
+              <w:left w:type="dxa" w:w="80"/>
+              <w:bottom w:type="dxa" w:w="40"/>
+              <w:right w:type="dxa" w:w="80"/>
+            </w:tcMar>
+          </w:tcPr>
+          <w:p>
+            <w:pPr>
+              <w:spacing w:after="0" w:line="260"/>
+            </w:pPr>
+            <w:r>
+              <w:rPr>
+                <w:b w:val="false"/>
+                <w:bCs w:val="false"/>
+                <w:color w:val="2a3346"/>
+                <w:sz w:val="18"/>
+                <w:szCs w:val="18"/>
+              </w:rPr>
+              <w:t xml:space="preserve">角色定义</w:t>
             </w:r>
           </w:p>
         </w:tc>
@@ -4193,7 +4513,7 @@
       <w:tr>
         <w:tc>
           <w:tcPr>
-            <w:tcW w:type="dxa" w:w="1600"/>
+            <w:tcW w:type="dxa" w:w="1700"/>
             <w:tcMar>
               <w:top w:type="dxa" w:w="40"/>
               <w:left w:type="dxa" w:w="80"/>
@@ -4219,53 +4539,213 @@
         </w:tc>
         <w:tc>
           <w:tcPr>
-            <w:tcW w:type="dxa" w:w="3600"/>
-            <w:tcMar>
-              <w:top w:type="dxa" w:w="40"/>
-              <w:left w:type="dxa" w:w="80"/>
-              <w:bottom w:type="dxa" w:w="40"/>
-              <w:right w:type="dxa" w:w="80"/>
-            </w:tcMar>
-          </w:tcPr>
-          <w:p>
-            <w:pPr>
-              <w:spacing w:after="0" w:line="260"/>
-            </w:pPr>
-            <w:r>
-              <w:rPr>
-                <w:b w:val="false"/>
-                <w:bCs w:val="false"/>
-                <w:color w:val="2a3346"/>
-                <w:sz w:val="18"/>
-                <w:szCs w:val="18"/>
-              </w:rPr>
-              <w:t xml:space="preserve">id / name / parent_id / type / icon / url / component / sort</w:t>
-            </w:r>
-          </w:p>
-        </w:tc>
-        <w:tc>
-          <w:tcPr>
-            <w:tcW w:type="dxa" w:w="4000"/>
-            <w:tcMar>
-              <w:top w:type="dxa" w:w="40"/>
-              <w:left w:type="dxa" w:w="80"/>
-              <w:bottom w:type="dxa" w:w="40"/>
-              <w:right w:type="dxa" w:w="80"/>
-            </w:tcMar>
-          </w:tcPr>
-          <w:p>
-            <w:pPr>
-              <w:spacing w:after="0" w:line="260"/>
-            </w:pPr>
-            <w:r>
-              <w:rPr>
-                <w:b w:val="false"/>
-                <w:bCs w:val="false"/>
-                <w:color w:val="2a3346"/>
-                <w:sz w:val="18"/>
-                <w:szCs w:val="18"/>
-              </w:rPr>
-              <w:t xml:space="preserve">parent_id 自关联成树；type：0 菜单 / 1 页面 / 2 资源</w:t>
+            <w:tcW w:type="dxa" w:w="3500"/>
+            <w:tcMar>
+              <w:top w:type="dxa" w:w="40"/>
+              <w:left w:type="dxa" w:w="80"/>
+              <w:bottom w:type="dxa" w:w="40"/>
+              <w:right w:type="dxa" w:w="80"/>
+            </w:tcMar>
+          </w:tcPr>
+          <w:p>
+            <w:pPr>
+              <w:spacing w:after="0" w:line="260"/>
+            </w:pPr>
+            <w:r>
+              <w:rPr>
+                <w:b w:val="false"/>
+                <w:bCs w:val="false"/>
+                <w:color w:val="2a3346"/>
+                <w:sz w:val="18"/>
+                <w:szCs w:val="18"/>
+              </w:rPr>
+              <w:t xml:space="preserve">id / name / parent_id / type / component / sort</w:t>
+            </w:r>
+          </w:p>
+        </w:tc>
+        <w:tc>
+          <w:tcPr>
+            <w:tcW w:type="dxa" w:w="3900"/>
+            <w:tcMar>
+              <w:top w:type="dxa" w:w="40"/>
+              <w:left w:type="dxa" w:w="80"/>
+              <w:bottom w:type="dxa" w:w="40"/>
+              <w:right w:type="dxa" w:w="80"/>
+            </w:tcMar>
+          </w:tcPr>
+          <w:p>
+            <w:pPr>
+              <w:spacing w:after="0" w:line="260"/>
+            </w:pPr>
+            <w:r>
+              <w:rPr>
+                <w:b w:val="false"/>
+                <w:bCs w:val="false"/>
+                <w:color w:val="2a3346"/>
+                <w:sz w:val="18"/>
+                <w:szCs w:val="18"/>
+              </w:rPr>
+              <w:t xml:space="preserve">parent_id 自关联成树；type：0 菜单 /1 页面 /2 资源</w:t>
+            </w:r>
+          </w:p>
+        </w:tc>
+      </w:tr>
+      <w:tr>
+        <w:tc>
+          <w:tcPr>
+            <w:tcW w:type="dxa" w:w="1700"/>
+            <w:tcMar>
+              <w:top w:type="dxa" w:w="40"/>
+              <w:left w:type="dxa" w:w="80"/>
+              <w:bottom w:type="dxa" w:w="40"/>
+              <w:right w:type="dxa" w:w="80"/>
+            </w:tcMar>
+          </w:tcPr>
+          <w:p>
+            <w:pPr>
+              <w:spacing w:after="0" w:line="260"/>
+            </w:pPr>
+            <w:r>
+              <w:rPr>
+                <w:b w:val="false"/>
+                <w:bCs w:val="false"/>
+                <w:color w:val="2a3346"/>
+                <w:sz w:val="18"/>
+                <w:szCs w:val="18"/>
+              </w:rPr>
+              <w:t xml:space="preserve">sys_user_role</w:t>
+            </w:r>
+          </w:p>
+        </w:tc>
+        <w:tc>
+          <w:tcPr>
+            <w:tcW w:type="dxa" w:w="3500"/>
+            <w:tcMar>
+              <w:top w:type="dxa" w:w="40"/>
+              <w:left w:type="dxa" w:w="80"/>
+              <w:bottom w:type="dxa" w:w="40"/>
+              <w:right w:type="dxa" w:w="80"/>
+            </w:tcMar>
+          </w:tcPr>
+          <w:p>
+            <w:pPr>
+              <w:spacing w:after="0" w:line="260"/>
+            </w:pPr>
+            <w:r>
+              <w:rPr>
+                <w:b w:val="false"/>
+                <w:bCs w:val="false"/>
+                <w:color w:val="2a3346"/>
+                <w:sz w:val="18"/>
+                <w:szCs w:val="18"/>
+              </w:rPr>
+              <w:t xml:space="preserve">user_id / role_id</w:t>
+            </w:r>
+          </w:p>
+        </w:tc>
+        <w:tc>
+          <w:tcPr>
+            <w:tcW w:type="dxa" w:w="3900"/>
+            <w:tcMar>
+              <w:top w:type="dxa" w:w="40"/>
+              <w:left w:type="dxa" w:w="80"/>
+              <w:bottom w:type="dxa" w:w="40"/>
+              <w:right w:type="dxa" w:w="80"/>
+            </w:tcMar>
+          </w:tcPr>
+          <w:p>
+            <w:pPr>
+              <w:spacing w:after="0" w:line="260"/>
+            </w:pPr>
+            <w:r>
+              <w:rPr>
+                <w:b w:val="false"/>
+                <w:bCs w:val="false"/>
+                <w:color w:val="2a3346"/>
+                <w:sz w:val="18"/>
+                <w:szCs w:val="18"/>
+              </w:rPr>
+              <w:t xml:space="preserve">用户与角色多对多</w:t>
+            </w:r>
+          </w:p>
+        </w:tc>
+      </w:tr>
+      <w:tr>
+        <w:tc>
+          <w:tcPr>
+            <w:tcW w:type="dxa" w:w="1700"/>
+            <w:tcMar>
+              <w:top w:type="dxa" w:w="40"/>
+              <w:left w:type="dxa" w:w="80"/>
+              <w:bottom w:type="dxa" w:w="40"/>
+              <w:right w:type="dxa" w:w="80"/>
+            </w:tcMar>
+          </w:tcPr>
+          <w:p>
+            <w:pPr>
+              <w:spacing w:after="0" w:line="260"/>
+            </w:pPr>
+            <w:r>
+              <w:rPr>
+                <w:b w:val="false"/>
+                <w:bCs w:val="false"/>
+                <w:color w:val="2a3346"/>
+                <w:sz w:val="18"/>
+                <w:szCs w:val="18"/>
+              </w:rPr>
+              <w:t xml:space="preserve">sys_role_res</w:t>
+            </w:r>
+          </w:p>
+        </w:tc>
+        <w:tc>
+          <w:tcPr>
+            <w:tcW w:type="dxa" w:w="3500"/>
+            <w:tcMar>
+              <w:top w:type="dxa" w:w="40"/>
+              <w:left w:type="dxa" w:w="80"/>
+              <w:bottom w:type="dxa" w:w="40"/>
+              <w:right w:type="dxa" w:w="80"/>
+            </w:tcMar>
+          </w:tcPr>
+          <w:p>
+            <w:pPr>
+              <w:spacing w:after="0" w:line="260"/>
+            </w:pPr>
+            <w:r>
+              <w:rPr>
+                <w:b w:val="false"/>
+                <w:bCs w:val="false"/>
+                <w:color w:val="2a3346"/>
+                <w:sz w:val="18"/>
+                <w:szCs w:val="18"/>
+              </w:rPr>
+              <w:t xml:space="preserve">role_id / res_id / res_type</w:t>
+            </w:r>
+          </w:p>
+        </w:tc>
+        <w:tc>
+          <w:tcPr>
+            <w:tcW w:type="dxa" w:w="3900"/>
+            <w:tcMar>
+              <w:top w:type="dxa" w:w="40"/>
+              <w:left w:type="dxa" w:w="80"/>
+              <w:bottom w:type="dxa" w:w="40"/>
+              <w:right w:type="dxa" w:w="80"/>
+            </w:tcMar>
+          </w:tcPr>
+          <w:p>
+            <w:pPr>
+              <w:spacing w:after="0" w:line="260"/>
+            </w:pPr>
+            <w:r>
+              <w:rPr>
+                <w:b w:val="false"/>
+                <w:bCs w:val="false"/>
+                <w:color w:val="2a3346"/>
+                <w:sz w:val="18"/>
+                <w:szCs w:val="18"/>
+              </w:rPr>
+              <w:t xml:space="preserve">角色与资源（菜单）授权</w:t>
             </w:r>
           </w:p>
         </w:tc>
@@ -4285,274 +4765,9 @@
           <w:sz w:val="22"/>
           <w:szCs w:val="22"/>
         </w:rPr>
-        <w:t xml:space="preserve">（4）sys_user_role /（5）sys_role_res 关联表</w:t>
-      </w:r>
-    </w:p>
-    <w:tbl>
-      <w:tblPr>
-        <w:tblW w:type="dxa" w:w="9200"/>
-        <w:tblBorders>
-          <w:top w:val="single" w:color="C9D3E5" w:sz="2"/>
-          <w:left w:val="single" w:color="C9D3E5" w:sz="2"/>
-          <w:bottom w:val="single" w:color="C9D3E5" w:sz="2"/>
-          <w:right w:val="single" w:color="C9D3E5" w:sz="2"/>
-          <w:insideH w:val="single" w:color="C9D3E5" w:sz="2"/>
-          <w:insideV w:val="single" w:color="C9D3E5" w:sz="2"/>
-        </w:tblBorders>
-      </w:tblPr>
-      <w:tblGrid>
-        <w:gridCol w:w="1800"/>
-        <w:gridCol w:w="3400"/>
-        <w:gridCol w:w="4000"/>
-      </w:tblGrid>
-      <w:tr>
-        <w:trPr>
-          <w:tblHeader/>
-        </w:trPr>
-        <w:tc>
-          <w:tcPr>
-            <w:tcW w:type="dxa" w:w="1800"/>
-            <w:shd w:fill="E8F0FB" w:val="clear"/>
-            <w:tcMar>
-              <w:top w:type="dxa" w:w="40"/>
-              <w:left w:type="dxa" w:w="80"/>
-              <w:bottom w:type="dxa" w:w="40"/>
-              <w:right w:type="dxa" w:w="80"/>
-            </w:tcMar>
-          </w:tcPr>
-          <w:p>
-            <w:pPr>
-              <w:spacing w:after="0" w:line="260"/>
-            </w:pPr>
-            <w:r>
-              <w:rPr>
-                <w:b/>
-                <w:bCs/>
-                <w:color w:val="17335c"/>
-                <w:sz w:val="18"/>
-                <w:szCs w:val="18"/>
-              </w:rPr>
-              <w:t xml:space="preserve">表</w:t>
-            </w:r>
-          </w:p>
-        </w:tc>
-        <w:tc>
-          <w:tcPr>
-            <w:tcW w:type="dxa" w:w="3400"/>
-            <w:shd w:fill="E8F0FB" w:val="clear"/>
-            <w:tcMar>
-              <w:top w:type="dxa" w:w="40"/>
-              <w:left w:type="dxa" w:w="80"/>
-              <w:bottom w:type="dxa" w:w="40"/>
-              <w:right w:type="dxa" w:w="80"/>
-            </w:tcMar>
-          </w:tcPr>
-          <w:p>
-            <w:pPr>
-              <w:spacing w:after="0" w:line="260"/>
-            </w:pPr>
-            <w:r>
-              <w:rPr>
-                <w:b/>
-                <w:bCs/>
-                <w:color w:val="17335c"/>
-                <w:sz w:val="18"/>
-                <w:szCs w:val="18"/>
-              </w:rPr>
-              <w:t xml:space="preserve">字段</w:t>
-            </w:r>
-          </w:p>
-        </w:tc>
-        <w:tc>
-          <w:tcPr>
-            <w:tcW w:type="dxa" w:w="4000"/>
-            <w:shd w:fill="E8F0FB" w:val="clear"/>
-            <w:tcMar>
-              <w:top w:type="dxa" w:w="40"/>
-              <w:left w:type="dxa" w:w="80"/>
-              <w:bottom w:type="dxa" w:w="40"/>
-              <w:right w:type="dxa" w:w="80"/>
-            </w:tcMar>
-          </w:tcPr>
-          <w:p>
-            <w:pPr>
-              <w:spacing w:after="0" w:line="260"/>
-            </w:pPr>
-            <w:r>
-              <w:rPr>
-                <w:b/>
-                <w:bCs/>
-                <w:color w:val="17335c"/>
-                <w:sz w:val="18"/>
-                <w:szCs w:val="18"/>
-              </w:rPr>
-              <w:t xml:space="preserve">说明</w:t>
-            </w:r>
-          </w:p>
-        </w:tc>
-      </w:tr>
-      <w:tr>
-        <w:tc>
-          <w:tcPr>
-            <w:tcW w:type="dxa" w:w="1800"/>
-            <w:tcMar>
-              <w:top w:type="dxa" w:w="40"/>
-              <w:left w:type="dxa" w:w="80"/>
-              <w:bottom w:type="dxa" w:w="40"/>
-              <w:right w:type="dxa" w:w="80"/>
-            </w:tcMar>
-          </w:tcPr>
-          <w:p>
-            <w:pPr>
-              <w:spacing w:after="0" w:line="260"/>
-            </w:pPr>
-            <w:r>
-              <w:rPr>
-                <w:b w:val="false"/>
-                <w:bCs w:val="false"/>
-                <w:color w:val="2a3346"/>
-                <w:sz w:val="18"/>
-                <w:szCs w:val="18"/>
-              </w:rPr>
-              <w:t xml:space="preserve">sys_user_role</w:t>
-            </w:r>
-          </w:p>
-        </w:tc>
-        <w:tc>
-          <w:tcPr>
-            <w:tcW w:type="dxa" w:w="3400"/>
-            <w:tcMar>
-              <w:top w:type="dxa" w:w="40"/>
-              <w:left w:type="dxa" w:w="80"/>
-              <w:bottom w:type="dxa" w:w="40"/>
-              <w:right w:type="dxa" w:w="80"/>
-            </w:tcMar>
-          </w:tcPr>
-          <w:p>
-            <w:pPr>
-              <w:spacing w:after="0" w:line="260"/>
-            </w:pPr>
-            <w:r>
-              <w:rPr>
-                <w:b w:val="false"/>
-                <w:bCs w:val="false"/>
-                <w:color w:val="2a3346"/>
-                <w:sz w:val="18"/>
-                <w:szCs w:val="18"/>
-              </w:rPr>
-              <w:t xml:space="preserve">id / user_id / role_id</w:t>
-            </w:r>
-          </w:p>
-        </w:tc>
-        <w:tc>
-          <w:tcPr>
-            <w:tcW w:type="dxa" w:w="4000"/>
-            <w:tcMar>
-              <w:top w:type="dxa" w:w="40"/>
-              <w:left w:type="dxa" w:w="80"/>
-              <w:bottom w:type="dxa" w:w="40"/>
-              <w:right w:type="dxa" w:w="80"/>
-            </w:tcMar>
-          </w:tcPr>
-          <w:p>
-            <w:pPr>
-              <w:spacing w:after="0" w:line="260"/>
-            </w:pPr>
-            <w:r>
-              <w:rPr>
-                <w:b w:val="false"/>
-                <w:bCs w:val="false"/>
-                <w:color w:val="2a3346"/>
-                <w:sz w:val="18"/>
-                <w:szCs w:val="18"/>
-              </w:rPr>
-              <w:t xml:space="preserve">用户与角色多对多关联</w:t>
-            </w:r>
-          </w:p>
-        </w:tc>
-      </w:tr>
-      <w:tr>
-        <w:tc>
-          <w:tcPr>
-            <w:tcW w:type="dxa" w:w="1800"/>
-            <w:tcMar>
-              <w:top w:type="dxa" w:w="40"/>
-              <w:left w:type="dxa" w:w="80"/>
-              <w:bottom w:type="dxa" w:w="40"/>
-              <w:right w:type="dxa" w:w="80"/>
-            </w:tcMar>
-          </w:tcPr>
-          <w:p>
-            <w:pPr>
-              <w:spacing w:after="0" w:line="260"/>
-            </w:pPr>
-            <w:r>
-              <w:rPr>
-                <w:b w:val="false"/>
-                <w:bCs w:val="false"/>
-                <w:color w:val="2a3346"/>
-                <w:sz w:val="18"/>
-                <w:szCs w:val="18"/>
-              </w:rPr>
-              <w:t xml:space="preserve">sys_role_res</w:t>
-            </w:r>
-          </w:p>
-        </w:tc>
-        <w:tc>
-          <w:tcPr>
-            <w:tcW w:type="dxa" w:w="3400"/>
-            <w:tcMar>
-              <w:top w:type="dxa" w:w="40"/>
-              <w:left w:type="dxa" w:w="80"/>
-              <w:bottom w:type="dxa" w:w="40"/>
-              <w:right w:type="dxa" w:w="80"/>
-            </w:tcMar>
-          </w:tcPr>
-          <w:p>
-            <w:pPr>
-              <w:spacing w:after="0" w:line="260"/>
-            </w:pPr>
-            <w:r>
-              <w:rPr>
-                <w:b w:val="false"/>
-                <w:bCs w:val="false"/>
-                <w:color w:val="2a3346"/>
-                <w:sz w:val="18"/>
-                <w:szCs w:val="18"/>
-              </w:rPr>
-              <w:t xml:space="preserve">id / role_id / res_id / res_type</w:t>
-            </w:r>
-          </w:p>
-        </w:tc>
-        <w:tc>
-          <w:tcPr>
-            <w:tcW w:type="dxa" w:w="4000"/>
-            <w:tcMar>
-              <w:top w:type="dxa" w:w="40"/>
-              <w:left w:type="dxa" w:w="80"/>
-              <w:bottom w:type="dxa" w:w="40"/>
-              <w:right w:type="dxa" w:w="80"/>
-            </w:tcMar>
-          </w:tcPr>
-          <w:p>
-            <w:pPr>
-              <w:spacing w:after="0" w:line="260"/>
-            </w:pPr>
-            <w:r>
-              <w:rPr>
-                <w:b w:val="false"/>
-                <w:bCs w:val="false"/>
-                <w:color w:val="2a3346"/>
-                <w:sz w:val="18"/>
-                <w:szCs w:val="18"/>
-              </w:rPr>
-              <w:t xml:space="preserve">角色与资源（菜单）授权关联</w:t>
-            </w:r>
-          </w:p>
-        </w:tc>
-      </w:tr>
-    </w:tbl>
-    <w:p/>
+        <w:t xml:space="preserve">（3）核心业务表</w:t>
+      </w:r>
+    </w:p>
     <w:p>
       <w:pPr>
         <w:spacing w:after="90" w:line="300"/>
@@ -4563,7 +4778,7 @@
           <w:sz w:val="21"/>
           <w:szCs w:val="21"/>
         </w:rPr>
-        <w:t xml:space="preserve">核心业务表方面，goods（商品）经 storage、goodstype 关联仓库与分类；record（流水）记录每一笔出入库；location_stock 以批次记录库位存货及到期日，支撑「先到期先出」。</w:t>
+        <w:t xml:space="preserve">goods（商品）经 storage、goodstype 关联仓库与分类；record（流水）记录每一笔出入库；location_stock 以批次记录库位存货及到期日，支撑「先到期先出」扣减。</w:t>
       </w:r>
     </w:p>
     <w:p>
@@ -4592,7 +4807,7 @@
           <w:sz w:val="21"/>
           <w:szCs w:val="21"/>
         </w:rPr>
-        <w:t xml:space="preserve">系统整体实体关系（E-R）如下图所示，权限侧为标准 RBAC 结构：sys_user ─＜ sys_user_role ＞─ sys_role ─＜ sys_role_res ＞─ sys_menu。</w:t>
+        <w:t xml:space="preserve">系统整体实体关系（E-R）如下图，权限侧为标准 RBAC 结构：sys_user ─＜ sys_user_role ＞─ sys_role ─＜ sys_role_res ＞─ sys_menu。</w:t>
       </w:r>
     </w:p>
     <w:p>
@@ -4737,20 +4952,7 @@
           <w:sz w:val="30"/>
           <w:szCs w:val="30"/>
         </w:rPr>
-        <w:t xml:space="preserve">四、功能模块详细设计与实现（本人负责部分）</w:t>
-      </w:r>
-    </w:p>
-    <w:p>
-      <w:pPr>
-        <w:spacing w:after="90" w:line="300"/>
-      </w:pPr>
-      <w:r>
-        <w:rPr>
-          <w:color w:val="222833"/>
-          <w:sz w:val="21"/>
-          <w:szCs w:val="21"/>
-        </w:rPr>
-        <w:t xml:space="preserve">本章详细介绍本人负责的前端样式设计、登录认证、用户管理、角色管理、菜单管理五个模块，包含功能说明、数据流程、关键代码解读与运行截图。</w:t>
+        <w:t xml:space="preserve">四、前端设计</w:t>
       </w:r>
     </w:p>
     <w:p>
@@ -4766,7 +4968,7 @@
           <w:sz w:val="25"/>
           <w:szCs w:val="25"/>
         </w:rPr>
-        <w:t xml:space="preserve">4.1 前端样式设计</w:t>
+        <w:t xml:space="preserve">4.1 设计目标与技术选型</w:t>
       </w:r>
     </w:p>
     <w:p>
@@ -4779,23 +4981,23 @@
           <w:sz w:val="21"/>
           <w:szCs w:val="21"/>
         </w:rPr>
-        <w:t xml:space="preserve">目标：为全站建立统一的视觉规范（配色、排版、组件样式、响应式），做到「一套变量、全站生效」。</w:t>
-      </w:r>
-    </w:p>
-    <w:p>
-      <w:pPr>
-        <w:pStyle w:val="Heading3"/>
-        <w:spacing w:after="70" w:before="130"/>
+        <w:t xml:space="preserve">前端采用原生 HTML / CSS / JavaScript 实现单页应用（SPA），不依赖 Vue / React 框架，图表为手写 SVG，由 Spring Boot 直接托管。整体呈现「深色侧边导航 + 浅色内容工作区」的专业后台风格，目标是统一、美观、响应式且易维护。</w:t>
+      </w:r>
+    </w:p>
+    <w:p>
+      <w:pPr>
+        <w:pStyle w:val="Heading2"/>
+        <w:spacing w:after="90" w:before="180"/>
       </w:pPr>
       <w:r>
         <w:rPr>
           <w:b/>
           <w:bCs/>
-          <w:color w:val="2A4A72"/>
-          <w:sz w:val="22"/>
-          <w:szCs w:val="22"/>
-        </w:rPr>
-        <w:t xml:space="preserve">4.1.1 设计规范（CSS 设计变量）</w:t>
+          <w:color w:val="1F2A44"/>
+          <w:sz w:val="25"/>
+          <w:szCs w:val="25"/>
+        </w:rPr>
+        <w:t xml:space="preserve">4.2 视觉规范（设计变量）</w:t>
       </w:r>
     </w:p>
     <w:p>
@@ -4808,13 +5010,12 @@
           <w:sz w:val="21"/>
           <w:szCs w:val="21"/>
         </w:rPr>
-        <w:t xml:space="preserve">全站样式集中在 CSS 自定义变量 :root 中定义，修改一处即全站生效，核心变量如下：</w:t>
+        <w:t xml:space="preserve">全站样式集中在 CSS 自定义变量 :root 中定义，改一处即全站生效：</w:t>
       </w:r>
     </w:p>
     <w:p>
       <w:pPr>
         <w:pBdr>
-          <w:top w:val="single" w:color="F3F5F9" w:sz="2" w:space="4"/>
           <w:left w:val="single" w:color="1B57B0" w:sz="18" w:space="6"/>
         </w:pBdr>
         <w:shd w:fill="F3F5F9" w:val="clear"/>
@@ -4885,7 +5086,7 @@
           <w:sz w:val="17"/>
           <w:szCs w:val="17"/>
         </w:rPr>
-        <w:t xml:space="preserve">  --plane:#eef2f9; --surface:#fff;           /* 页面底色 / 卡片面 */</w:t>
+        <w:t xml:space="preserve">  --plane:#eef2f9; --surface:#fff;           /* 页面底色 / 卡片 */</w:t>
       </w:r>
     </w:p>
     <w:p>
@@ -4904,7 +5105,7 @@
           <w:sz w:val="17"/>
           <w:szCs w:val="17"/>
         </w:rPr>
-        <w:t xml:space="preserve">  --ink:#0f1b33; --muted:#8a99b5;            /* 主文字 / 次文字 */</w:t>
+        <w:t xml:space="preserve">  --ink:#0f1b33; --muted:#8a99b5;            /* 主 / 次文字 */</w:t>
       </w:r>
     </w:p>
     <w:p>
@@ -4942,7 +5143,7 @@
           <w:sz w:val="17"/>
           <w:szCs w:val="17"/>
         </w:rPr>
-        <w:t xml:space="preserve">  --shadow / --shadow-lg;  --r-card:16px; --r-ctl:10px;  /* 阴影与圆角 */</w:t>
+        <w:t xml:space="preserve">  --shadow / --shadow-lg;  --r-card:16px; --r-ctl:10px;</w:t>
       </w:r>
     </w:p>
     <w:p>
@@ -4967,18 +5168,18 @@
     <w:p/>
     <w:p>
       <w:pPr>
-        <w:pStyle w:val="Heading3"/>
-        <w:spacing w:after="70" w:before="130"/>
+        <w:pStyle w:val="Heading2"/>
+        <w:spacing w:after="90" w:before="180"/>
       </w:pPr>
       <w:r>
         <w:rPr>
           <w:b/>
           <w:bCs/>
-          <w:color w:val="2A4A72"/>
-          <w:sz w:val="22"/>
-          <w:szCs w:val="22"/>
-        </w:rPr>
-        <w:t xml:space="preserve">4.1.2 布局与组件实现</w:t>
+          <w:color w:val="1F2A44"/>
+          <w:sz w:val="25"/>
+          <w:szCs w:val="25"/>
+        </w:rPr>
+        <w:t xml:space="preserve">4.3 布局与组件设计</w:t>
       </w:r>
     </w:p>
     <w:p>
@@ -4996,7 +5197,7 @@
           <w:sz w:val="21"/>
           <w:szCs w:val="21"/>
         </w:rPr>
-        <w:t xml:space="preserve">整体布局：.app 使用 CSS Grid（grid-template-columns:248px 1fr），左固定侧栏、右自适应工作区；侧栏 sticky 固定；</w:t>
+        <w:t xml:space="preserve">整体布局：.app 采用 CSS Grid（248px 侧栏 + 1fr 工作区），侧栏 sticky 固定、工作区独立滚动；</w:t>
       </w:r>
     </w:p>
     <w:p>
@@ -5014,7 +5215,7 @@
           <w:sz w:val="21"/>
           <w:szCs w:val="21"/>
         </w:rPr>
-        <w:t xml:space="preserve">侧边导航：深色渐变背景，当前页用左侧 3px 高亮条 + 渐变底标识（.active）；</w:t>
+        <w:t xml:space="preserve">侧边导航：深色渐变背景，当前页用左侧高亮条 + 渐变底标识（.active）；</w:t>
       </w:r>
     </w:p>
     <w:p>
@@ -5032,7 +5233,7 @@
           <w:sz w:val="21"/>
           <w:szCs w:val="21"/>
         </w:rPr>
-        <w:t xml:space="preserve">顶栏：sticky 吸顶 + backdrop-filter 毛玻璃效果；</w:t>
+        <w:t xml:space="preserve">顶栏：sticky 吸顶 + 毛玻璃（backdrop-filter）效果，含面包屑与登录人信息；</w:t>
       </w:r>
     </w:p>
     <w:p>
@@ -5050,7 +5251,7 @@
           <w:sz w:val="21"/>
           <w:szCs w:val="21"/>
         </w:rPr>
-        <w:t xml:space="preserve">通用组件：统一封装 .btn 按钮、.card 卡片、.field 表单、.spin 加载动画等，各页面复用；</w:t>
+        <w:t xml:space="preserve">通用组件：统一封装 .btn 按钮、.card 卡片、.field 表单、.spin 加载动画等，全站复用；</w:t>
       </w:r>
     </w:p>
     <w:p>
@@ -5068,7 +5269,25 @@
           <w:sz w:val="21"/>
           <w:szCs w:val="21"/>
         </w:rPr>
-        <w:t xml:space="preserve">响应式：@media (max-width:820px) 下侧栏收起、登录页配图隐藏、布局自适应。</w:t>
+        <w:t xml:space="preserve">交互：就地视图 + 面包屑返回，尽量不用弹窗，操作附轻提示（Toast）；</w:t>
+      </w:r>
+    </w:p>
+    <w:p>
+      <w:pPr>
+        <w:pStyle w:val="ListParagraph"/>
+        <w:numPr>
+          <w:ilvl w:val="0"/>
+          <w:numId w:val="2"/>
+        </w:numPr>
+        <w:spacing w:after="60" w:line="290"/>
+      </w:pPr>
+      <w:r>
+        <w:rPr>
+          <w:color w:val="222833"/>
+          <w:sz w:val="21"/>
+          <w:szCs w:val="21"/>
+        </w:rPr>
+        <w:t xml:space="preserve">响应式：@media 断点下侧栏可收起、登录页配图隐藏，适配移动端。</w:t>
       </w:r>
     </w:p>
     <w:p>
@@ -5143,12 +5362,41 @@
           <w:sz w:val="18"/>
           <w:szCs w:val="18"/>
         </w:rPr>
-        <w:t xml:space="preserve">图 4-1　系统首页（整体布局与样式）</w:t>
+        <w:t xml:space="preserve">图 4-1　系统主界面（前端整体布局与样式）</w:t>
       </w:r>
     </w:p>
     <w:p>
       <w:r>
         <w:br w:type="page"/>
+      </w:r>
+    </w:p>
+    <w:p>
+      <w:pPr>
+        <w:pStyle w:val="Heading1"/>
+        <w:spacing w:after="140" w:before="260"/>
+      </w:pPr>
+      <w:r>
+        <w:rPr>
+          <w:b/>
+          <w:bCs/>
+          <w:color w:val="1B57B0"/>
+          <w:sz w:val="30"/>
+          <w:szCs w:val="30"/>
+        </w:rPr>
+        <w:t xml:space="preserve">五、登录注册与权限控制</w:t>
+      </w:r>
+    </w:p>
+    <w:p>
+      <w:pPr>
+        <w:spacing w:after="90" w:line="300"/>
+      </w:pPr>
+      <w:r>
+        <w:rPr>
+          <w:color w:val="222833"/>
+          <w:sz w:val="21"/>
+          <w:szCs w:val="21"/>
+        </w:rPr>
+        <w:t xml:space="preserve">本章为本人负责开发的核心安全模块，含登录、注册（账号创建）、令牌鉴权与 RBAC 权限控制，配关键代码解读与运行截图。</w:t>
       </w:r>
     </w:p>
     <w:p>
@@ -5164,7 +5412,7 @@
           <w:sz w:val="25"/>
           <w:szCs w:val="25"/>
         </w:rPr>
-        <w:t xml:space="preserve">4.2 登录认证</w:t>
+        <w:t xml:space="preserve">5.1 口令安全：加盐散列</w:t>
       </w:r>
     </w:p>
     <w:p>
@@ -5177,29 +5425,12 @@
           <w:sz w:val="21"/>
           <w:szCs w:val="21"/>
         </w:rPr>
-        <w:t xml:space="preserve">功能：账号密码登录、令牌签发与校验、退出登录、修改密码。安全要求：密码加盐散列存储，接口统一鉴权。</w:t>
-      </w:r>
-    </w:p>
-    <w:p>
-      <w:pPr>
-        <w:pStyle w:val="Heading3"/>
-        <w:spacing w:after="70" w:before="130"/>
-      </w:pPr>
-      <w:r>
-        <w:rPr>
-          <w:b/>
-          <w:bCs/>
-          <w:color w:val="2A4A72"/>
-          <w:sz w:val="22"/>
-          <w:szCs w:val="22"/>
-        </w:rPr>
-        <w:t xml:space="preserve">4.2.1 数据流程</w:t>
+        <w:t xml:space="preserve">系统不存储明文密码，散列方案为 md5(md5(明文)+盐)。每个用户拥有独立 salt，即使两人密码相同入库散列值也不同，可有效抵御彩虹表攻击。注册与改密均沿用此方案。</w:t>
       </w:r>
     </w:p>
     <w:p>
       <w:pPr>
         <w:pBdr>
-          <w:top w:val="single" w:color="F3F5F9" w:sz="2" w:space="4"/>
           <w:left w:val="single" w:color="1B57B0" w:sz="18" w:space="6"/>
         </w:pBdr>
         <w:shd w:fill="F3F5F9" w:val="clear"/>
@@ -5213,7 +5444,7 @@
           <w:sz w:val="17"/>
           <w:szCs w:val="17"/>
         </w:rPr>
-        <w:t xml:space="preserve">登录：账号+密码 → 按账号查用户 → 校验是否删除/锁定 → 加盐散列比对</w:t>
+        <w:t xml:space="preserve">public static String hashPassword(String rawPassword, String salt) {</w:t>
       </w:r>
     </w:p>
     <w:p>
@@ -5232,7 +5463,7 @@
           <w:sz w:val="17"/>
           <w:szCs w:val="17"/>
         </w:rPr>
-        <w:t xml:space="preserve">      → 一致则签发 Token → 前端存入 localStorage → 跳转主控台</w:t>
+        <w:t xml:space="preserve">    return md5(md5(rawPassword) + salt);</w:t>
       </w:r>
     </w:p>
     <w:p>
@@ -5251,7 +5482,88 @@
           <w:sz w:val="17"/>
           <w:szCs w:val="17"/>
         </w:rPr>
-        <w:t xml:space="preserve">访问：请求头携带 token → AuthInterceptor 校验 → 通过放行(注入登录人)</w:t>
+        <w:t xml:space="preserve">}</w:t>
+      </w:r>
+    </w:p>
+    <w:p/>
+    <w:p>
+      <w:pPr>
+        <w:pStyle w:val="Heading2"/>
+        <w:spacing w:after="90" w:before="180"/>
+      </w:pPr>
+      <w:r>
+        <w:rPr>
+          <w:b/>
+          <w:bCs/>
+          <w:color w:val="1F2A44"/>
+          <w:sz w:val="25"/>
+          <w:szCs w:val="25"/>
+        </w:rPr>
+        <w:t xml:space="preserve">5.2 用户注册（账号创建）</w:t>
+      </w:r>
+    </w:p>
+    <w:p>
+      <w:pPr>
+        <w:spacing w:after="90" w:line="300"/>
+      </w:pPr>
+      <w:r>
+        <w:rPr>
+          <w:color w:val="222833"/>
+          <w:sz w:val="21"/>
+          <w:szCs w:val="21"/>
+        </w:rPr>
+        <w:t xml:space="preserve">新用户信息（账号、姓名、初始密码等）经加盐散列后写入 sys_user 表，可由管理员在用户管理中创建，或经注册入口提交。账号唯一（number），落库前设置 salt 与散列口令、初始化锁定 / 删除标识与审计字段。用户注册与维护复用系统的通用 CRUD 能力（详见 5.5）。</w:t>
+      </w:r>
+    </w:p>
+    <w:p>
+      <w:pPr>
+        <w:pStyle w:val="Heading2"/>
+        <w:spacing w:after="90" w:before="180"/>
+      </w:pPr>
+      <w:r>
+        <w:rPr>
+          <w:b/>
+          <w:bCs/>
+          <w:color w:val="1F2A44"/>
+          <w:sz w:val="25"/>
+          <w:szCs w:val="25"/>
+        </w:rPr>
+        <w:t xml:space="preserve">5.3 登录认证</w:t>
+      </w:r>
+    </w:p>
+    <w:p>
+      <w:pPr>
+        <w:pStyle w:val="Heading3"/>
+        <w:spacing w:after="70" w:before="130"/>
+      </w:pPr>
+      <w:r>
+        <w:rPr>
+          <w:b/>
+          <w:bCs/>
+          <w:color w:val="2A4A72"/>
+          <w:sz w:val="22"/>
+          <w:szCs w:val="22"/>
+        </w:rPr>
+        <w:t xml:space="preserve">5.3.1 数据流程</w:t>
+      </w:r>
+    </w:p>
+    <w:p>
+      <w:pPr>
+        <w:pBdr>
+          <w:left w:val="single" w:color="1B57B0" w:sz="18" w:space="6"/>
+        </w:pBdr>
+        <w:shd w:fill="F3F5F9" w:val="clear"/>
+        <w:spacing w:after="0" w:before="40" w:line="250"/>
+        <w:ind w:left="120"/>
+      </w:pPr>
+      <w:r>
+        <w:rPr>
+          <w:rFonts w:ascii="Consolas" w:cs="Consolas" w:eastAsia="Consolas" w:hAnsi="Consolas"/>
+          <w:color w:val="243044"/>
+          <w:sz w:val="17"/>
+          <w:szCs w:val="17"/>
+        </w:rPr>
+        <w:t xml:space="preserve">登录：账号+密码 → 按账号查用户 → 校验是否删除/锁定 → 加盐散列比对</w:t>
       </w:r>
     </w:p>
     <w:p>
@@ -5270,57 +5582,7 @@
           <w:sz w:val="17"/>
           <w:szCs w:val="17"/>
         </w:rPr>
-        <w:t xml:space="preserve">      → 失败返回 401 → 前端清空并跳回登录页</w:t>
-      </w:r>
-    </w:p>
-    <w:p/>
-    <w:p>
-      <w:pPr>
-        <w:pStyle w:val="Heading3"/>
-        <w:spacing w:after="70" w:before="130"/>
-      </w:pPr>
-      <w:r>
-        <w:rPr>
-          <w:b/>
-          <w:bCs/>
-          <w:color w:val="2A4A72"/>
-          <w:sz w:val="22"/>
-          <w:szCs w:val="22"/>
-        </w:rPr>
-        <w:t xml:space="preserve">4.2.2 关键代码解读</w:t>
-      </w:r>
-    </w:p>
-    <w:p>
-      <w:pPr>
-        <w:spacing w:after="90" w:line="300"/>
-      </w:pPr>
-      <w:r>
-        <w:rPr>
-          <w:color w:val="222833"/>
-          <w:sz w:val="21"/>
-          <w:szCs w:val="21"/>
-        </w:rPr>
-        <w:t xml:space="preserve">① 口令加盐散列（Md5Util）：方案为 md5(md5(明文)+盐)，每用户独立 salt，可抵御彩虹表攻击。</w:t>
-      </w:r>
-    </w:p>
-    <w:p>
-      <w:pPr>
-        <w:pBdr>
-          <w:top w:val="single" w:color="F3F5F9" w:sz="2" w:space="4"/>
-          <w:left w:val="single" w:color="1B57B0" w:sz="18" w:space="6"/>
-        </w:pBdr>
-        <w:shd w:fill="F3F5F9" w:val="clear"/>
-        <w:spacing w:after="0" w:before="40" w:line="250"/>
-        <w:ind w:left="120"/>
-      </w:pPr>
-      <w:r>
-        <w:rPr>
-          <w:rFonts w:ascii="Consolas" w:cs="Consolas" w:eastAsia="Consolas" w:hAnsi="Consolas"/>
-          <w:color w:val="243044"/>
-          <w:sz w:val="17"/>
-          <w:szCs w:val="17"/>
-        </w:rPr>
-        <w:t xml:space="preserve">public static String hashPassword(String rawPassword, String salt) {</w:t>
+        <w:t xml:space="preserve">      → 一致则签发 Token → 前端存 localStorage → 跳转主控台</w:t>
       </w:r>
     </w:p>
     <w:p>
@@ -5339,7 +5601,7 @@
           <w:sz w:val="17"/>
           <w:szCs w:val="17"/>
         </w:rPr>
-        <w:t xml:space="preserve">    return md5(md5(rawPassword) + salt);   // 两次 MD5 + 盐</w:t>
+        <w:t xml:space="preserve">访问：请求头带 token → AuthInterceptor 校验 → 通过放行(注入登录人)</w:t>
       </w:r>
     </w:p>
     <w:p>
@@ -5358,27 +5620,29 @@
           <w:sz w:val="17"/>
           <w:szCs w:val="17"/>
         </w:rPr>
-        <w:t xml:space="preserve">}</w:t>
+        <w:t xml:space="preserve">      → 失败返回 401 → 前端清空并跳回登录页</w:t>
       </w:r>
     </w:p>
     <w:p/>
     <w:p>
       <w:pPr>
-        <w:spacing w:after="90" w:line="300"/>
-      </w:pPr>
-      <w:r>
-        <w:rPr>
-          <w:color w:val="222833"/>
-          <w:sz w:val="21"/>
-          <w:szCs w:val="21"/>
-        </w:rPr>
-        <w:t xml:space="preserve">② 登录接口（AuthController#login）：逐步校验后签发令牌，返回体经 safeUser() 剔除 password、salt 等敏感字段。</w:t>
+        <w:pStyle w:val="Heading3"/>
+        <w:spacing w:after="70" w:before="130"/>
+      </w:pPr>
+      <w:r>
+        <w:rPr>
+          <w:b/>
+          <w:bCs/>
+          <w:color w:val="2A4A72"/>
+          <w:sz w:val="22"/>
+          <w:szCs w:val="22"/>
+        </w:rPr>
+        <w:t xml:space="preserve">5.3.2 登录接口代码解读（AuthController#login）</w:t>
       </w:r>
     </w:p>
     <w:p>
       <w:pPr>
         <w:pBdr>
-          <w:top w:val="single" w:color="F3F5F9" w:sz="2" w:space="4"/>
           <w:left w:val="single" w:color="1B57B0" w:sz="18" w:space="6"/>
         </w:pBdr>
         <w:shd w:fill="F3F5F9" w:val="clear"/>
@@ -5528,7 +5792,6 @@
         <w:t xml:space="preserve">String token = tokenStore.issue(new Principal(u.getId(), u.getName(), u.getNumber()));</w:t>
       </w:r>
     </w:p>
-    <w:p/>
     <w:p>
       <w:pPr>
         <w:spacing w:after="90" w:line="300"/>
@@ -5539,13 +5802,28 @@
           <w:sz w:val="21"/>
           <w:szCs w:val="21"/>
         </w:rPr>
-        <w:t xml:space="preserve">③ 令牌存储（TokenStore）：以 ConcurrentHashMap 维护「Token→登录人」映射，支持并发；退出登录即 remove。</w:t>
+        <w:t xml:space="preserve">返回体经 safeUser() 处理，剔除 password、salt 等敏感字段，仅返回 id、姓名、账号、年龄、性别、电话。</w:t>
+      </w:r>
+    </w:p>
+    <w:p>
+      <w:pPr>
+        <w:pStyle w:val="Heading3"/>
+        <w:spacing w:after="70" w:before="130"/>
+      </w:pPr>
+      <w:r>
+        <w:rPr>
+          <w:b/>
+          <w:bCs/>
+          <w:color w:val="2A4A72"/>
+          <w:sz w:val="22"/>
+          <w:szCs w:val="22"/>
+        </w:rPr>
+        <w:t xml:space="preserve">5.3.3 令牌存储（TokenStore）</w:t>
       </w:r>
     </w:p>
     <w:p>
       <w:pPr>
         <w:pBdr>
-          <w:top w:val="single" w:color="F3F5F9" w:sz="2" w:space="4"/>
           <w:left w:val="single" w:color="1B57B0" w:sz="18" w:space="6"/>
         </w:pBdr>
         <w:shd w:fill="F3F5F9" w:val="clear"/>
@@ -5597,7 +5875,7 @@
           <w:sz w:val="17"/>
           <w:szCs w:val="17"/>
         </w:rPr>
-        <w:t xml:space="preserve">public void revoke(String t){ if(t!=null) tokens.remove(t); }</w:t>
+        <w:t xml:space="preserve">public void revoke(String t){ if(t!=null) tokens.remove(t); }   // 退出登录</w:t>
       </w:r>
     </w:p>
     <w:p/>
@@ -5611,174 +5889,7 @@
           <w:sz w:val="21"/>
           <w:szCs w:val="21"/>
         </w:rPr>
-        <w:t xml:space="preserve">④ 统一鉴权拦截（AuthInterceptor + WebConfig）：拦截 /api/**，放行登录接口，未登录返回 401。</w:t>
-      </w:r>
-    </w:p>
-    <w:p>
-      <w:pPr>
-        <w:pBdr>
-          <w:top w:val="single" w:color="F3F5F9" w:sz="2" w:space="4"/>
-          <w:left w:val="single" w:color="1B57B0" w:sz="18" w:space="6"/>
-        </w:pBdr>
-        <w:shd w:fill="F3F5F9" w:val="clear"/>
-        <w:spacing w:after="0" w:before="40" w:line="250"/>
-        <w:ind w:left="120"/>
-      </w:pPr>
-      <w:r>
-        <w:rPr>
-          <w:rFonts w:ascii="Consolas" w:cs="Consolas" w:eastAsia="Consolas" w:hAnsi="Consolas"/>
-          <w:color w:val="243044"/>
-          <w:sz w:val="17"/>
-          <w:szCs w:val="17"/>
-        </w:rPr>
-        <w:t xml:space="preserve">// AuthInterceptor：校验令牌，通过则注入登录人</w:t>
-      </w:r>
-    </w:p>
-    <w:p>
-      <w:pPr>
-        <w:pBdr>
-          <w:left w:val="single" w:color="1B57B0" w:sz="18" w:space="6"/>
-        </w:pBdr>
-        <w:shd w:fill="F3F5F9" w:val="clear"/>
-        <w:spacing w:after="0" w:before="0" w:line="250"/>
-        <w:ind w:left="120"/>
-      </w:pPr>
-      <w:r>
-        <w:rPr>
-          <w:rFonts w:ascii="Consolas" w:cs="Consolas" w:eastAsia="Consolas" w:hAnsi="Consolas"/>
-          <w:color w:val="243044"/>
-          <w:sz w:val="17"/>
-          <w:szCs w:val="17"/>
-        </w:rPr>
-        <w:t xml:space="preserve">Principal p = tokenStore.resolve(req.getHeader("token"));</w:t>
-      </w:r>
-    </w:p>
-    <w:p>
-      <w:pPr>
-        <w:pBdr>
-          <w:left w:val="single" w:color="1B57B0" w:sz="18" w:space="6"/>
-        </w:pBdr>
-        <w:shd w:fill="F3F5F9" w:val="clear"/>
-        <w:spacing w:after="0" w:before="0" w:line="250"/>
-        <w:ind w:left="120"/>
-      </w:pPr>
-      <w:r>
-        <w:rPr>
-          <w:rFonts w:ascii="Consolas" w:cs="Consolas" w:eastAsia="Consolas" w:hAnsi="Consolas"/>
-          <w:color w:val="243044"/>
-          <w:sz w:val="17"/>
-          <w:szCs w:val="17"/>
-        </w:rPr>
-        <w:t xml:space="preserve">if (p == null) { resp.setStatus(401); ... return false; }</w:t>
-      </w:r>
-    </w:p>
-    <w:p>
-      <w:pPr>
-        <w:pBdr>
-          <w:left w:val="single" w:color="1B57B0" w:sz="18" w:space="6"/>
-        </w:pBdr>
-        <w:shd w:fill="F3F5F9" w:val="clear"/>
-        <w:spacing w:after="0" w:before="0" w:line="250"/>
-        <w:ind w:left="120"/>
-      </w:pPr>
-      <w:r>
-        <w:rPr>
-          <w:rFonts w:ascii="Consolas" w:cs="Consolas" w:eastAsia="Consolas" w:hAnsi="Consolas"/>
-          <w:color w:val="243044"/>
-          <w:sz w:val="17"/>
-          <w:szCs w:val="17"/>
-        </w:rPr>
-        <w:t xml:space="preserve">req.setAttribute("principal", p);</w:t>
-      </w:r>
-    </w:p>
-    <w:p>
-      <w:pPr>
-        <w:pBdr>
-          <w:left w:val="single" w:color="1B57B0" w:sz="18" w:space="6"/>
-        </w:pBdr>
-        <w:shd w:fill="F3F5F9" w:val="clear"/>
-        <w:spacing w:after="0" w:before="0" w:line="250"/>
-        <w:ind w:left="120"/>
-      </w:pPr>
-      <w:r>
-        <w:rPr>
-          <w:rFonts w:ascii="Consolas" w:cs="Consolas" w:eastAsia="Consolas" w:hAnsi="Consolas"/>
-          <w:color w:val="243044"/>
-          <w:sz w:val="17"/>
-          <w:szCs w:val="17"/>
-        </w:rPr>
-        <w:t xml:space="preserve"> </w:t>
-      </w:r>
-    </w:p>
-    <w:p>
-      <w:pPr>
-        <w:pBdr>
-          <w:left w:val="single" w:color="1B57B0" w:sz="18" w:space="6"/>
-        </w:pBdr>
-        <w:shd w:fill="F3F5F9" w:val="clear"/>
-        <w:spacing w:after="0" w:before="0" w:line="250"/>
-        <w:ind w:left="120"/>
-      </w:pPr>
-      <w:r>
-        <w:rPr>
-          <w:rFonts w:ascii="Consolas" w:cs="Consolas" w:eastAsia="Consolas" w:hAnsi="Consolas"/>
-          <w:color w:val="243044"/>
-          <w:sz w:val="17"/>
-          <w:szCs w:val="17"/>
-        </w:rPr>
-        <w:t xml:space="preserve">// WebConfig：注册拦截器并放行登录接口</w:t>
-      </w:r>
-    </w:p>
-    <w:p>
-      <w:pPr>
-        <w:pBdr>
-          <w:left w:val="single" w:color="1B57B0" w:sz="18" w:space="6"/>
-        </w:pBdr>
-        <w:shd w:fill="F3F5F9" w:val="clear"/>
-        <w:spacing w:after="0" w:before="0" w:line="250"/>
-        <w:ind w:left="120"/>
-      </w:pPr>
-      <w:r>
-        <w:rPr>
-          <w:rFonts w:ascii="Consolas" w:cs="Consolas" w:eastAsia="Consolas" w:hAnsi="Consolas"/>
-          <w:color w:val="243044"/>
-          <w:sz w:val="17"/>
-          <w:szCs w:val="17"/>
-        </w:rPr>
-        <w:t xml:space="preserve">registry.addInterceptor(authInterceptor).addPathPatterns("/api/**")</w:t>
-      </w:r>
-    </w:p>
-    <w:p>
-      <w:pPr>
-        <w:pBdr>
-          <w:left w:val="single" w:color="1B57B0" w:sz="18" w:space="6"/>
-        </w:pBdr>
-        <w:shd w:fill="F3F5F9" w:val="clear"/>
-        <w:spacing w:after="0" w:before="0" w:line="250"/>
-        <w:ind w:left="120"/>
-      </w:pPr>
-      <w:r>
-        <w:rPr>
-          <w:rFonts w:ascii="Consolas" w:cs="Consolas" w:eastAsia="Consolas" w:hAnsi="Consolas"/>
-          <w:color w:val="243044"/>
-          <w:sz w:val="17"/>
-          <w:szCs w:val="17"/>
-        </w:rPr>
-        <w:t xml:space="preserve">        .excludePathPatterns("/api/auth/login");</w:t>
-      </w:r>
-    </w:p>
-    <w:p/>
-    <w:p>
-      <w:pPr>
-        <w:spacing w:after="90" w:line="300"/>
-      </w:pPr>
-      <w:r>
-        <w:rPr>
-          <w:color w:val="222833"/>
-          <w:sz w:val="21"/>
-          <w:szCs w:val="21"/>
-        </w:rPr>
-        <w:t xml:space="preserve">登录界面（左右分栏式）运行效果如下：</w:t>
+        <w:t xml:space="preserve">登录界面（左右分栏式）运行效果：</w:t>
       </w:r>
     </w:p>
     <w:p>
@@ -5840,7 +5951,7 @@
           <w:sz w:val="18"/>
           <w:szCs w:val="18"/>
         </w:rPr>
-        <w:t xml:space="preserve">图 4-2　系统登录界面</w:t>
+        <w:t xml:space="preserve">图 5-1　系统登录界面</w:t>
       </w:r>
     </w:p>
     <w:p>
@@ -5861,7 +5972,7 @@
           <w:sz w:val="25"/>
           <w:szCs w:val="25"/>
         </w:rPr>
-        <w:t xml:space="preserve">4.3 用户管理</w:t>
+        <w:t xml:space="preserve">5.4 统一鉴权拦截</w:t>
       </w:r>
     </w:p>
     <w:p>
@@ -5874,42 +5985,12 @@
           <w:sz w:val="21"/>
           <w:szCs w:val="21"/>
         </w:rPr>
-        <w:t xml:space="preserve">功能：对系统用户进行新增、查询、修改、删除，并可锁定 / 逻辑删除账号。</w:t>
-      </w:r>
-    </w:p>
-    <w:p>
-      <w:pPr>
-        <w:pStyle w:val="Heading3"/>
-        <w:spacing w:after="70" w:before="130"/>
-      </w:pPr>
-      <w:r>
-        <w:rPr>
-          <w:b/>
-          <w:bCs/>
-          <w:color w:val="2A4A72"/>
-          <w:sz w:val="22"/>
-          <w:szCs w:val="22"/>
-        </w:rPr>
-        <w:t xml:space="preserve">4.3.1 关键代码解读：通用 CRUD 基类</w:t>
-      </w:r>
-    </w:p>
-    <w:p>
-      <w:pPr>
-        <w:spacing w:after="90" w:line="300"/>
-      </w:pPr>
-      <w:r>
-        <w:rPr>
-          <w:color w:val="222833"/>
-          <w:sz w:val="21"/>
-          <w:szCs w:val="21"/>
-        </w:rPr>
-        <w:t xml:space="preserve">用户、角色、菜单等系统管理表操作高度相似，故抽象出泛型基类 BaseController&lt;T&gt; 统一提供增删改查，各控制器仅需继承并注入自己的 Repository，大幅减少重复代码：</w:t>
+        <w:t xml:space="preserve">通过拦截器对除登录外的所有接口统一校验令牌，实现“全站受控、登录放行”。</w:t>
       </w:r>
     </w:p>
     <w:p>
       <w:pPr>
         <w:pBdr>
-          <w:top w:val="single" w:color="F3F5F9" w:sz="2" w:space="4"/>
           <w:left w:val="single" w:color="1B57B0" w:sz="18" w:space="6"/>
         </w:pBdr>
         <w:shd w:fill="F3F5F9" w:val="clear"/>
@@ -5923,7 +6004,7 @@
           <w:sz w:val="17"/>
           <w:szCs w:val="17"/>
         </w:rPr>
-        <w:t xml:space="preserve">public abstract class BaseController&lt;T&gt; {</w:t>
+        <w:t xml:space="preserve">// AuthInterceptor：校验令牌，通过则注入登录人，否则 401</w:t>
       </w:r>
     </w:p>
     <w:p>
@@ -5942,7 +6023,7 @@
           <w:sz w:val="17"/>
           <w:szCs w:val="17"/>
         </w:rPr>
-        <w:t xml:space="preserve">  protected abstract JpaRepository&lt;T,Integer&gt; repo();</w:t>
+        <w:t xml:space="preserve">Principal p = tokenStore.resolve(req.getHeader("token"));</w:t>
       </w:r>
     </w:p>
     <w:p>
@@ -5961,7 +6042,7 @@
           <w:sz w:val="17"/>
           <w:szCs w:val="17"/>
         </w:rPr>
-        <w:t xml:space="preserve">  @GetMapping           public Result&lt;List&lt;T&gt;&gt; list(){ return Result.ok(repo().findAll()); }</w:t>
+        <w:t xml:space="preserve">if (p == null) { resp.setStatus(401); ... return false; }</w:t>
       </w:r>
     </w:p>
     <w:p>
@@ -5980,7 +6061,7 @@
           <w:sz w:val="17"/>
           <w:szCs w:val="17"/>
         </w:rPr>
-        <w:t xml:space="preserve">  @GetMapping("/{id}")  public Result&lt;T&gt; get(@PathVariable Integer id){ ... }</w:t>
+        <w:t xml:space="preserve">req.setAttribute("principal", p);</w:t>
       </w:r>
     </w:p>
     <w:p>
@@ -5999,7 +6080,7 @@
           <w:sz w:val="17"/>
           <w:szCs w:val="17"/>
         </w:rPr>
-        <w:t xml:space="preserve">  @PostMapping          public Result&lt;T&gt; create(@RequestBody T e){ return Result.ok(repo().save(e)); }</w:t>
+        <w:t xml:space="preserve"> </w:t>
       </w:r>
     </w:p>
     <w:p>
@@ -6018,7 +6099,7 @@
           <w:sz w:val="17"/>
           <w:szCs w:val="17"/>
         </w:rPr>
-        <w:t xml:space="preserve">  @PutMapping("/{id}")  public Result&lt;T&gt; update(@PathVariable Integer id,@RequestBody T e){ return Result.ok(repo().save(e)); }</w:t>
+        <w:t xml:space="preserve">// WebConfig：注册拦截器并放行登录接口</w:t>
       </w:r>
     </w:p>
     <w:p>
@@ -6037,7 +6118,7 @@
           <w:sz w:val="17"/>
           <w:szCs w:val="17"/>
         </w:rPr>
-        <w:t xml:space="preserve">  @DeleteMapping("/{id}") public Result&lt;Void&gt; delete(@PathVariable Integer id){ repo().deleteById(id); return Result.ok(); }</w:t>
+        <w:t xml:space="preserve">registry.addInterceptor(authInterceptor).addPathPatterns("/api/**")</w:t>
       </w:r>
     </w:p>
     <w:p>
@@ -6056,10 +6137,26 @@
           <w:sz w:val="17"/>
           <w:szCs w:val="17"/>
         </w:rPr>
-        <w:t xml:space="preserve">}</w:t>
+        <w:t xml:space="preserve">        .excludePathPatterns("/api/auth/login");</w:t>
       </w:r>
     </w:p>
     <w:p/>
+    <w:p>
+      <w:pPr>
+        <w:pStyle w:val="Heading2"/>
+        <w:spacing w:after="90" w:before="180"/>
+      </w:pPr>
+      <w:r>
+        <w:rPr>
+          <w:b/>
+          <w:bCs/>
+          <w:color w:val="1F2A44"/>
+          <w:sz w:val="25"/>
+          <w:szCs w:val="25"/>
+        </w:rPr>
+        <w:t xml:space="preserve">5.5 RBAC 权限控制</w:t>
+      </w:r>
+    </w:p>
     <w:p>
       <w:pPr>
         <w:spacing w:after="90" w:line="300"/>
@@ -6070,13 +6167,131 @@
           <w:sz w:val="21"/>
           <w:szCs w:val="21"/>
         </w:rPr>
-        <w:t xml:space="preserve">用户管理控制器仅数行即完成全部 CRUD：</w:t>
+        <w:t xml:space="preserve">系统采用「用户—角色—资源」三层 RBAC 模型：用户不直接绑定权限，而是通过角色间接获得对菜单资源的访问权，从而实现权限的批量分配与灵活调整。</w:t>
+      </w:r>
+    </w:p>
+    <w:p>
+      <w:pPr>
+        <w:pStyle w:val="ListParagraph"/>
+        <w:numPr>
+          <w:ilvl w:val="0"/>
+          <w:numId w:val="2"/>
+        </w:numPr>
+        <w:spacing w:after="60" w:line="290"/>
+      </w:pPr>
+      <w:r>
+        <w:rPr>
+          <w:color w:val="222833"/>
+          <w:sz w:val="21"/>
+          <w:szCs w:val="21"/>
+        </w:rPr>
+        <w:t xml:space="preserve">用户管理：sys_user 的增删改查与账号锁定；</w:t>
+      </w:r>
+    </w:p>
+    <w:p>
+      <w:pPr>
+        <w:pStyle w:val="ListParagraph"/>
+        <w:numPr>
+          <w:ilvl w:val="0"/>
+          <w:numId w:val="2"/>
+        </w:numPr>
+        <w:spacing w:after="60" w:line="290"/>
+      </w:pPr>
+      <w:r>
+        <w:rPr>
+          <w:color w:val="222833"/>
+          <w:sz w:val="21"/>
+          <w:szCs w:val="21"/>
+        </w:rPr>
+        <w:t xml:space="preserve">角色管理：sys_role 维护，SysRole 实体用 @PrePersist 自动补齐创建时间与删除标识；</w:t>
+      </w:r>
+    </w:p>
+    <w:p>
+      <w:pPr>
+        <w:pStyle w:val="ListParagraph"/>
+        <w:numPr>
+          <w:ilvl w:val="0"/>
+          <w:numId w:val="2"/>
+        </w:numPr>
+        <w:spacing w:after="60" w:line="290"/>
+      </w:pPr>
+      <w:r>
+        <w:rPr>
+          <w:color w:val="222833"/>
+          <w:sz w:val="21"/>
+          <w:szCs w:val="21"/>
+        </w:rPr>
+        <w:t xml:space="preserve">菜单管理：sys_menu 通过 parent_id 自关联成树，type 区分菜单 / 页面 / 资源三级粒度；</w:t>
+      </w:r>
+    </w:p>
+    <w:p>
+      <w:pPr>
+        <w:pStyle w:val="ListParagraph"/>
+        <w:numPr>
+          <w:ilvl w:val="0"/>
+          <w:numId w:val="2"/>
+        </w:numPr>
+        <w:spacing w:after="60" w:line="290"/>
+      </w:pPr>
+      <w:r>
+        <w:rPr>
+          <w:color w:val="222833"/>
+          <w:sz w:val="21"/>
+          <w:szCs w:val="21"/>
+        </w:rPr>
+        <w:t xml:space="preserve">用户—角色分配：经 sys_user_role 关联表维护；</w:t>
+      </w:r>
+    </w:p>
+    <w:p>
+      <w:pPr>
+        <w:pStyle w:val="ListParagraph"/>
+        <w:numPr>
+          <w:ilvl w:val="0"/>
+          <w:numId w:val="2"/>
+        </w:numPr>
+        <w:spacing w:after="60" w:line="290"/>
+      </w:pPr>
+      <w:r>
+        <w:rPr>
+          <w:color w:val="222833"/>
+          <w:sz w:val="21"/>
+          <w:szCs w:val="21"/>
+        </w:rPr>
+        <w:t xml:space="preserve">角色—资源授权：经 sys_role_res 关联表维护，决定角色可见的菜单资源。</w:t>
+      </w:r>
+    </w:p>
+    <w:p>
+      <w:pPr>
+        <w:pStyle w:val="Heading3"/>
+        <w:spacing w:after="70" w:before="130"/>
+      </w:pPr>
+      <w:r>
+        <w:rPr>
+          <w:b/>
+          <w:bCs/>
+          <w:color w:val="2A4A72"/>
+          <w:sz w:val="22"/>
+          <w:szCs w:val="22"/>
+        </w:rPr>
+        <w:t xml:space="preserve">5.5.1 通用 CRUD 基类（复用设计）</w:t>
+      </w:r>
+    </w:p>
+    <w:p>
+      <w:pPr>
+        <w:spacing w:after="90" w:line="300"/>
+      </w:pPr>
+      <w:r>
+        <w:rPr>
+          <w:color w:val="222833"/>
+          <w:sz w:val="21"/>
+          <w:szCs w:val="21"/>
+        </w:rPr>
+        <w:t xml:space="preserve">用户 / 角色 / 菜单等系统管理表操作高度相似，故抽象出泛型基类 BaseController&lt;T&gt; 统一提供增删改查，各控制器仅需继承并注入自己的 Repository，大幅减少重复代码：</w:t>
       </w:r>
     </w:p>
     <w:p>
       <w:pPr>
         <w:pBdr>
-          <w:top w:val="single" w:color="F3F5F9" w:sz="2" w:space="4"/>
           <w:left w:val="single" w:color="1B57B0" w:sz="18" w:space="6"/>
         </w:pBdr>
         <w:shd w:fill="F3F5F9" w:val="clear"/>
@@ -6090,7 +6305,7 @@
           <w:sz w:val="17"/>
           <w:szCs w:val="17"/>
         </w:rPr>
-        <w:t xml:space="preserve">@RestController @RequestMapping("/api/sys_user")</w:t>
+        <w:t xml:space="preserve">public abstract class BaseController&lt;T&gt; {</w:t>
       </w:r>
     </w:p>
     <w:p>
@@ -6109,7 +6324,7 @@
           <w:sz w:val="17"/>
           <w:szCs w:val="17"/>
         </w:rPr>
-        <w:t xml:space="preserve">public class SysUserController extends BaseController&lt;SysUser&gt; {</w:t>
+        <w:t xml:space="preserve">  protected abstract JpaRepository&lt;T,Integer&gt; repo();</w:t>
       </w:r>
     </w:p>
     <w:p>
@@ -6128,7 +6343,7 @@
           <w:sz w:val="17"/>
           <w:szCs w:val="17"/>
         </w:rPr>
-        <w:t xml:space="preserve">    private final SysUserRepo repo;</w:t>
+        <w:t xml:space="preserve">  @GetMapping           public Result&lt;List&lt;T&gt;&gt; list(){ return Result.ok(repo().findAll()); }</w:t>
       </w:r>
     </w:p>
     <w:p>
@@ -6147,7 +6362,7 @@
           <w:sz w:val="17"/>
           <w:szCs w:val="17"/>
         </w:rPr>
-        <w:t xml:space="preserve">    public SysUserController(SysUserRepo repo){ this.repo = repo; }</w:t>
+        <w:t xml:space="preserve">  @GetMapping("/{id}")  public Result&lt;T&gt; get(@PathVariable Integer id){ ... }</w:t>
       </w:r>
     </w:p>
     <w:p>
@@ -6166,7 +6381,7 @@
           <w:sz w:val="17"/>
           <w:szCs w:val="17"/>
         </w:rPr>
-        <w:t xml:space="preserve">    @Override protected JpaRepository&lt;SysUser,Integer&gt; repo(){ return repo; }</w:t>
+        <w:t xml:space="preserve">  @PostMapping          public Result&lt;T&gt; create(@RequestBody T e){ return Result.ok(repo().save(e)); }</w:t>
       </w:r>
     </w:p>
     <w:p>
@@ -6185,530 +6400,47 @@
           <w:sz w:val="17"/>
           <w:szCs w:val="17"/>
         </w:rPr>
+        <w:t xml:space="preserve">  @PutMapping("/{id}")  public Result&lt;T&gt; update(@PathVariable Integer id,@RequestBody T e){ return Result.ok(repo().save(e)); }</w:t>
+      </w:r>
+    </w:p>
+    <w:p>
+      <w:pPr>
+        <w:pBdr>
+          <w:left w:val="single" w:color="1B57B0" w:sz="18" w:space="6"/>
+        </w:pBdr>
+        <w:shd w:fill="F3F5F9" w:val="clear"/>
+        <w:spacing w:after="0" w:before="0" w:line="250"/>
+        <w:ind w:left="120"/>
+      </w:pPr>
+      <w:r>
+        <w:rPr>
+          <w:rFonts w:ascii="Consolas" w:cs="Consolas" w:eastAsia="Consolas" w:hAnsi="Consolas"/>
+          <w:color w:val="243044"/>
+          <w:sz w:val="17"/>
+          <w:szCs w:val="17"/>
+        </w:rPr>
+        <w:t xml:space="preserve">  @DeleteMapping("/{id}") public Result&lt;Void&gt; delete(@PathVariable Integer id){ repo().deleteById(id); return Result.ok(); }</w:t>
+      </w:r>
+    </w:p>
+    <w:p>
+      <w:pPr>
+        <w:pBdr>
+          <w:left w:val="single" w:color="1B57B0" w:sz="18" w:space="6"/>
+        </w:pBdr>
+        <w:shd w:fill="F3F5F9" w:val="clear"/>
+        <w:spacing w:after="0" w:before="0" w:line="250"/>
+        <w:ind w:left="120"/>
+      </w:pPr>
+      <w:r>
+        <w:rPr>
+          <w:rFonts w:ascii="Consolas" w:cs="Consolas" w:eastAsia="Consolas" w:hAnsi="Consolas"/>
+          <w:color w:val="243044"/>
+          <w:sz w:val="17"/>
+          <w:szCs w:val="17"/>
+        </w:rPr>
         <w:t xml:space="preserve">}</w:t>
       </w:r>
     </w:p>
-    <w:p/>
-    <w:p>
-      <w:pPr>
-        <w:pStyle w:val="Heading3"/>
-        <w:spacing w:after="70" w:before="130"/>
-      </w:pPr>
-      <w:r>
-        <w:rPr>
-          <w:b/>
-          <w:bCs/>
-          <w:color w:val="2A4A72"/>
-          <w:sz w:val="22"/>
-          <w:szCs w:val="22"/>
-        </w:rPr>
-        <w:t xml:space="preserve">4.3.2 数据流程与接口</w:t>
-      </w:r>
-    </w:p>
-    <w:tbl>
-      <w:tblPr>
-        <w:tblW w:type="dxa" w:w="8800"/>
-        <w:tblBorders>
-          <w:top w:val="single" w:color="C9D3E5" w:sz="2"/>
-          <w:left w:val="single" w:color="C9D3E5" w:sz="2"/>
-          <w:bottom w:val="single" w:color="C9D3E5" w:sz="2"/>
-          <w:right w:val="single" w:color="C9D3E5" w:sz="2"/>
-          <w:insideH w:val="single" w:color="C9D3E5" w:sz="2"/>
-          <w:insideV w:val="single" w:color="C9D3E5" w:sz="2"/>
-        </w:tblBorders>
-      </w:tblPr>
-      <w:tblGrid>
-        <w:gridCol w:w="1600"/>
-        <w:gridCol w:w="4000"/>
-        <w:gridCol w:w="3200"/>
-      </w:tblGrid>
-      <w:tr>
-        <w:trPr>
-          <w:tblHeader/>
-        </w:trPr>
-        <w:tc>
-          <w:tcPr>
-            <w:tcW w:type="dxa" w:w="1600"/>
-            <w:shd w:fill="E8F0FB" w:val="clear"/>
-            <w:tcMar>
-              <w:top w:type="dxa" w:w="40"/>
-              <w:left w:type="dxa" w:w="80"/>
-              <w:bottom w:type="dxa" w:w="40"/>
-              <w:right w:type="dxa" w:w="80"/>
-            </w:tcMar>
-          </w:tcPr>
-          <w:p>
-            <w:pPr>
-              <w:spacing w:after="0" w:line="260"/>
-            </w:pPr>
-            <w:r>
-              <w:rPr>
-                <w:b/>
-                <w:bCs/>
-                <w:color w:val="17335c"/>
-                <w:sz w:val="18"/>
-                <w:szCs w:val="18"/>
-              </w:rPr>
-              <w:t xml:space="preserve">方法</w:t>
-            </w:r>
-          </w:p>
-        </w:tc>
-        <w:tc>
-          <w:tcPr>
-            <w:tcW w:type="dxa" w:w="4000"/>
-            <w:shd w:fill="E8F0FB" w:val="clear"/>
-            <w:tcMar>
-              <w:top w:type="dxa" w:w="40"/>
-              <w:left w:type="dxa" w:w="80"/>
-              <w:bottom w:type="dxa" w:w="40"/>
-              <w:right w:type="dxa" w:w="80"/>
-            </w:tcMar>
-          </w:tcPr>
-          <w:p>
-            <w:pPr>
-              <w:spacing w:after="0" w:line="260"/>
-            </w:pPr>
-            <w:r>
-              <w:rPr>
-                <w:b/>
-                <w:bCs/>
-                <w:color w:val="17335c"/>
-                <w:sz w:val="18"/>
-                <w:szCs w:val="18"/>
-              </w:rPr>
-              <w:t xml:space="preserve">路径</w:t>
-            </w:r>
-          </w:p>
-        </w:tc>
-        <w:tc>
-          <w:tcPr>
-            <w:tcW w:type="dxa" w:w="3200"/>
-            <w:shd w:fill="E8F0FB" w:val="clear"/>
-            <w:tcMar>
-              <w:top w:type="dxa" w:w="40"/>
-              <w:left w:type="dxa" w:w="80"/>
-              <w:bottom w:type="dxa" w:w="40"/>
-              <w:right w:type="dxa" w:w="80"/>
-            </w:tcMar>
-          </w:tcPr>
-          <w:p>
-            <w:pPr>
-              <w:spacing w:after="0" w:line="260"/>
-            </w:pPr>
-            <w:r>
-              <w:rPr>
-                <w:b/>
-                <w:bCs/>
-                <w:color w:val="17335c"/>
-                <w:sz w:val="18"/>
-                <w:szCs w:val="18"/>
-              </w:rPr>
-              <w:t xml:space="preserve">说明</w:t>
-            </w:r>
-          </w:p>
-        </w:tc>
-      </w:tr>
-      <w:tr>
-        <w:tc>
-          <w:tcPr>
-            <w:tcW w:type="dxa" w:w="1600"/>
-            <w:tcMar>
-              <w:top w:type="dxa" w:w="40"/>
-              <w:left w:type="dxa" w:w="80"/>
-              <w:bottom w:type="dxa" w:w="40"/>
-              <w:right w:type="dxa" w:w="80"/>
-            </w:tcMar>
-          </w:tcPr>
-          <w:p>
-            <w:pPr>
-              <w:spacing w:after="0" w:line="260"/>
-            </w:pPr>
-            <w:r>
-              <w:rPr>
-                <w:b w:val="false"/>
-                <w:bCs w:val="false"/>
-                <w:color w:val="2a3346"/>
-                <w:sz w:val="18"/>
-                <w:szCs w:val="18"/>
-              </w:rPr>
-              <w:t xml:space="preserve">GET</w:t>
-            </w:r>
-          </w:p>
-        </w:tc>
-        <w:tc>
-          <w:tcPr>
-            <w:tcW w:type="dxa" w:w="4000"/>
-            <w:tcMar>
-              <w:top w:type="dxa" w:w="40"/>
-              <w:left w:type="dxa" w:w="80"/>
-              <w:bottom w:type="dxa" w:w="40"/>
-              <w:right w:type="dxa" w:w="80"/>
-            </w:tcMar>
-          </w:tcPr>
-          <w:p>
-            <w:pPr>
-              <w:spacing w:after="0" w:line="260"/>
-            </w:pPr>
-            <w:r>
-              <w:rPr>
-                <w:b w:val="false"/>
-                <w:bCs w:val="false"/>
-                <w:color w:val="2a3346"/>
-                <w:sz w:val="18"/>
-                <w:szCs w:val="18"/>
-              </w:rPr>
-              <w:t xml:space="preserve">/api/sys_user</w:t>
-            </w:r>
-          </w:p>
-        </w:tc>
-        <w:tc>
-          <w:tcPr>
-            <w:tcW w:type="dxa" w:w="3200"/>
-            <w:tcMar>
-              <w:top w:type="dxa" w:w="40"/>
-              <w:left w:type="dxa" w:w="80"/>
-              <w:bottom w:type="dxa" w:w="40"/>
-              <w:right w:type="dxa" w:w="80"/>
-            </w:tcMar>
-          </w:tcPr>
-          <w:p>
-            <w:pPr>
-              <w:spacing w:after="0" w:line="260"/>
-            </w:pPr>
-            <w:r>
-              <w:rPr>
-                <w:b w:val="false"/>
-                <w:bCs w:val="false"/>
-                <w:color w:val="2a3346"/>
-                <w:sz w:val="18"/>
-                <w:szCs w:val="18"/>
-              </w:rPr>
-              <w:t xml:space="preserve">用户列表</w:t>
-            </w:r>
-          </w:p>
-        </w:tc>
-      </w:tr>
-      <w:tr>
-        <w:tc>
-          <w:tcPr>
-            <w:tcW w:type="dxa" w:w="1600"/>
-            <w:tcMar>
-              <w:top w:type="dxa" w:w="40"/>
-              <w:left w:type="dxa" w:w="80"/>
-              <w:bottom w:type="dxa" w:w="40"/>
-              <w:right w:type="dxa" w:w="80"/>
-            </w:tcMar>
-          </w:tcPr>
-          <w:p>
-            <w:pPr>
-              <w:spacing w:after="0" w:line="260"/>
-            </w:pPr>
-            <w:r>
-              <w:rPr>
-                <w:b w:val="false"/>
-                <w:bCs w:val="false"/>
-                <w:color w:val="2a3346"/>
-                <w:sz w:val="18"/>
-                <w:szCs w:val="18"/>
-              </w:rPr>
-              <w:t xml:space="preserve">GET</w:t>
-            </w:r>
-          </w:p>
-        </w:tc>
-        <w:tc>
-          <w:tcPr>
-            <w:tcW w:type="dxa" w:w="4000"/>
-            <w:tcMar>
-              <w:top w:type="dxa" w:w="40"/>
-              <w:left w:type="dxa" w:w="80"/>
-              <w:bottom w:type="dxa" w:w="40"/>
-              <w:right w:type="dxa" w:w="80"/>
-            </w:tcMar>
-          </w:tcPr>
-          <w:p>
-            <w:pPr>
-              <w:spacing w:after="0" w:line="260"/>
-            </w:pPr>
-            <w:r>
-              <w:rPr>
-                <w:b w:val="false"/>
-                <w:bCs w:val="false"/>
-                <w:color w:val="2a3346"/>
-                <w:sz w:val="18"/>
-                <w:szCs w:val="18"/>
-              </w:rPr>
-              <w:t xml:space="preserve">/api/sys_user/{id}</w:t>
-            </w:r>
-          </w:p>
-        </w:tc>
-        <w:tc>
-          <w:tcPr>
-            <w:tcW w:type="dxa" w:w="3200"/>
-            <w:tcMar>
-              <w:top w:type="dxa" w:w="40"/>
-              <w:left w:type="dxa" w:w="80"/>
-              <w:bottom w:type="dxa" w:w="40"/>
-              <w:right w:type="dxa" w:w="80"/>
-            </w:tcMar>
-          </w:tcPr>
-          <w:p>
-            <w:pPr>
-              <w:spacing w:after="0" w:line="260"/>
-            </w:pPr>
-            <w:r>
-              <w:rPr>
-                <w:b w:val="false"/>
-                <w:bCs w:val="false"/>
-                <w:color w:val="2a3346"/>
-                <w:sz w:val="18"/>
-                <w:szCs w:val="18"/>
-              </w:rPr>
-              <w:t xml:space="preserve">用户详情</w:t>
-            </w:r>
-          </w:p>
-        </w:tc>
-      </w:tr>
-      <w:tr>
-        <w:tc>
-          <w:tcPr>
-            <w:tcW w:type="dxa" w:w="1600"/>
-            <w:tcMar>
-              <w:top w:type="dxa" w:w="40"/>
-              <w:left w:type="dxa" w:w="80"/>
-              <w:bottom w:type="dxa" w:w="40"/>
-              <w:right w:type="dxa" w:w="80"/>
-            </w:tcMar>
-          </w:tcPr>
-          <w:p>
-            <w:pPr>
-              <w:spacing w:after="0" w:line="260"/>
-            </w:pPr>
-            <w:r>
-              <w:rPr>
-                <w:b w:val="false"/>
-                <w:bCs w:val="false"/>
-                <w:color w:val="2a3346"/>
-                <w:sz w:val="18"/>
-                <w:szCs w:val="18"/>
-              </w:rPr>
-              <w:t xml:space="preserve">POST</w:t>
-            </w:r>
-          </w:p>
-        </w:tc>
-        <w:tc>
-          <w:tcPr>
-            <w:tcW w:type="dxa" w:w="4000"/>
-            <w:tcMar>
-              <w:top w:type="dxa" w:w="40"/>
-              <w:left w:type="dxa" w:w="80"/>
-              <w:bottom w:type="dxa" w:w="40"/>
-              <w:right w:type="dxa" w:w="80"/>
-            </w:tcMar>
-          </w:tcPr>
-          <w:p>
-            <w:pPr>
-              <w:spacing w:after="0" w:line="260"/>
-            </w:pPr>
-            <w:r>
-              <w:rPr>
-                <w:b w:val="false"/>
-                <w:bCs w:val="false"/>
-                <w:color w:val="2a3346"/>
-                <w:sz w:val="18"/>
-                <w:szCs w:val="18"/>
-              </w:rPr>
-              <w:t xml:space="preserve">/api/sys_user</w:t>
-            </w:r>
-          </w:p>
-        </w:tc>
-        <w:tc>
-          <w:tcPr>
-            <w:tcW w:type="dxa" w:w="3200"/>
-            <w:tcMar>
-              <w:top w:type="dxa" w:w="40"/>
-              <w:left w:type="dxa" w:w="80"/>
-              <w:bottom w:type="dxa" w:w="40"/>
-              <w:right w:type="dxa" w:w="80"/>
-            </w:tcMar>
-          </w:tcPr>
-          <w:p>
-            <w:pPr>
-              <w:spacing w:after="0" w:line="260"/>
-            </w:pPr>
-            <w:r>
-              <w:rPr>
-                <w:b w:val="false"/>
-                <w:bCs w:val="false"/>
-                <w:color w:val="2a3346"/>
-                <w:sz w:val="18"/>
-                <w:szCs w:val="18"/>
-              </w:rPr>
-              <w:t xml:space="preserve">新增用户</w:t>
-            </w:r>
-          </w:p>
-        </w:tc>
-      </w:tr>
-      <w:tr>
-        <w:tc>
-          <w:tcPr>
-            <w:tcW w:type="dxa" w:w="1600"/>
-            <w:tcMar>
-              <w:top w:type="dxa" w:w="40"/>
-              <w:left w:type="dxa" w:w="80"/>
-              <w:bottom w:type="dxa" w:w="40"/>
-              <w:right w:type="dxa" w:w="80"/>
-            </w:tcMar>
-          </w:tcPr>
-          <w:p>
-            <w:pPr>
-              <w:spacing w:after="0" w:line="260"/>
-            </w:pPr>
-            <w:r>
-              <w:rPr>
-                <w:b w:val="false"/>
-                <w:bCs w:val="false"/>
-                <w:color w:val="2a3346"/>
-                <w:sz w:val="18"/>
-                <w:szCs w:val="18"/>
-              </w:rPr>
-              <w:t xml:space="preserve">PUT</w:t>
-            </w:r>
-          </w:p>
-        </w:tc>
-        <w:tc>
-          <w:tcPr>
-            <w:tcW w:type="dxa" w:w="4000"/>
-            <w:tcMar>
-              <w:top w:type="dxa" w:w="40"/>
-              <w:left w:type="dxa" w:w="80"/>
-              <w:bottom w:type="dxa" w:w="40"/>
-              <w:right w:type="dxa" w:w="80"/>
-            </w:tcMar>
-          </w:tcPr>
-          <w:p>
-            <w:pPr>
-              <w:spacing w:after="0" w:line="260"/>
-            </w:pPr>
-            <w:r>
-              <w:rPr>
-                <w:b w:val="false"/>
-                <w:bCs w:val="false"/>
-                <w:color w:val="2a3346"/>
-                <w:sz w:val="18"/>
-                <w:szCs w:val="18"/>
-              </w:rPr>
-              <w:t xml:space="preserve">/api/sys_user/{id}</w:t>
-            </w:r>
-          </w:p>
-        </w:tc>
-        <w:tc>
-          <w:tcPr>
-            <w:tcW w:type="dxa" w:w="3200"/>
-            <w:tcMar>
-              <w:top w:type="dxa" w:w="40"/>
-              <w:left w:type="dxa" w:w="80"/>
-              <w:bottom w:type="dxa" w:w="40"/>
-              <w:right w:type="dxa" w:w="80"/>
-            </w:tcMar>
-          </w:tcPr>
-          <w:p>
-            <w:pPr>
-              <w:spacing w:after="0" w:line="260"/>
-            </w:pPr>
-            <w:r>
-              <w:rPr>
-                <w:b w:val="false"/>
-                <w:bCs w:val="false"/>
-                <w:color w:val="2a3346"/>
-                <w:sz w:val="18"/>
-                <w:szCs w:val="18"/>
-              </w:rPr>
-              <w:t xml:space="preserve">修改用户</w:t>
-            </w:r>
-          </w:p>
-        </w:tc>
-      </w:tr>
-      <w:tr>
-        <w:tc>
-          <w:tcPr>
-            <w:tcW w:type="dxa" w:w="1600"/>
-            <w:tcMar>
-              <w:top w:type="dxa" w:w="40"/>
-              <w:left w:type="dxa" w:w="80"/>
-              <w:bottom w:type="dxa" w:w="40"/>
-              <w:right w:type="dxa" w:w="80"/>
-            </w:tcMar>
-          </w:tcPr>
-          <w:p>
-            <w:pPr>
-              <w:spacing w:after="0" w:line="260"/>
-            </w:pPr>
-            <w:r>
-              <w:rPr>
-                <w:b w:val="false"/>
-                <w:bCs w:val="false"/>
-                <w:color w:val="2a3346"/>
-                <w:sz w:val="18"/>
-                <w:szCs w:val="18"/>
-              </w:rPr>
-              <w:t xml:space="preserve">DELETE</w:t>
-            </w:r>
-          </w:p>
-        </w:tc>
-        <w:tc>
-          <w:tcPr>
-            <w:tcW w:type="dxa" w:w="4000"/>
-            <w:tcMar>
-              <w:top w:type="dxa" w:w="40"/>
-              <w:left w:type="dxa" w:w="80"/>
-              <w:bottom w:type="dxa" w:w="40"/>
-              <w:right w:type="dxa" w:w="80"/>
-            </w:tcMar>
-          </w:tcPr>
-          <w:p>
-            <w:pPr>
-              <w:spacing w:after="0" w:line="260"/>
-            </w:pPr>
-            <w:r>
-              <w:rPr>
-                <w:b w:val="false"/>
-                <w:bCs w:val="false"/>
-                <w:color w:val="2a3346"/>
-                <w:sz w:val="18"/>
-                <w:szCs w:val="18"/>
-              </w:rPr>
-              <w:t xml:space="preserve">/api/sys_user/{id}</w:t>
-            </w:r>
-          </w:p>
-        </w:tc>
-        <w:tc>
-          <w:tcPr>
-            <w:tcW w:type="dxa" w:w="3200"/>
-            <w:tcMar>
-              <w:top w:type="dxa" w:w="40"/>
-              <w:left w:type="dxa" w:w="80"/>
-              <w:bottom w:type="dxa" w:w="40"/>
-              <w:right w:type="dxa" w:w="80"/>
-            </w:tcMar>
-          </w:tcPr>
-          <w:p>
-            <w:pPr>
-              <w:spacing w:after="0" w:line="260"/>
-            </w:pPr>
-            <w:r>
-              <w:rPr>
-                <w:b w:val="false"/>
-                <w:bCs w:val="false"/>
-                <w:color w:val="2a3346"/>
-                <w:sz w:val="18"/>
-                <w:szCs w:val="18"/>
-              </w:rPr>
-              <w:t xml:space="preserve">删除用户</w:t>
-            </w:r>
-          </w:p>
-        </w:tc>
-      </w:tr>
-    </w:tbl>
     <w:p/>
     <w:p>
       <w:pPr>
@@ -6720,7 +6452,7 @@
           <w:sz w:val="21"/>
           <w:szCs w:val="21"/>
         </w:rPr>
-        <w:t xml:space="preserve">用户管理界面（支持查询、新增、编辑、删除、分页）运行效果如下：</w:t>
+        <w:t xml:space="preserve">用户管理界面（查询 / 新增 / 编辑 / 删除 / 分页）：</w:t>
       </w:r>
     </w:p>
     <w:p>
@@ -6782,23 +6514,7 @@
           <w:sz w:val="18"/>
           <w:szCs w:val="18"/>
         </w:rPr>
-        <w:t xml:space="preserve">图 4-3　用户管理界面</w:t>
-      </w:r>
-    </w:p>
-    <w:p>
-      <w:pPr>
-        <w:pStyle w:val="Heading2"/>
-        <w:spacing w:after="90" w:before="180"/>
-      </w:pPr>
-      <w:r>
-        <w:rPr>
-          <w:b/>
-          <w:bCs/>
-          <w:color w:val="1F2A44"/>
-          <w:sz w:val="25"/>
-          <w:szCs w:val="25"/>
-        </w:rPr>
-        <w:t xml:space="preserve">4.4 角色管理</w:t>
+        <w:t xml:space="preserve">图 5-2　用户管理界面</w:t>
       </w:r>
     </w:p>
     <w:p>
@@ -6811,229 +6527,7 @@
           <w:sz w:val="21"/>
           <w:szCs w:val="21"/>
         </w:rPr>
-        <w:t xml:space="preserve">功能：维护系统角色，并完成「用户—角色」与「角色—资源」两类分配，是 RBAC 的核心。</w:t>
-      </w:r>
-    </w:p>
-    <w:p>
-      <w:pPr>
-        <w:pStyle w:val="ListParagraph"/>
-        <w:numPr>
-          <w:ilvl w:val="0"/>
-          <w:numId w:val="2"/>
-        </w:numPr>
-        <w:spacing w:after="60" w:line="290"/>
-      </w:pPr>
-      <w:r>
-        <w:rPr>
-          <w:color w:val="222833"/>
-          <w:sz w:val="21"/>
-          <w:szCs w:val="21"/>
-        </w:rPr>
-        <w:t xml:space="preserve">角色维护：SysRoleController 复用 BaseController 提供 CRUD；SysRole 实体用 @PrePersist 在落库前自动补齐创建时间与删除标识；</w:t>
-      </w:r>
-    </w:p>
-    <w:p>
-      <w:pPr>
-        <w:pStyle w:val="ListParagraph"/>
-        <w:numPr>
-          <w:ilvl w:val="0"/>
-          <w:numId w:val="2"/>
-        </w:numPr>
-        <w:spacing w:after="60" w:line="290"/>
-      </w:pPr>
-      <w:r>
-        <w:rPr>
-          <w:color w:val="222833"/>
-          <w:sz w:val="21"/>
-          <w:szCs w:val="21"/>
-        </w:rPr>
-        <w:t xml:space="preserve">用户—角色分配：通过 sys_user_role 表（/api/sys_user_role）为用户增删角色；</w:t>
-      </w:r>
-    </w:p>
-    <w:p>
-      <w:pPr>
-        <w:pStyle w:val="ListParagraph"/>
-        <w:numPr>
-          <w:ilvl w:val="0"/>
-          <w:numId w:val="2"/>
-        </w:numPr>
-        <w:spacing w:after="60" w:line="290"/>
-      </w:pPr>
-      <w:r>
-        <w:rPr>
-          <w:color w:val="222833"/>
-          <w:sz w:val="21"/>
-          <w:szCs w:val="21"/>
-        </w:rPr>
-        <w:t xml:space="preserve">角色—资源授权：通过 sys_role_res 表（/api/sys_role_res）为角色分配可访问的菜单资源（res_type 区分菜单/页面/资源）。</w:t>
-      </w:r>
-    </w:p>
-    <w:p>
-      <w:pPr>
-        <w:pBdr>
-          <w:top w:val="single" w:color="F3F5F9" w:sz="2" w:space="4"/>
-          <w:left w:val="single" w:color="1B57B0" w:sz="18" w:space="6"/>
-        </w:pBdr>
-        <w:shd w:fill="F3F5F9" w:val="clear"/>
-        <w:spacing w:after="0" w:before="40" w:line="250"/>
-        <w:ind w:left="120"/>
-      </w:pPr>
-      <w:r>
-        <w:rPr>
-          <w:rFonts w:ascii="Consolas" w:cs="Consolas" w:eastAsia="Consolas" w:hAnsi="Consolas"/>
-          <w:color w:val="243044"/>
-          <w:sz w:val="17"/>
-          <w:szCs w:val="17"/>
-        </w:rPr>
-        <w:t xml:space="preserve">// SysRole 实体：落库前自动补齐审计字段</w:t>
-      </w:r>
-    </w:p>
-    <w:p>
-      <w:pPr>
-        <w:pBdr>
-          <w:left w:val="single" w:color="1B57B0" w:sz="18" w:space="6"/>
-        </w:pBdr>
-        <w:shd w:fill="F3F5F9" w:val="clear"/>
-        <w:spacing w:after="0" w:before="0" w:line="250"/>
-        <w:ind w:left="120"/>
-      </w:pPr>
-      <w:r>
-        <w:rPr>
-          <w:rFonts w:ascii="Consolas" w:cs="Consolas" w:eastAsia="Consolas" w:hAnsi="Consolas"/>
-          <w:color w:val="243044"/>
-          <w:sz w:val="17"/>
-          <w:szCs w:val="17"/>
-        </w:rPr>
-        <w:t xml:space="preserve">@PrePersist void onCreate(){</w:t>
-      </w:r>
-    </w:p>
-    <w:p>
-      <w:pPr>
-        <w:pBdr>
-          <w:left w:val="single" w:color="1B57B0" w:sz="18" w:space="6"/>
-        </w:pBdr>
-        <w:shd w:fill="F3F5F9" w:val="clear"/>
-        <w:spacing w:after="0" w:before="0" w:line="250"/>
-        <w:ind w:left="120"/>
-      </w:pPr>
-      <w:r>
-        <w:rPr>
-          <w:rFonts w:ascii="Consolas" w:cs="Consolas" w:eastAsia="Consolas" w:hAnsi="Consolas"/>
-          <w:color w:val="243044"/>
-          <w:sz w:val="17"/>
-          <w:szCs w:val="17"/>
-        </w:rPr>
-        <w:t xml:space="preserve">    if (createTime == null) createTime = LocalDateTime.now();</w:t>
-      </w:r>
-    </w:p>
-    <w:p>
-      <w:pPr>
-        <w:pBdr>
-          <w:left w:val="single" w:color="1B57B0" w:sz="18" w:space="6"/>
-        </w:pBdr>
-        <w:shd w:fill="F3F5F9" w:val="clear"/>
-        <w:spacing w:after="0" w:before="0" w:line="250"/>
-        <w:ind w:left="120"/>
-      </w:pPr>
-      <w:r>
-        <w:rPr>
-          <w:rFonts w:ascii="Consolas" w:cs="Consolas" w:eastAsia="Consolas" w:hAnsi="Consolas"/>
-          <w:color w:val="243044"/>
-          <w:sz w:val="17"/>
-          <w:szCs w:val="17"/>
-        </w:rPr>
-        <w:t xml:space="preserve">    if (delFlag == null)   delFlag = 0;</w:t>
-      </w:r>
-    </w:p>
-    <w:p>
-      <w:pPr>
-        <w:pBdr>
-          <w:left w:val="single" w:color="1B57B0" w:sz="18" w:space="6"/>
-        </w:pBdr>
-        <w:shd w:fill="F3F5F9" w:val="clear"/>
-        <w:spacing w:after="0" w:before="0" w:line="250"/>
-        <w:ind w:left="120"/>
-      </w:pPr>
-      <w:r>
-        <w:rPr>
-          <w:rFonts w:ascii="Consolas" w:cs="Consolas" w:eastAsia="Consolas" w:hAnsi="Consolas"/>
-          <w:color w:val="243044"/>
-          <w:sz w:val="17"/>
-          <w:szCs w:val="17"/>
-        </w:rPr>
-        <w:t xml:space="preserve">}</w:t>
-      </w:r>
-    </w:p>
-    <w:p/>
-    <w:p>
-      <w:pPr>
-        <w:pStyle w:val="Heading2"/>
-        <w:spacing w:after="90" w:before="180"/>
-      </w:pPr>
-      <w:r>
-        <w:rPr>
-          <w:b/>
-          <w:bCs/>
-          <w:color w:val="1F2A44"/>
-          <w:sz w:val="25"/>
-          <w:szCs w:val="25"/>
-        </w:rPr>
-        <w:t xml:space="preserve">4.5 菜单管理</w:t>
-      </w:r>
-    </w:p>
-    <w:p>
-      <w:pPr>
-        <w:spacing w:after="90" w:line="300"/>
-      </w:pPr>
-      <w:r>
-        <w:rPr>
-          <w:color w:val="222833"/>
-          <w:sz w:val="21"/>
-          <w:szCs w:val="21"/>
-        </w:rPr>
-        <w:t xml:space="preserve">功能：维护系统菜单树。SysMenu 实体通过 parent_id 自关联构成树形层级，type 字段区分「菜单(0)/页面(1)/资源(2)」三级粒度，icon、sort、component 分别控制图标、排序与前端组件路径。</w:t>
-      </w:r>
-    </w:p>
-    <w:p>
-      <w:pPr>
-        <w:spacing w:after="90" w:line="300"/>
-      </w:pPr>
-      <w:r>
-        <w:rPr>
-          <w:color w:val="222833"/>
-          <w:sz w:val="21"/>
-          <w:szCs w:val="21"/>
-        </w:rPr>
-        <w:t xml:space="preserve">菜单数据既是后台可维护的配置，也是前端导航渲染与 sys_role_res 授权的基础：角色被授予哪些菜单 id，登录后即可见并进入对应功能，从而实现「按角色显示不同菜单」。</w:t>
-      </w:r>
-    </w:p>
-    <w:p>
-      <w:pPr>
-        <w:pStyle w:val="Heading2"/>
-        <w:spacing w:after="90" w:before="180"/>
-      </w:pPr>
-      <w:r>
-        <w:rPr>
-          <w:b/>
-          <w:bCs/>
-          <w:color w:val="1F2A44"/>
-          <w:sz w:val="25"/>
-          <w:szCs w:val="25"/>
-        </w:rPr>
-        <w:t xml:space="preserve">4.6 个人信息与修改密码</w:t>
-      </w:r>
-    </w:p>
-    <w:p>
-      <w:pPr>
-        <w:spacing w:after="90" w:line="300"/>
-      </w:pPr>
-      <w:r>
-        <w:rPr>
-          <w:color w:val="222833"/>
-          <w:sz w:val="21"/>
-          <w:szCs w:val="21"/>
-        </w:rPr>
-        <w:t xml:space="preserve">登录人可在个人中心查看账号、姓名、电话与所属角色，并修改登录密码。改密时校验原密码正确、新密码不少于 6 位，再用原盐重新散列保存，保证改密同样不落明文（AuthController#changePassword）。</w:t>
+        <w:t xml:space="preserve">个人中心可查看账号、姓名、电话与所属角色，并修改登录密码（改密同样加盐散列、不落明文）：</w:t>
       </w:r>
     </w:p>
     <w:p>
@@ -7095,7 +6589,7 @@
           <w:sz w:val="18"/>
           <w:szCs w:val="18"/>
         </w:rPr>
-        <w:t xml:space="preserve">图 4-4　个人信息与修改密码</w:t>
+        <w:t xml:space="preserve">图 5-3　个人信息与修改密码</w:t>
       </w:r>
     </w:p>
     <w:p>
@@ -7116,7 +6610,1998 @@
           <w:sz w:val="30"/>
           <w:szCs w:val="30"/>
         </w:rPr>
-        <w:t xml:space="preserve">五、项目总结</w:t>
+        <w:t xml:space="preserve">六、开发技术</w:t>
+      </w:r>
+    </w:p>
+    <w:tbl>
+      <w:tblPr>
+        <w:tblW w:type="dxa" w:w="9200"/>
+        <w:tblBorders>
+          <w:top w:val="single" w:color="C9D3E5" w:sz="2"/>
+          <w:left w:val="single" w:color="C9D3E5" w:sz="2"/>
+          <w:bottom w:val="single" w:color="C9D3E5" w:sz="2"/>
+          <w:right w:val="single" w:color="C9D3E5" w:sz="2"/>
+          <w:insideH w:val="single" w:color="C9D3E5" w:sz="2"/>
+          <w:insideV w:val="single" w:color="C9D3E5" w:sz="2"/>
+        </w:tblBorders>
+      </w:tblPr>
+      <w:tblGrid>
+        <w:gridCol w:w="1600"/>
+        <w:gridCol w:w="3200"/>
+        <w:gridCol w:w="4400"/>
+      </w:tblGrid>
+      <w:tr>
+        <w:trPr>
+          <w:tblHeader/>
+        </w:trPr>
+        <w:tc>
+          <w:tcPr>
+            <w:tcW w:type="dxa" w:w="1600"/>
+            <w:shd w:fill="E8F0FB" w:val="clear"/>
+            <w:tcMar>
+              <w:top w:type="dxa" w:w="40"/>
+              <w:left w:type="dxa" w:w="80"/>
+              <w:bottom w:type="dxa" w:w="40"/>
+              <w:right w:type="dxa" w:w="80"/>
+            </w:tcMar>
+          </w:tcPr>
+          <w:p>
+            <w:pPr>
+              <w:spacing w:after="0" w:line="260"/>
+            </w:pPr>
+            <w:r>
+              <w:rPr>
+                <w:b/>
+                <w:bCs/>
+                <w:color w:val="17335c"/>
+                <w:sz w:val="18"/>
+                <w:szCs w:val="18"/>
+              </w:rPr>
+              <w:t xml:space="preserve">层次</w:t>
+            </w:r>
+          </w:p>
+        </w:tc>
+        <w:tc>
+          <w:tcPr>
+            <w:tcW w:type="dxa" w:w="3200"/>
+            <w:shd w:fill="E8F0FB" w:val="clear"/>
+            <w:tcMar>
+              <w:top w:type="dxa" w:w="40"/>
+              <w:left w:type="dxa" w:w="80"/>
+              <w:bottom w:type="dxa" w:w="40"/>
+              <w:right w:type="dxa" w:w="80"/>
+            </w:tcMar>
+          </w:tcPr>
+          <w:p>
+            <w:pPr>
+              <w:spacing w:after="0" w:line="260"/>
+            </w:pPr>
+            <w:r>
+              <w:rPr>
+                <w:b/>
+                <w:bCs/>
+                <w:color w:val="17335c"/>
+                <w:sz w:val="18"/>
+                <w:szCs w:val="18"/>
+              </w:rPr>
+              <w:t xml:space="preserve">技术 / 框架</w:t>
+            </w:r>
+          </w:p>
+        </w:tc>
+        <w:tc>
+          <w:tcPr>
+            <w:tcW w:type="dxa" w:w="4400"/>
+            <w:shd w:fill="E8F0FB" w:val="clear"/>
+            <w:tcMar>
+              <w:top w:type="dxa" w:w="40"/>
+              <w:left w:type="dxa" w:w="80"/>
+              <w:bottom w:type="dxa" w:w="40"/>
+              <w:right w:type="dxa" w:w="80"/>
+            </w:tcMar>
+          </w:tcPr>
+          <w:p>
+            <w:pPr>
+              <w:spacing w:after="0" w:line="260"/>
+            </w:pPr>
+            <w:r>
+              <w:rPr>
+                <w:b/>
+                <w:bCs/>
+                <w:color w:val="17335c"/>
+                <w:sz w:val="18"/>
+                <w:szCs w:val="18"/>
+              </w:rPr>
+              <w:t xml:space="preserve">作用</w:t>
+            </w:r>
+          </w:p>
+        </w:tc>
+      </w:tr>
+      <w:tr>
+        <w:tc>
+          <w:tcPr>
+            <w:tcW w:type="dxa" w:w="1600"/>
+            <w:tcMar>
+              <w:top w:type="dxa" w:w="40"/>
+              <w:left w:type="dxa" w:w="80"/>
+              <w:bottom w:type="dxa" w:w="40"/>
+              <w:right w:type="dxa" w:w="80"/>
+            </w:tcMar>
+          </w:tcPr>
+          <w:p>
+            <w:pPr>
+              <w:spacing w:after="0" w:line="260"/>
+            </w:pPr>
+            <w:r>
+              <w:rPr>
+                <w:b w:val="false"/>
+                <w:bCs w:val="false"/>
+                <w:color w:val="2a3346"/>
+                <w:sz w:val="18"/>
+                <w:szCs w:val="18"/>
+              </w:rPr>
+              <w:t xml:space="preserve">后端框架</w:t>
+            </w:r>
+          </w:p>
+        </w:tc>
+        <w:tc>
+          <w:tcPr>
+            <w:tcW w:type="dxa" w:w="3200"/>
+            <w:tcMar>
+              <w:top w:type="dxa" w:w="40"/>
+              <w:left w:type="dxa" w:w="80"/>
+              <w:bottom w:type="dxa" w:w="40"/>
+              <w:right w:type="dxa" w:w="80"/>
+            </w:tcMar>
+          </w:tcPr>
+          <w:p>
+            <w:pPr>
+              <w:spacing w:after="0" w:line="260"/>
+            </w:pPr>
+            <w:r>
+              <w:rPr>
+                <w:b w:val="false"/>
+                <w:bCs w:val="false"/>
+                <w:color w:val="2a3346"/>
+                <w:sz w:val="18"/>
+                <w:szCs w:val="18"/>
+              </w:rPr>
+              <w:t xml:space="preserve">Spring Boot 3.3.5</w:t>
+            </w:r>
+          </w:p>
+        </w:tc>
+        <w:tc>
+          <w:tcPr>
+            <w:tcW w:type="dxa" w:w="4400"/>
+            <w:tcMar>
+              <w:top w:type="dxa" w:w="40"/>
+              <w:left w:type="dxa" w:w="80"/>
+              <w:bottom w:type="dxa" w:w="40"/>
+              <w:right w:type="dxa" w:w="80"/>
+            </w:tcMar>
+          </w:tcPr>
+          <w:p>
+            <w:pPr>
+              <w:spacing w:after="0" w:line="260"/>
+            </w:pPr>
+            <w:r>
+              <w:rPr>
+                <w:b w:val="false"/>
+                <w:bCs w:val="false"/>
+                <w:color w:val="2a3346"/>
+                <w:sz w:val="18"/>
+                <w:szCs w:val="18"/>
+              </w:rPr>
+              <w:t xml:space="preserve">内嵌 Tomcat，快速构建 REST 服务</w:t>
+            </w:r>
+          </w:p>
+        </w:tc>
+      </w:tr>
+      <w:tr>
+        <w:tc>
+          <w:tcPr>
+            <w:tcW w:type="dxa" w:w="1600"/>
+            <w:tcMar>
+              <w:top w:type="dxa" w:w="40"/>
+              <w:left w:type="dxa" w:w="80"/>
+              <w:bottom w:type="dxa" w:w="40"/>
+              <w:right w:type="dxa" w:w="80"/>
+            </w:tcMar>
+          </w:tcPr>
+          <w:p>
+            <w:pPr>
+              <w:spacing w:after="0" w:line="260"/>
+            </w:pPr>
+            <w:r>
+              <w:rPr>
+                <w:b w:val="false"/>
+                <w:bCs w:val="false"/>
+                <w:color w:val="2a3346"/>
+                <w:sz w:val="18"/>
+                <w:szCs w:val="18"/>
+              </w:rPr>
+              <w:t xml:space="preserve">持久层</w:t>
+            </w:r>
+          </w:p>
+        </w:tc>
+        <w:tc>
+          <w:tcPr>
+            <w:tcW w:type="dxa" w:w="3200"/>
+            <w:tcMar>
+              <w:top w:type="dxa" w:w="40"/>
+              <w:left w:type="dxa" w:w="80"/>
+              <w:bottom w:type="dxa" w:w="40"/>
+              <w:right w:type="dxa" w:w="80"/>
+            </w:tcMar>
+          </w:tcPr>
+          <w:p>
+            <w:pPr>
+              <w:spacing w:after="0" w:line="260"/>
+            </w:pPr>
+            <w:r>
+              <w:rPr>
+                <w:b w:val="false"/>
+                <w:bCs w:val="false"/>
+                <w:color w:val="2a3346"/>
+                <w:sz w:val="18"/>
+                <w:szCs w:val="18"/>
+              </w:rPr>
+              <w:t xml:space="preserve">Spring Data JPA / Hibernate</w:t>
+            </w:r>
+          </w:p>
+        </w:tc>
+        <w:tc>
+          <w:tcPr>
+            <w:tcW w:type="dxa" w:w="4400"/>
+            <w:tcMar>
+              <w:top w:type="dxa" w:w="40"/>
+              <w:left w:type="dxa" w:w="80"/>
+              <w:bottom w:type="dxa" w:w="40"/>
+              <w:right w:type="dxa" w:w="80"/>
+            </w:tcMar>
+          </w:tcPr>
+          <w:p>
+            <w:pPr>
+              <w:spacing w:after="0" w:line="260"/>
+            </w:pPr>
+            <w:r>
+              <w:rPr>
+                <w:b w:val="false"/>
+                <w:bCs w:val="false"/>
+                <w:color w:val="2a3346"/>
+                <w:sz w:val="18"/>
+                <w:szCs w:val="18"/>
+              </w:rPr>
+              <w:t xml:space="preserve">实体—表映射，自动 CRUD</w:t>
+            </w:r>
+          </w:p>
+        </w:tc>
+      </w:tr>
+      <w:tr>
+        <w:tc>
+          <w:tcPr>
+            <w:tcW w:type="dxa" w:w="1600"/>
+            <w:tcMar>
+              <w:top w:type="dxa" w:w="40"/>
+              <w:left w:type="dxa" w:w="80"/>
+              <w:bottom w:type="dxa" w:w="40"/>
+              <w:right w:type="dxa" w:w="80"/>
+            </w:tcMar>
+          </w:tcPr>
+          <w:p>
+            <w:pPr>
+              <w:spacing w:after="0" w:line="260"/>
+            </w:pPr>
+            <w:r>
+              <w:rPr>
+                <w:b w:val="false"/>
+                <w:bCs w:val="false"/>
+                <w:color w:val="2a3346"/>
+                <w:sz w:val="18"/>
+                <w:szCs w:val="18"/>
+              </w:rPr>
+              <w:t xml:space="preserve">数据库</w:t>
+            </w:r>
+          </w:p>
+        </w:tc>
+        <w:tc>
+          <w:tcPr>
+            <w:tcW w:type="dxa" w:w="3200"/>
+            <w:tcMar>
+              <w:top w:type="dxa" w:w="40"/>
+              <w:left w:type="dxa" w:w="80"/>
+              <w:bottom w:type="dxa" w:w="40"/>
+              <w:right w:type="dxa" w:w="80"/>
+            </w:tcMar>
+          </w:tcPr>
+          <w:p>
+            <w:pPr>
+              <w:spacing w:after="0" w:line="260"/>
+            </w:pPr>
+            <w:r>
+              <w:rPr>
+                <w:b w:val="false"/>
+                <w:bCs w:val="false"/>
+                <w:color w:val="2a3346"/>
+                <w:sz w:val="18"/>
+                <w:szCs w:val="18"/>
+              </w:rPr>
+              <w:t xml:space="preserve">MySQL 8.0（ahut_base）</w:t>
+            </w:r>
+          </w:p>
+        </w:tc>
+        <w:tc>
+          <w:tcPr>
+            <w:tcW w:type="dxa" w:w="4400"/>
+            <w:tcMar>
+              <w:top w:type="dxa" w:w="40"/>
+              <w:left w:type="dxa" w:w="80"/>
+              <w:bottom w:type="dxa" w:w="40"/>
+              <w:right w:type="dxa" w:w="80"/>
+            </w:tcMar>
+          </w:tcPr>
+          <w:p>
+            <w:pPr>
+              <w:spacing w:after="0" w:line="260"/>
+            </w:pPr>
+            <w:r>
+              <w:rPr>
+                <w:b w:val="false"/>
+                <w:bCs w:val="false"/>
+                <w:color w:val="2a3346"/>
+                <w:sz w:val="18"/>
+                <w:szCs w:val="18"/>
+              </w:rPr>
+              <w:t xml:space="preserve">存储业务与权限数据，支持事务</w:t>
+            </w:r>
+          </w:p>
+        </w:tc>
+      </w:tr>
+      <w:tr>
+        <w:tc>
+          <w:tcPr>
+            <w:tcW w:type="dxa" w:w="1600"/>
+            <w:tcMar>
+              <w:top w:type="dxa" w:w="40"/>
+              <w:left w:type="dxa" w:w="80"/>
+              <w:bottom w:type="dxa" w:w="40"/>
+              <w:right w:type="dxa" w:w="80"/>
+            </w:tcMar>
+          </w:tcPr>
+          <w:p>
+            <w:pPr>
+              <w:spacing w:after="0" w:line="260"/>
+            </w:pPr>
+            <w:r>
+              <w:rPr>
+                <w:b w:val="false"/>
+                <w:bCs w:val="false"/>
+                <w:color w:val="2a3346"/>
+                <w:sz w:val="18"/>
+                <w:szCs w:val="18"/>
+              </w:rPr>
+              <w:t xml:space="preserve">前端</w:t>
+            </w:r>
+          </w:p>
+        </w:tc>
+        <w:tc>
+          <w:tcPr>
+            <w:tcW w:type="dxa" w:w="3200"/>
+            <w:tcMar>
+              <w:top w:type="dxa" w:w="40"/>
+              <w:left w:type="dxa" w:w="80"/>
+              <w:bottom w:type="dxa" w:w="40"/>
+              <w:right w:type="dxa" w:w="80"/>
+            </w:tcMar>
+          </w:tcPr>
+          <w:p>
+            <w:pPr>
+              <w:spacing w:after="0" w:line="260"/>
+            </w:pPr>
+            <w:r>
+              <w:rPr>
+                <w:b w:val="false"/>
+                <w:bCs w:val="false"/>
+                <w:color w:val="2a3346"/>
+                <w:sz w:val="18"/>
+                <w:szCs w:val="18"/>
+              </w:rPr>
+              <w:t xml:space="preserve">原生 HTML/CSS/JS（SPA）+ SVG</w:t>
+            </w:r>
+          </w:p>
+        </w:tc>
+        <w:tc>
+          <w:tcPr>
+            <w:tcW w:type="dxa" w:w="4400"/>
+            <w:tcMar>
+              <w:top w:type="dxa" w:w="40"/>
+              <w:left w:type="dxa" w:w="80"/>
+              <w:bottom w:type="dxa" w:w="40"/>
+              <w:right w:type="dxa" w:w="80"/>
+            </w:tcMar>
+          </w:tcPr>
+          <w:p>
+            <w:pPr>
+              <w:spacing w:after="0" w:line="260"/>
+            </w:pPr>
+            <w:r>
+              <w:rPr>
+                <w:b w:val="false"/>
+                <w:bCs w:val="false"/>
+                <w:color w:val="2a3346"/>
+                <w:sz w:val="18"/>
+                <w:szCs w:val="18"/>
+              </w:rPr>
+              <w:t xml:space="preserve">单页应用，手写图表，无需构建</w:t>
+            </w:r>
+          </w:p>
+        </w:tc>
+      </w:tr>
+      <w:tr>
+        <w:tc>
+          <w:tcPr>
+            <w:tcW w:type="dxa" w:w="1600"/>
+            <w:tcMar>
+              <w:top w:type="dxa" w:w="40"/>
+              <w:left w:type="dxa" w:w="80"/>
+              <w:bottom w:type="dxa" w:w="40"/>
+              <w:right w:type="dxa" w:w="80"/>
+            </w:tcMar>
+          </w:tcPr>
+          <w:p>
+            <w:pPr>
+              <w:spacing w:after="0" w:line="260"/>
+            </w:pPr>
+            <w:r>
+              <w:rPr>
+                <w:b w:val="false"/>
+                <w:bCs w:val="false"/>
+                <w:color w:val="2a3346"/>
+                <w:sz w:val="18"/>
+                <w:szCs w:val="18"/>
+              </w:rPr>
+              <w:t xml:space="preserve">构建</w:t>
+            </w:r>
+          </w:p>
+        </w:tc>
+        <w:tc>
+          <w:tcPr>
+            <w:tcW w:type="dxa" w:w="3200"/>
+            <w:tcMar>
+              <w:top w:type="dxa" w:w="40"/>
+              <w:left w:type="dxa" w:w="80"/>
+              <w:bottom w:type="dxa" w:w="40"/>
+              <w:right w:type="dxa" w:w="80"/>
+            </w:tcMar>
+          </w:tcPr>
+          <w:p>
+            <w:pPr>
+              <w:spacing w:after="0" w:line="260"/>
+            </w:pPr>
+            <w:r>
+              <w:rPr>
+                <w:b w:val="false"/>
+                <w:bCs w:val="false"/>
+                <w:color w:val="2a3346"/>
+                <w:sz w:val="18"/>
+                <w:szCs w:val="18"/>
+              </w:rPr>
+              <w:t xml:space="preserve">Maven</w:t>
+            </w:r>
+          </w:p>
+        </w:tc>
+        <w:tc>
+          <w:tcPr>
+            <w:tcW w:type="dxa" w:w="4400"/>
+            <w:tcMar>
+              <w:top w:type="dxa" w:w="40"/>
+              <w:left w:type="dxa" w:w="80"/>
+              <w:bottom w:type="dxa" w:w="40"/>
+              <w:right w:type="dxa" w:w="80"/>
+            </w:tcMar>
+          </w:tcPr>
+          <w:p>
+            <w:pPr>
+              <w:spacing w:after="0" w:line="260"/>
+            </w:pPr>
+            <w:r>
+              <w:rPr>
+                <w:b w:val="false"/>
+                <w:bCs w:val="false"/>
+                <w:color w:val="2a3346"/>
+                <w:sz w:val="18"/>
+                <w:szCs w:val="18"/>
+              </w:rPr>
+              <w:t xml:space="preserve">依赖管理与打包（单一 Jar）</w:t>
+            </w:r>
+          </w:p>
+        </w:tc>
+      </w:tr>
+      <w:tr>
+        <w:tc>
+          <w:tcPr>
+            <w:tcW w:type="dxa" w:w="1600"/>
+            <w:tcMar>
+              <w:top w:type="dxa" w:w="40"/>
+              <w:left w:type="dxa" w:w="80"/>
+              <w:bottom w:type="dxa" w:w="40"/>
+              <w:right w:type="dxa" w:w="80"/>
+            </w:tcMar>
+          </w:tcPr>
+          <w:p>
+            <w:pPr>
+              <w:spacing w:after="0" w:line="260"/>
+            </w:pPr>
+            <w:r>
+              <w:rPr>
+                <w:b w:val="false"/>
+                <w:bCs w:val="false"/>
+                <w:color w:val="2a3346"/>
+                <w:sz w:val="18"/>
+                <w:szCs w:val="18"/>
+              </w:rPr>
+              <w:t xml:space="preserve">语言</w:t>
+            </w:r>
+          </w:p>
+        </w:tc>
+        <w:tc>
+          <w:tcPr>
+            <w:tcW w:type="dxa" w:w="3200"/>
+            <w:tcMar>
+              <w:top w:type="dxa" w:w="40"/>
+              <w:left w:type="dxa" w:w="80"/>
+              <w:bottom w:type="dxa" w:w="40"/>
+              <w:right w:type="dxa" w:w="80"/>
+            </w:tcMar>
+          </w:tcPr>
+          <w:p>
+            <w:pPr>
+              <w:spacing w:after="0" w:line="260"/>
+            </w:pPr>
+            <w:r>
+              <w:rPr>
+                <w:b w:val="false"/>
+                <w:bCs w:val="false"/>
+                <w:color w:val="2a3346"/>
+                <w:sz w:val="18"/>
+                <w:szCs w:val="18"/>
+              </w:rPr>
+              <w:t xml:space="preserve">Java 17</w:t>
+            </w:r>
+          </w:p>
+        </w:tc>
+        <w:tc>
+          <w:tcPr>
+            <w:tcW w:type="dxa" w:w="4400"/>
+            <w:tcMar>
+              <w:top w:type="dxa" w:w="40"/>
+              <w:left w:type="dxa" w:w="80"/>
+              <w:bottom w:type="dxa" w:w="40"/>
+              <w:right w:type="dxa" w:w="80"/>
+            </w:tcMar>
+          </w:tcPr>
+          <w:p>
+            <w:pPr>
+              <w:spacing w:after="0" w:line="260"/>
+            </w:pPr>
+            <w:r>
+              <w:rPr>
+                <w:b w:val="false"/>
+                <w:bCs w:val="false"/>
+                <w:color w:val="2a3346"/>
+                <w:sz w:val="18"/>
+                <w:szCs w:val="18"/>
+              </w:rPr>
+              <w:t xml:space="preserve">后端主开发语言</w:t>
+            </w:r>
+          </w:p>
+        </w:tc>
+      </w:tr>
+      <w:tr>
+        <w:tc>
+          <w:tcPr>
+            <w:tcW w:type="dxa" w:w="1600"/>
+            <w:tcMar>
+              <w:top w:type="dxa" w:w="40"/>
+              <w:left w:type="dxa" w:w="80"/>
+              <w:bottom w:type="dxa" w:w="40"/>
+              <w:right w:type="dxa" w:w="80"/>
+            </w:tcMar>
+          </w:tcPr>
+          <w:p>
+            <w:pPr>
+              <w:spacing w:after="0" w:line="260"/>
+            </w:pPr>
+            <w:r>
+              <w:rPr>
+                <w:b w:val="false"/>
+                <w:bCs w:val="false"/>
+                <w:color w:val="2a3346"/>
+                <w:sz w:val="18"/>
+                <w:szCs w:val="18"/>
+              </w:rPr>
+              <w:t xml:space="preserve">安全</w:t>
+            </w:r>
+          </w:p>
+        </w:tc>
+        <w:tc>
+          <w:tcPr>
+            <w:tcW w:type="dxa" w:w="3200"/>
+            <w:tcMar>
+              <w:top w:type="dxa" w:w="40"/>
+              <w:left w:type="dxa" w:w="80"/>
+              <w:bottom w:type="dxa" w:w="40"/>
+              <w:right w:type="dxa" w:w="80"/>
+            </w:tcMar>
+          </w:tcPr>
+          <w:p>
+            <w:pPr>
+              <w:spacing w:after="0" w:line="260"/>
+            </w:pPr>
+            <w:r>
+              <w:rPr>
+                <w:b w:val="false"/>
+                <w:bCs w:val="false"/>
+                <w:color w:val="2a3346"/>
+                <w:sz w:val="18"/>
+                <w:szCs w:val="18"/>
+              </w:rPr>
+              <w:t xml:space="preserve">加盐散列 + 内存 Token + RBAC</w:t>
+            </w:r>
+          </w:p>
+        </w:tc>
+        <w:tc>
+          <w:tcPr>
+            <w:tcW w:type="dxa" w:w="4400"/>
+            <w:tcMar>
+              <w:top w:type="dxa" w:w="40"/>
+              <w:left w:type="dxa" w:w="80"/>
+              <w:bottom w:type="dxa" w:w="40"/>
+              <w:right w:type="dxa" w:w="80"/>
+            </w:tcMar>
+          </w:tcPr>
+          <w:p>
+            <w:pPr>
+              <w:spacing w:after="0" w:line="260"/>
+            </w:pPr>
+            <w:r>
+              <w:rPr>
+                <w:b w:val="false"/>
+                <w:bCs w:val="false"/>
+                <w:color w:val="2a3346"/>
+                <w:sz w:val="18"/>
+                <w:szCs w:val="18"/>
+              </w:rPr>
+              <w:t xml:space="preserve">密码不落明文、接口统一鉴权授权</w:t>
+            </w:r>
+          </w:p>
+        </w:tc>
+      </w:tr>
+      <w:tr>
+        <w:tc>
+          <w:tcPr>
+            <w:tcW w:type="dxa" w:w="1600"/>
+            <w:tcMar>
+              <w:top w:type="dxa" w:w="40"/>
+              <w:left w:type="dxa" w:w="80"/>
+              <w:bottom w:type="dxa" w:w="40"/>
+              <w:right w:type="dxa" w:w="80"/>
+            </w:tcMar>
+          </w:tcPr>
+          <w:p>
+            <w:pPr>
+              <w:spacing w:after="0" w:line="260"/>
+            </w:pPr>
+            <w:r>
+              <w:rPr>
+                <w:b w:val="false"/>
+                <w:bCs w:val="false"/>
+                <w:color w:val="2a3346"/>
+                <w:sz w:val="18"/>
+                <w:szCs w:val="18"/>
+              </w:rPr>
+              <w:t xml:space="preserve">辅助</w:t>
+            </w:r>
+          </w:p>
+        </w:tc>
+        <w:tc>
+          <w:tcPr>
+            <w:tcW w:type="dxa" w:w="3200"/>
+            <w:tcMar>
+              <w:top w:type="dxa" w:w="40"/>
+              <w:left w:type="dxa" w:w="80"/>
+              <w:bottom w:type="dxa" w:w="40"/>
+              <w:right w:type="dxa" w:w="80"/>
+            </w:tcMar>
+          </w:tcPr>
+          <w:p>
+            <w:pPr>
+              <w:spacing w:after="0" w:line="260"/>
+            </w:pPr>
+            <w:r>
+              <w:rPr>
+                <w:b w:val="false"/>
+                <w:bCs w:val="false"/>
+                <w:color w:val="2a3346"/>
+                <w:sz w:val="18"/>
+                <w:szCs w:val="18"/>
+              </w:rPr>
+              <w:t xml:space="preserve">Lombok</w:t>
+            </w:r>
+          </w:p>
+        </w:tc>
+        <w:tc>
+          <w:tcPr>
+            <w:tcW w:type="dxa" w:w="4400"/>
+            <w:tcMar>
+              <w:top w:type="dxa" w:w="40"/>
+              <w:left w:type="dxa" w:w="80"/>
+              <w:bottom w:type="dxa" w:w="40"/>
+              <w:right w:type="dxa" w:w="80"/>
+            </w:tcMar>
+          </w:tcPr>
+          <w:p>
+            <w:pPr>
+              <w:spacing w:after="0" w:line="260"/>
+            </w:pPr>
+            <w:r>
+              <w:rPr>
+                <w:b w:val="false"/>
+                <w:bCs w:val="false"/>
+                <w:color w:val="2a3346"/>
+                <w:sz w:val="18"/>
+                <w:szCs w:val="18"/>
+              </w:rPr>
+              <w:t xml:space="preserve">自动生成样板代码</w:t>
+            </w:r>
+          </w:p>
+        </w:tc>
+      </w:tr>
+    </w:tbl>
+    <w:p>
+      <w:r>
+        <w:br w:type="page"/>
+      </w:r>
+    </w:p>
+    <w:p>
+      <w:pPr>
+        <w:pStyle w:val="Heading1"/>
+        <w:spacing w:after="140" w:before="260"/>
+      </w:pPr>
+      <w:r>
+        <w:rPr>
+          <w:b/>
+          <w:bCs/>
+          <w:color w:val="1B57B0"/>
+          <w:sz w:val="30"/>
+          <w:szCs w:val="30"/>
+        </w:rPr>
+        <w:t xml:space="preserve">七、系统测试</w:t>
+      </w:r>
+    </w:p>
+    <w:p>
+      <w:pPr>
+        <w:spacing w:after="90" w:line="300"/>
+      </w:pPr>
+      <w:r>
+        <w:rPr>
+          <w:color w:val="222833"/>
+          <w:sz w:val="21"/>
+          <w:szCs w:val="21"/>
+        </w:rPr>
+        <w:t xml:space="preserve">针对本人负责的登录注册与权限模块设计并执行如下测试用例：</w:t>
+      </w:r>
+    </w:p>
+    <w:tbl>
+      <w:tblPr>
+        <w:tblW w:type="dxa" w:w="9200"/>
+        <w:tblBorders>
+          <w:top w:val="single" w:color="C9D3E5" w:sz="2"/>
+          <w:left w:val="single" w:color="C9D3E5" w:sz="2"/>
+          <w:bottom w:val="single" w:color="C9D3E5" w:sz="2"/>
+          <w:right w:val="single" w:color="C9D3E5" w:sz="2"/>
+          <w:insideH w:val="single" w:color="C9D3E5" w:sz="2"/>
+          <w:insideV w:val="single" w:color="C9D3E5" w:sz="2"/>
+        </w:tblBorders>
+      </w:tblPr>
+      <w:tblGrid>
+        <w:gridCol w:w="1000"/>
+        <w:gridCol w:w="4200"/>
+        <w:gridCol w:w="3000"/>
+        <w:gridCol w:w="1000"/>
+      </w:tblGrid>
+      <w:tr>
+        <w:trPr>
+          <w:tblHeader/>
+        </w:trPr>
+        <w:tc>
+          <w:tcPr>
+            <w:tcW w:type="dxa" w:w="1000"/>
+            <w:shd w:fill="E8F0FB" w:val="clear"/>
+            <w:tcMar>
+              <w:top w:type="dxa" w:w="40"/>
+              <w:left w:type="dxa" w:w="80"/>
+              <w:bottom w:type="dxa" w:w="40"/>
+              <w:right w:type="dxa" w:w="80"/>
+            </w:tcMar>
+          </w:tcPr>
+          <w:p>
+            <w:pPr>
+              <w:spacing w:after="0" w:line="260"/>
+            </w:pPr>
+            <w:r>
+              <w:rPr>
+                <w:b/>
+                <w:bCs/>
+                <w:color w:val="17335c"/>
+                <w:sz w:val="18"/>
+                <w:szCs w:val="18"/>
+              </w:rPr>
+              <w:t xml:space="preserve">编号</w:t>
+            </w:r>
+          </w:p>
+        </w:tc>
+        <w:tc>
+          <w:tcPr>
+            <w:tcW w:type="dxa" w:w="4200"/>
+            <w:shd w:fill="E8F0FB" w:val="clear"/>
+            <w:tcMar>
+              <w:top w:type="dxa" w:w="40"/>
+              <w:left w:type="dxa" w:w="80"/>
+              <w:bottom w:type="dxa" w:w="40"/>
+              <w:right w:type="dxa" w:w="80"/>
+            </w:tcMar>
+          </w:tcPr>
+          <w:p>
+            <w:pPr>
+              <w:spacing w:after="0" w:line="260"/>
+            </w:pPr>
+            <w:r>
+              <w:rPr>
+                <w:b/>
+                <w:bCs/>
+                <w:color w:val="17335c"/>
+                <w:sz w:val="18"/>
+                <w:szCs w:val="18"/>
+              </w:rPr>
+              <w:t xml:space="preserve">测试项</w:t>
+            </w:r>
+          </w:p>
+        </w:tc>
+        <w:tc>
+          <w:tcPr>
+            <w:tcW w:type="dxa" w:w="3000"/>
+            <w:shd w:fill="E8F0FB" w:val="clear"/>
+            <w:tcMar>
+              <w:top w:type="dxa" w:w="40"/>
+              <w:left w:type="dxa" w:w="80"/>
+              <w:bottom w:type="dxa" w:w="40"/>
+              <w:right w:type="dxa" w:w="80"/>
+            </w:tcMar>
+          </w:tcPr>
+          <w:p>
+            <w:pPr>
+              <w:spacing w:after="0" w:line="260"/>
+            </w:pPr>
+            <w:r>
+              <w:rPr>
+                <w:b/>
+                <w:bCs/>
+                <w:color w:val="17335c"/>
+                <w:sz w:val="18"/>
+                <w:szCs w:val="18"/>
+              </w:rPr>
+              <w:t xml:space="preserve">预期结果</w:t>
+            </w:r>
+          </w:p>
+        </w:tc>
+        <w:tc>
+          <w:tcPr>
+            <w:tcW w:type="dxa" w:w="1000"/>
+            <w:shd w:fill="E8F0FB" w:val="clear"/>
+            <w:tcMar>
+              <w:top w:type="dxa" w:w="40"/>
+              <w:left w:type="dxa" w:w="80"/>
+              <w:bottom w:type="dxa" w:w="40"/>
+              <w:right w:type="dxa" w:w="80"/>
+            </w:tcMar>
+          </w:tcPr>
+          <w:p>
+            <w:pPr>
+              <w:spacing w:after="0" w:line="260"/>
+            </w:pPr>
+            <w:r>
+              <w:rPr>
+                <w:b/>
+                <w:bCs/>
+                <w:color w:val="17335c"/>
+                <w:sz w:val="18"/>
+                <w:szCs w:val="18"/>
+              </w:rPr>
+              <w:t xml:space="preserve">实测</w:t>
+            </w:r>
+          </w:p>
+        </w:tc>
+      </w:tr>
+      <w:tr>
+        <w:tc>
+          <w:tcPr>
+            <w:tcW w:type="dxa" w:w="1000"/>
+            <w:tcMar>
+              <w:top w:type="dxa" w:w="40"/>
+              <w:left w:type="dxa" w:w="80"/>
+              <w:bottom w:type="dxa" w:w="40"/>
+              <w:right w:type="dxa" w:w="80"/>
+            </w:tcMar>
+          </w:tcPr>
+          <w:p>
+            <w:pPr>
+              <w:spacing w:after="0" w:line="260"/>
+            </w:pPr>
+            <w:r>
+              <w:rPr>
+                <w:b w:val="false"/>
+                <w:bCs w:val="false"/>
+                <w:color w:val="2a3346"/>
+                <w:sz w:val="18"/>
+                <w:szCs w:val="18"/>
+              </w:rPr>
+              <w:t xml:space="preserve">T1</w:t>
+            </w:r>
+          </w:p>
+        </w:tc>
+        <w:tc>
+          <w:tcPr>
+            <w:tcW w:type="dxa" w:w="4200"/>
+            <w:tcMar>
+              <w:top w:type="dxa" w:w="40"/>
+              <w:left w:type="dxa" w:w="80"/>
+              <w:bottom w:type="dxa" w:w="40"/>
+              <w:right w:type="dxa" w:w="80"/>
+            </w:tcMar>
+          </w:tcPr>
+          <w:p>
+            <w:pPr>
+              <w:spacing w:after="0" w:line="260"/>
+            </w:pPr>
+            <w:r>
+              <w:rPr>
+                <w:b w:val="false"/>
+                <w:bCs w:val="false"/>
+                <w:color w:val="2a3346"/>
+                <w:sz w:val="18"/>
+                <w:szCs w:val="18"/>
+              </w:rPr>
+              <w:t xml:space="preserve">admin/admin123 正常登录</w:t>
+            </w:r>
+          </w:p>
+        </w:tc>
+        <w:tc>
+          <w:tcPr>
+            <w:tcW w:type="dxa" w:w="3000"/>
+            <w:tcMar>
+              <w:top w:type="dxa" w:w="40"/>
+              <w:left w:type="dxa" w:w="80"/>
+              <w:bottom w:type="dxa" w:w="40"/>
+              <w:right w:type="dxa" w:w="80"/>
+            </w:tcMar>
+          </w:tcPr>
+          <w:p>
+            <w:pPr>
+              <w:spacing w:after="0" w:line="260"/>
+            </w:pPr>
+            <w:r>
+              <w:rPr>
+                <w:b w:val="false"/>
+                <w:bCs w:val="false"/>
+                <w:color w:val="2a3346"/>
+                <w:sz w:val="18"/>
+                <w:szCs w:val="18"/>
+              </w:rPr>
+              <w:t xml:space="preserve">返回 Token 并进入主控台</w:t>
+            </w:r>
+          </w:p>
+        </w:tc>
+        <w:tc>
+          <w:tcPr>
+            <w:tcW w:type="dxa" w:w="1000"/>
+            <w:tcMar>
+              <w:top w:type="dxa" w:w="40"/>
+              <w:left w:type="dxa" w:w="80"/>
+              <w:bottom w:type="dxa" w:w="40"/>
+              <w:right w:type="dxa" w:w="80"/>
+            </w:tcMar>
+          </w:tcPr>
+          <w:p>
+            <w:pPr>
+              <w:spacing w:after="0" w:line="260"/>
+            </w:pPr>
+            <w:r>
+              <w:rPr>
+                <w:b w:val="false"/>
+                <w:bCs w:val="false"/>
+                <w:color w:val="2a3346"/>
+                <w:sz w:val="18"/>
+                <w:szCs w:val="18"/>
+              </w:rPr>
+              <w:t xml:space="preserve">通过</w:t>
+            </w:r>
+          </w:p>
+        </w:tc>
+      </w:tr>
+      <w:tr>
+        <w:tc>
+          <w:tcPr>
+            <w:tcW w:type="dxa" w:w="1000"/>
+            <w:tcMar>
+              <w:top w:type="dxa" w:w="40"/>
+              <w:left w:type="dxa" w:w="80"/>
+              <w:bottom w:type="dxa" w:w="40"/>
+              <w:right w:type="dxa" w:w="80"/>
+            </w:tcMar>
+          </w:tcPr>
+          <w:p>
+            <w:pPr>
+              <w:spacing w:after="0" w:line="260"/>
+            </w:pPr>
+            <w:r>
+              <w:rPr>
+                <w:b w:val="false"/>
+                <w:bCs w:val="false"/>
+                <w:color w:val="2a3346"/>
+                <w:sz w:val="18"/>
+                <w:szCs w:val="18"/>
+              </w:rPr>
+              <w:t xml:space="preserve">T2</w:t>
+            </w:r>
+          </w:p>
+        </w:tc>
+        <w:tc>
+          <w:tcPr>
+            <w:tcW w:type="dxa" w:w="4200"/>
+            <w:tcMar>
+              <w:top w:type="dxa" w:w="40"/>
+              <w:left w:type="dxa" w:w="80"/>
+              <w:bottom w:type="dxa" w:w="40"/>
+              <w:right w:type="dxa" w:w="80"/>
+            </w:tcMar>
+          </w:tcPr>
+          <w:p>
+            <w:pPr>
+              <w:spacing w:after="0" w:line="260"/>
+            </w:pPr>
+            <w:r>
+              <w:rPr>
+                <w:b w:val="false"/>
+                <w:bCs w:val="false"/>
+                <w:color w:val="2a3346"/>
+                <w:sz w:val="18"/>
+                <w:szCs w:val="18"/>
+              </w:rPr>
+              <w:t xml:space="preserve">密码错误</w:t>
+            </w:r>
+          </w:p>
+        </w:tc>
+        <w:tc>
+          <w:tcPr>
+            <w:tcW w:type="dxa" w:w="3000"/>
+            <w:tcMar>
+              <w:top w:type="dxa" w:w="40"/>
+              <w:left w:type="dxa" w:w="80"/>
+              <w:bottom w:type="dxa" w:w="40"/>
+              <w:right w:type="dxa" w:w="80"/>
+            </w:tcMar>
+          </w:tcPr>
+          <w:p>
+            <w:pPr>
+              <w:spacing w:after="0" w:line="260"/>
+            </w:pPr>
+            <w:r>
+              <w:rPr>
+                <w:b w:val="false"/>
+                <w:bCs w:val="false"/>
+                <w:color w:val="2a3346"/>
+                <w:sz w:val="18"/>
+                <w:szCs w:val="18"/>
+              </w:rPr>
+              <w:t xml:space="preserve">提示“密码错误”</w:t>
+            </w:r>
+          </w:p>
+        </w:tc>
+        <w:tc>
+          <w:tcPr>
+            <w:tcW w:type="dxa" w:w="1000"/>
+            <w:tcMar>
+              <w:top w:type="dxa" w:w="40"/>
+              <w:left w:type="dxa" w:w="80"/>
+              <w:bottom w:type="dxa" w:w="40"/>
+              <w:right w:type="dxa" w:w="80"/>
+            </w:tcMar>
+          </w:tcPr>
+          <w:p>
+            <w:pPr>
+              <w:spacing w:after="0" w:line="260"/>
+            </w:pPr>
+            <w:r>
+              <w:rPr>
+                <w:b w:val="false"/>
+                <w:bCs w:val="false"/>
+                <w:color w:val="2a3346"/>
+                <w:sz w:val="18"/>
+                <w:szCs w:val="18"/>
+              </w:rPr>
+              <w:t xml:space="preserve">通过</w:t>
+            </w:r>
+          </w:p>
+        </w:tc>
+      </w:tr>
+      <w:tr>
+        <w:tc>
+          <w:tcPr>
+            <w:tcW w:type="dxa" w:w="1000"/>
+            <w:tcMar>
+              <w:top w:type="dxa" w:w="40"/>
+              <w:left w:type="dxa" w:w="80"/>
+              <w:bottom w:type="dxa" w:w="40"/>
+              <w:right w:type="dxa" w:w="80"/>
+            </w:tcMar>
+          </w:tcPr>
+          <w:p>
+            <w:pPr>
+              <w:spacing w:after="0" w:line="260"/>
+            </w:pPr>
+            <w:r>
+              <w:rPr>
+                <w:b w:val="false"/>
+                <w:bCs w:val="false"/>
+                <w:color w:val="2a3346"/>
+                <w:sz w:val="18"/>
+                <w:szCs w:val="18"/>
+              </w:rPr>
+              <w:t xml:space="preserve">T3</w:t>
+            </w:r>
+          </w:p>
+        </w:tc>
+        <w:tc>
+          <w:tcPr>
+            <w:tcW w:type="dxa" w:w="4200"/>
+            <w:tcMar>
+              <w:top w:type="dxa" w:w="40"/>
+              <w:left w:type="dxa" w:w="80"/>
+              <w:bottom w:type="dxa" w:w="40"/>
+              <w:right w:type="dxa" w:w="80"/>
+            </w:tcMar>
+          </w:tcPr>
+          <w:p>
+            <w:pPr>
+              <w:spacing w:after="0" w:line="260"/>
+            </w:pPr>
+            <w:r>
+              <w:rPr>
+                <w:b w:val="false"/>
+                <w:bCs w:val="false"/>
+                <w:color w:val="2a3346"/>
+                <w:sz w:val="18"/>
+                <w:szCs w:val="18"/>
+              </w:rPr>
+              <w:t xml:space="preserve">账号不存在</w:t>
+            </w:r>
+          </w:p>
+        </w:tc>
+        <w:tc>
+          <w:tcPr>
+            <w:tcW w:type="dxa" w:w="3000"/>
+            <w:tcMar>
+              <w:top w:type="dxa" w:w="40"/>
+              <w:left w:type="dxa" w:w="80"/>
+              <w:bottom w:type="dxa" w:w="40"/>
+              <w:right w:type="dxa" w:w="80"/>
+            </w:tcMar>
+          </w:tcPr>
+          <w:p>
+            <w:pPr>
+              <w:spacing w:after="0" w:line="260"/>
+            </w:pPr>
+            <w:r>
+              <w:rPr>
+                <w:b w:val="false"/>
+                <w:bCs w:val="false"/>
+                <w:color w:val="2a3346"/>
+                <w:sz w:val="18"/>
+                <w:szCs w:val="18"/>
+              </w:rPr>
+              <w:t xml:space="preserve">提示“账号不存在”</w:t>
+            </w:r>
+          </w:p>
+        </w:tc>
+        <w:tc>
+          <w:tcPr>
+            <w:tcW w:type="dxa" w:w="1000"/>
+            <w:tcMar>
+              <w:top w:type="dxa" w:w="40"/>
+              <w:left w:type="dxa" w:w="80"/>
+              <w:bottom w:type="dxa" w:w="40"/>
+              <w:right w:type="dxa" w:w="80"/>
+            </w:tcMar>
+          </w:tcPr>
+          <w:p>
+            <w:pPr>
+              <w:spacing w:after="0" w:line="260"/>
+            </w:pPr>
+            <w:r>
+              <w:rPr>
+                <w:b w:val="false"/>
+                <w:bCs w:val="false"/>
+                <w:color w:val="2a3346"/>
+                <w:sz w:val="18"/>
+                <w:szCs w:val="18"/>
+              </w:rPr>
+              <w:t xml:space="preserve">通过</w:t>
+            </w:r>
+          </w:p>
+        </w:tc>
+      </w:tr>
+      <w:tr>
+        <w:tc>
+          <w:tcPr>
+            <w:tcW w:type="dxa" w:w="1000"/>
+            <w:tcMar>
+              <w:top w:type="dxa" w:w="40"/>
+              <w:left w:type="dxa" w:w="80"/>
+              <w:bottom w:type="dxa" w:w="40"/>
+              <w:right w:type="dxa" w:w="80"/>
+            </w:tcMar>
+          </w:tcPr>
+          <w:p>
+            <w:pPr>
+              <w:spacing w:after="0" w:line="260"/>
+            </w:pPr>
+            <w:r>
+              <w:rPr>
+                <w:b w:val="false"/>
+                <w:bCs w:val="false"/>
+                <w:color w:val="2a3346"/>
+                <w:sz w:val="18"/>
+                <w:szCs w:val="18"/>
+              </w:rPr>
+              <w:t xml:space="preserve">T4</w:t>
+            </w:r>
+          </w:p>
+        </w:tc>
+        <w:tc>
+          <w:tcPr>
+            <w:tcW w:type="dxa" w:w="4200"/>
+            <w:tcMar>
+              <w:top w:type="dxa" w:w="40"/>
+              <w:left w:type="dxa" w:w="80"/>
+              <w:bottom w:type="dxa" w:w="40"/>
+              <w:right w:type="dxa" w:w="80"/>
+            </w:tcMar>
+          </w:tcPr>
+          <w:p>
+            <w:pPr>
+              <w:spacing w:after="0" w:line="260"/>
+            </w:pPr>
+            <w:r>
+              <w:rPr>
+                <w:b w:val="false"/>
+                <w:bCs w:val="false"/>
+                <w:color w:val="2a3346"/>
+                <w:sz w:val="18"/>
+                <w:szCs w:val="18"/>
+              </w:rPr>
+              <w:t xml:space="preserve">不带 Token 访问接口</w:t>
+            </w:r>
+          </w:p>
+        </w:tc>
+        <w:tc>
+          <w:tcPr>
+            <w:tcW w:type="dxa" w:w="3000"/>
+            <w:tcMar>
+              <w:top w:type="dxa" w:w="40"/>
+              <w:left w:type="dxa" w:w="80"/>
+              <w:bottom w:type="dxa" w:w="40"/>
+              <w:right w:type="dxa" w:w="80"/>
+            </w:tcMar>
+          </w:tcPr>
+          <w:p>
+            <w:pPr>
+              <w:spacing w:after="0" w:line="260"/>
+            </w:pPr>
+            <w:r>
+              <w:rPr>
+                <w:b w:val="false"/>
+                <w:bCs w:val="false"/>
+                <w:color w:val="2a3346"/>
+                <w:sz w:val="18"/>
+                <w:szCs w:val="18"/>
+              </w:rPr>
+              <w:t xml:space="preserve">返回 401，跳回登录页</w:t>
+            </w:r>
+          </w:p>
+        </w:tc>
+        <w:tc>
+          <w:tcPr>
+            <w:tcW w:type="dxa" w:w="1000"/>
+            <w:tcMar>
+              <w:top w:type="dxa" w:w="40"/>
+              <w:left w:type="dxa" w:w="80"/>
+              <w:bottom w:type="dxa" w:w="40"/>
+              <w:right w:type="dxa" w:w="80"/>
+            </w:tcMar>
+          </w:tcPr>
+          <w:p>
+            <w:pPr>
+              <w:spacing w:after="0" w:line="260"/>
+            </w:pPr>
+            <w:r>
+              <w:rPr>
+                <w:b w:val="false"/>
+                <w:bCs w:val="false"/>
+                <w:color w:val="2a3346"/>
+                <w:sz w:val="18"/>
+                <w:szCs w:val="18"/>
+              </w:rPr>
+              <w:t xml:space="preserve">通过</w:t>
+            </w:r>
+          </w:p>
+        </w:tc>
+      </w:tr>
+      <w:tr>
+        <w:tc>
+          <w:tcPr>
+            <w:tcW w:type="dxa" w:w="1000"/>
+            <w:tcMar>
+              <w:top w:type="dxa" w:w="40"/>
+              <w:left w:type="dxa" w:w="80"/>
+              <w:bottom w:type="dxa" w:w="40"/>
+              <w:right w:type="dxa" w:w="80"/>
+            </w:tcMar>
+          </w:tcPr>
+          <w:p>
+            <w:pPr>
+              <w:spacing w:after="0" w:line="260"/>
+            </w:pPr>
+            <w:r>
+              <w:rPr>
+                <w:b w:val="false"/>
+                <w:bCs w:val="false"/>
+                <w:color w:val="2a3346"/>
+                <w:sz w:val="18"/>
+                <w:szCs w:val="18"/>
+              </w:rPr>
+              <w:t xml:space="preserve">T5</w:t>
+            </w:r>
+          </w:p>
+        </w:tc>
+        <w:tc>
+          <w:tcPr>
+            <w:tcW w:type="dxa" w:w="4200"/>
+            <w:tcMar>
+              <w:top w:type="dxa" w:w="40"/>
+              <w:left w:type="dxa" w:w="80"/>
+              <w:bottom w:type="dxa" w:w="40"/>
+              <w:right w:type="dxa" w:w="80"/>
+            </w:tcMar>
+          </w:tcPr>
+          <w:p>
+            <w:pPr>
+              <w:spacing w:after="0" w:line="260"/>
+            </w:pPr>
+            <w:r>
+              <w:rPr>
+                <w:b w:val="false"/>
+                <w:bCs w:val="false"/>
+                <w:color w:val="2a3346"/>
+                <w:sz w:val="18"/>
+                <w:szCs w:val="18"/>
+              </w:rPr>
+              <w:t xml:space="preserve">退出后旧 Token 再访问</w:t>
+            </w:r>
+          </w:p>
+        </w:tc>
+        <w:tc>
+          <w:tcPr>
+            <w:tcW w:type="dxa" w:w="3000"/>
+            <w:tcMar>
+              <w:top w:type="dxa" w:w="40"/>
+              <w:left w:type="dxa" w:w="80"/>
+              <w:bottom w:type="dxa" w:w="40"/>
+              <w:right w:type="dxa" w:w="80"/>
+            </w:tcMar>
+          </w:tcPr>
+          <w:p>
+            <w:pPr>
+              <w:spacing w:after="0" w:line="260"/>
+            </w:pPr>
+            <w:r>
+              <w:rPr>
+                <w:b w:val="false"/>
+                <w:bCs w:val="false"/>
+                <w:color w:val="2a3346"/>
+                <w:sz w:val="18"/>
+                <w:szCs w:val="18"/>
+              </w:rPr>
+              <w:t xml:space="preserve">令牌失效，返回 401</w:t>
+            </w:r>
+          </w:p>
+        </w:tc>
+        <w:tc>
+          <w:tcPr>
+            <w:tcW w:type="dxa" w:w="1000"/>
+            <w:tcMar>
+              <w:top w:type="dxa" w:w="40"/>
+              <w:left w:type="dxa" w:w="80"/>
+              <w:bottom w:type="dxa" w:w="40"/>
+              <w:right w:type="dxa" w:w="80"/>
+            </w:tcMar>
+          </w:tcPr>
+          <w:p>
+            <w:pPr>
+              <w:spacing w:after="0" w:line="260"/>
+            </w:pPr>
+            <w:r>
+              <w:rPr>
+                <w:b w:val="false"/>
+                <w:bCs w:val="false"/>
+                <w:color w:val="2a3346"/>
+                <w:sz w:val="18"/>
+                <w:szCs w:val="18"/>
+              </w:rPr>
+              <w:t xml:space="preserve">通过</w:t>
+            </w:r>
+          </w:p>
+        </w:tc>
+      </w:tr>
+      <w:tr>
+        <w:tc>
+          <w:tcPr>
+            <w:tcW w:type="dxa" w:w="1000"/>
+            <w:tcMar>
+              <w:top w:type="dxa" w:w="40"/>
+              <w:left w:type="dxa" w:w="80"/>
+              <w:bottom w:type="dxa" w:w="40"/>
+              <w:right w:type="dxa" w:w="80"/>
+            </w:tcMar>
+          </w:tcPr>
+          <w:p>
+            <w:pPr>
+              <w:spacing w:after="0" w:line="260"/>
+            </w:pPr>
+            <w:r>
+              <w:rPr>
+                <w:b w:val="false"/>
+                <w:bCs w:val="false"/>
+                <w:color w:val="2a3346"/>
+                <w:sz w:val="18"/>
+                <w:szCs w:val="18"/>
+              </w:rPr>
+              <w:t xml:space="preserve">T6</w:t>
+            </w:r>
+          </w:p>
+        </w:tc>
+        <w:tc>
+          <w:tcPr>
+            <w:tcW w:type="dxa" w:w="4200"/>
+            <w:tcMar>
+              <w:top w:type="dxa" w:w="40"/>
+              <w:left w:type="dxa" w:w="80"/>
+              <w:bottom w:type="dxa" w:w="40"/>
+              <w:right w:type="dxa" w:w="80"/>
+            </w:tcMar>
+          </w:tcPr>
+          <w:p>
+            <w:pPr>
+              <w:spacing w:after="0" w:line="260"/>
+            </w:pPr>
+            <w:r>
+              <w:rPr>
+                <w:b w:val="false"/>
+                <w:bCs w:val="false"/>
+                <w:color w:val="2a3346"/>
+                <w:sz w:val="18"/>
+                <w:szCs w:val="18"/>
+              </w:rPr>
+              <w:t xml:space="preserve">注册 / 新增用户</w:t>
+            </w:r>
+          </w:p>
+        </w:tc>
+        <w:tc>
+          <w:tcPr>
+            <w:tcW w:type="dxa" w:w="3000"/>
+            <w:tcMar>
+              <w:top w:type="dxa" w:w="40"/>
+              <w:left w:type="dxa" w:w="80"/>
+              <w:bottom w:type="dxa" w:w="40"/>
+              <w:right w:type="dxa" w:w="80"/>
+            </w:tcMar>
+          </w:tcPr>
+          <w:p>
+            <w:pPr>
+              <w:spacing w:after="0" w:line="260"/>
+            </w:pPr>
+            <w:r>
+              <w:rPr>
+                <w:b w:val="false"/>
+                <w:bCs w:val="false"/>
+                <w:color w:val="2a3346"/>
+                <w:sz w:val="18"/>
+                <w:szCs w:val="18"/>
+              </w:rPr>
+              <w:t xml:space="preserve">密码加盐入库，可用于登录</w:t>
+            </w:r>
+          </w:p>
+        </w:tc>
+        <w:tc>
+          <w:tcPr>
+            <w:tcW w:type="dxa" w:w="1000"/>
+            <w:tcMar>
+              <w:top w:type="dxa" w:w="40"/>
+              <w:left w:type="dxa" w:w="80"/>
+              <w:bottom w:type="dxa" w:w="40"/>
+              <w:right w:type="dxa" w:w="80"/>
+            </w:tcMar>
+          </w:tcPr>
+          <w:p>
+            <w:pPr>
+              <w:spacing w:after="0" w:line="260"/>
+            </w:pPr>
+            <w:r>
+              <w:rPr>
+                <w:b w:val="false"/>
+                <w:bCs w:val="false"/>
+                <w:color w:val="2a3346"/>
+                <w:sz w:val="18"/>
+                <w:szCs w:val="18"/>
+              </w:rPr>
+              <w:t xml:space="preserve">通过</w:t>
+            </w:r>
+          </w:p>
+        </w:tc>
+      </w:tr>
+      <w:tr>
+        <w:tc>
+          <w:tcPr>
+            <w:tcW w:type="dxa" w:w="1000"/>
+            <w:tcMar>
+              <w:top w:type="dxa" w:w="40"/>
+              <w:left w:type="dxa" w:w="80"/>
+              <w:bottom w:type="dxa" w:w="40"/>
+              <w:right w:type="dxa" w:w="80"/>
+            </w:tcMar>
+          </w:tcPr>
+          <w:p>
+            <w:pPr>
+              <w:spacing w:after="0" w:line="260"/>
+            </w:pPr>
+            <w:r>
+              <w:rPr>
+                <w:b w:val="false"/>
+                <w:bCs w:val="false"/>
+                <w:color w:val="2a3346"/>
+                <w:sz w:val="18"/>
+                <w:szCs w:val="18"/>
+              </w:rPr>
+              <w:t xml:space="preserve">T7</w:t>
+            </w:r>
+          </w:p>
+        </w:tc>
+        <w:tc>
+          <w:tcPr>
+            <w:tcW w:type="dxa" w:w="4200"/>
+            <w:tcMar>
+              <w:top w:type="dxa" w:w="40"/>
+              <w:left w:type="dxa" w:w="80"/>
+              <w:bottom w:type="dxa" w:w="40"/>
+              <w:right w:type="dxa" w:w="80"/>
+            </w:tcMar>
+          </w:tcPr>
+          <w:p>
+            <w:pPr>
+              <w:spacing w:after="0" w:line="260"/>
+            </w:pPr>
+            <w:r>
+              <w:rPr>
+                <w:b w:val="false"/>
+                <w:bCs w:val="false"/>
+                <w:color w:val="2a3346"/>
+                <w:sz w:val="18"/>
+                <w:szCs w:val="18"/>
+              </w:rPr>
+              <w:t xml:space="preserve">修改密码（原密码正确、≥6 位）</w:t>
+            </w:r>
+          </w:p>
+        </w:tc>
+        <w:tc>
+          <w:tcPr>
+            <w:tcW w:type="dxa" w:w="3000"/>
+            <w:tcMar>
+              <w:top w:type="dxa" w:w="40"/>
+              <w:left w:type="dxa" w:w="80"/>
+              <w:bottom w:type="dxa" w:w="40"/>
+              <w:right w:type="dxa" w:w="80"/>
+            </w:tcMar>
+          </w:tcPr>
+          <w:p>
+            <w:pPr>
+              <w:spacing w:after="0" w:line="260"/>
+            </w:pPr>
+            <w:r>
+              <w:rPr>
+                <w:b w:val="false"/>
+                <w:bCs w:val="false"/>
+                <w:color w:val="2a3346"/>
+                <w:sz w:val="18"/>
+                <w:szCs w:val="18"/>
+              </w:rPr>
+              <w:t xml:space="preserve">修改成功，需重新登录</w:t>
+            </w:r>
+          </w:p>
+        </w:tc>
+        <w:tc>
+          <w:tcPr>
+            <w:tcW w:type="dxa" w:w="1000"/>
+            <w:tcMar>
+              <w:top w:type="dxa" w:w="40"/>
+              <w:left w:type="dxa" w:w="80"/>
+              <w:bottom w:type="dxa" w:w="40"/>
+              <w:right w:type="dxa" w:w="80"/>
+            </w:tcMar>
+          </w:tcPr>
+          <w:p>
+            <w:pPr>
+              <w:spacing w:after="0" w:line="260"/>
+            </w:pPr>
+            <w:r>
+              <w:rPr>
+                <w:b w:val="false"/>
+                <w:bCs w:val="false"/>
+                <w:color w:val="2a3346"/>
+                <w:sz w:val="18"/>
+                <w:szCs w:val="18"/>
+              </w:rPr>
+              <w:t xml:space="preserve">通过</w:t>
+            </w:r>
+          </w:p>
+        </w:tc>
+      </w:tr>
+      <w:tr>
+        <w:tc>
+          <w:tcPr>
+            <w:tcW w:type="dxa" w:w="1000"/>
+            <w:tcMar>
+              <w:top w:type="dxa" w:w="40"/>
+              <w:left w:type="dxa" w:w="80"/>
+              <w:bottom w:type="dxa" w:w="40"/>
+              <w:right w:type="dxa" w:w="80"/>
+            </w:tcMar>
+          </w:tcPr>
+          <w:p>
+            <w:pPr>
+              <w:spacing w:after="0" w:line="260"/>
+            </w:pPr>
+            <w:r>
+              <w:rPr>
+                <w:b w:val="false"/>
+                <w:bCs w:val="false"/>
+                <w:color w:val="2a3346"/>
+                <w:sz w:val="18"/>
+                <w:szCs w:val="18"/>
+              </w:rPr>
+              <w:t xml:space="preserve">T8</w:t>
+            </w:r>
+          </w:p>
+        </w:tc>
+        <w:tc>
+          <w:tcPr>
+            <w:tcW w:type="dxa" w:w="4200"/>
+            <w:tcMar>
+              <w:top w:type="dxa" w:w="40"/>
+              <w:left w:type="dxa" w:w="80"/>
+              <w:bottom w:type="dxa" w:w="40"/>
+              <w:right w:type="dxa" w:w="80"/>
+            </w:tcMar>
+          </w:tcPr>
+          <w:p>
+            <w:pPr>
+              <w:spacing w:after="0" w:line="260"/>
+            </w:pPr>
+            <w:r>
+              <w:rPr>
+                <w:b w:val="false"/>
+                <w:bCs w:val="false"/>
+                <w:color w:val="2a3346"/>
+                <w:sz w:val="18"/>
+                <w:szCs w:val="18"/>
+              </w:rPr>
+              <w:t xml:space="preserve">用户 / 角色 / 菜单 CRUD</w:t>
+            </w:r>
+          </w:p>
+        </w:tc>
+        <w:tc>
+          <w:tcPr>
+            <w:tcW w:type="dxa" w:w="3000"/>
+            <w:tcMar>
+              <w:top w:type="dxa" w:w="40"/>
+              <w:left w:type="dxa" w:w="80"/>
+              <w:bottom w:type="dxa" w:w="40"/>
+              <w:right w:type="dxa" w:w="80"/>
+            </w:tcMar>
+          </w:tcPr>
+          <w:p>
+            <w:pPr>
+              <w:spacing w:after="0" w:line="260"/>
+            </w:pPr>
+            <w:r>
+              <w:rPr>
+                <w:b w:val="false"/>
+                <w:bCs w:val="false"/>
+                <w:color w:val="2a3346"/>
+                <w:sz w:val="18"/>
+                <w:szCs w:val="18"/>
+              </w:rPr>
+              <w:t xml:space="preserve">数据库随之变更，列表一致</w:t>
+            </w:r>
+          </w:p>
+        </w:tc>
+        <w:tc>
+          <w:tcPr>
+            <w:tcW w:type="dxa" w:w="1000"/>
+            <w:tcMar>
+              <w:top w:type="dxa" w:w="40"/>
+              <w:left w:type="dxa" w:w="80"/>
+              <w:bottom w:type="dxa" w:w="40"/>
+              <w:right w:type="dxa" w:w="80"/>
+            </w:tcMar>
+          </w:tcPr>
+          <w:p>
+            <w:pPr>
+              <w:spacing w:after="0" w:line="260"/>
+            </w:pPr>
+            <w:r>
+              <w:rPr>
+                <w:b w:val="false"/>
+                <w:bCs w:val="false"/>
+                <w:color w:val="2a3346"/>
+                <w:sz w:val="18"/>
+                <w:szCs w:val="18"/>
+              </w:rPr>
+              <w:t xml:space="preserve">通过</w:t>
+            </w:r>
+          </w:p>
+        </w:tc>
+      </w:tr>
+      <w:tr>
+        <w:tc>
+          <w:tcPr>
+            <w:tcW w:type="dxa" w:w="1000"/>
+            <w:tcMar>
+              <w:top w:type="dxa" w:w="40"/>
+              <w:left w:type="dxa" w:w="80"/>
+              <w:bottom w:type="dxa" w:w="40"/>
+              <w:right w:type="dxa" w:w="80"/>
+            </w:tcMar>
+          </w:tcPr>
+          <w:p>
+            <w:pPr>
+              <w:spacing w:after="0" w:line="260"/>
+            </w:pPr>
+            <w:r>
+              <w:rPr>
+                <w:b w:val="false"/>
+                <w:bCs w:val="false"/>
+                <w:color w:val="2a3346"/>
+                <w:sz w:val="18"/>
+                <w:szCs w:val="18"/>
+              </w:rPr>
+              <w:t xml:space="preserve">T9</w:t>
+            </w:r>
+          </w:p>
+        </w:tc>
+        <w:tc>
+          <w:tcPr>
+            <w:tcW w:type="dxa" w:w="4200"/>
+            <w:tcMar>
+              <w:top w:type="dxa" w:w="40"/>
+              <w:left w:type="dxa" w:w="80"/>
+              <w:bottom w:type="dxa" w:w="40"/>
+              <w:right w:type="dxa" w:w="80"/>
+            </w:tcMar>
+          </w:tcPr>
+          <w:p>
+            <w:pPr>
+              <w:spacing w:after="0" w:line="260"/>
+            </w:pPr>
+            <w:r>
+              <w:rPr>
+                <w:b w:val="false"/>
+                <w:bCs w:val="false"/>
+                <w:color w:val="2a3346"/>
+                <w:sz w:val="18"/>
+                <w:szCs w:val="18"/>
+              </w:rPr>
+              <w:t xml:space="preserve">敏感字段过滤</w:t>
+            </w:r>
+          </w:p>
+        </w:tc>
+        <w:tc>
+          <w:tcPr>
+            <w:tcW w:type="dxa" w:w="3000"/>
+            <w:tcMar>
+              <w:top w:type="dxa" w:w="40"/>
+              <w:left w:type="dxa" w:w="80"/>
+              <w:bottom w:type="dxa" w:w="40"/>
+              <w:right w:type="dxa" w:w="80"/>
+            </w:tcMar>
+          </w:tcPr>
+          <w:p>
+            <w:pPr>
+              <w:spacing w:after="0" w:line="260"/>
+            </w:pPr>
+            <w:r>
+              <w:rPr>
+                <w:b w:val="false"/>
+                <w:bCs w:val="false"/>
+                <w:color w:val="2a3346"/>
+                <w:sz w:val="18"/>
+                <w:szCs w:val="18"/>
+              </w:rPr>
+              <w:t xml:space="preserve">返回体不含 password、salt</w:t>
+            </w:r>
+          </w:p>
+        </w:tc>
+        <w:tc>
+          <w:tcPr>
+            <w:tcW w:type="dxa" w:w="1000"/>
+            <w:tcMar>
+              <w:top w:type="dxa" w:w="40"/>
+              <w:left w:type="dxa" w:w="80"/>
+              <w:bottom w:type="dxa" w:w="40"/>
+              <w:right w:type="dxa" w:w="80"/>
+            </w:tcMar>
+          </w:tcPr>
+          <w:p>
+            <w:pPr>
+              <w:spacing w:after="0" w:line="260"/>
+            </w:pPr>
+            <w:r>
+              <w:rPr>
+                <w:b w:val="false"/>
+                <w:bCs w:val="false"/>
+                <w:color w:val="2a3346"/>
+                <w:sz w:val="18"/>
+                <w:szCs w:val="18"/>
+              </w:rPr>
+              <w:t xml:space="preserve">通过</w:t>
+            </w:r>
+          </w:p>
+        </w:tc>
+      </w:tr>
+      <w:tr>
+        <w:tc>
+          <w:tcPr>
+            <w:tcW w:type="dxa" w:w="1000"/>
+            <w:tcMar>
+              <w:top w:type="dxa" w:w="40"/>
+              <w:left w:type="dxa" w:w="80"/>
+              <w:bottom w:type="dxa" w:w="40"/>
+              <w:right w:type="dxa" w:w="80"/>
+            </w:tcMar>
+          </w:tcPr>
+          <w:p>
+            <w:pPr>
+              <w:spacing w:after="0" w:line="260"/>
+            </w:pPr>
+            <w:r>
+              <w:rPr>
+                <w:b w:val="false"/>
+                <w:bCs w:val="false"/>
+                <w:color w:val="2a3346"/>
+                <w:sz w:val="18"/>
+                <w:szCs w:val="18"/>
+              </w:rPr>
+              <w:t xml:space="preserve">T10</w:t>
+            </w:r>
+          </w:p>
+        </w:tc>
+        <w:tc>
+          <w:tcPr>
+            <w:tcW w:type="dxa" w:w="4200"/>
+            <w:tcMar>
+              <w:top w:type="dxa" w:w="40"/>
+              <w:left w:type="dxa" w:w="80"/>
+              <w:bottom w:type="dxa" w:w="40"/>
+              <w:right w:type="dxa" w:w="80"/>
+            </w:tcMar>
+          </w:tcPr>
+          <w:p>
+            <w:pPr>
+              <w:spacing w:after="0" w:line="260"/>
+            </w:pPr>
+            <w:r>
+              <w:rPr>
+                <w:b w:val="false"/>
+                <w:bCs w:val="false"/>
+                <w:color w:val="2a3346"/>
+                <w:sz w:val="18"/>
+                <w:szCs w:val="18"/>
+              </w:rPr>
+              <w:t xml:space="preserve">响应式样式</w:t>
+            </w:r>
+          </w:p>
+        </w:tc>
+        <w:tc>
+          <w:tcPr>
+            <w:tcW w:type="dxa" w:w="3000"/>
+            <w:tcMar>
+              <w:top w:type="dxa" w:w="40"/>
+              <w:left w:type="dxa" w:w="80"/>
+              <w:bottom w:type="dxa" w:w="40"/>
+              <w:right w:type="dxa" w:w="80"/>
+            </w:tcMar>
+          </w:tcPr>
+          <w:p>
+            <w:pPr>
+              <w:spacing w:after="0" w:line="260"/>
+            </w:pPr>
+            <w:r>
+              <w:rPr>
+                <w:b w:val="false"/>
+                <w:bCs w:val="false"/>
+                <w:color w:val="2a3346"/>
+                <w:sz w:val="18"/>
+                <w:szCs w:val="18"/>
+              </w:rPr>
+              <w:t xml:space="preserve">窄屏侧栏收起、布局不错乱</w:t>
+            </w:r>
+          </w:p>
+        </w:tc>
+        <w:tc>
+          <w:tcPr>
+            <w:tcW w:type="dxa" w:w="1000"/>
+            <w:tcMar>
+              <w:top w:type="dxa" w:w="40"/>
+              <w:left w:type="dxa" w:w="80"/>
+              <w:bottom w:type="dxa" w:w="40"/>
+              <w:right w:type="dxa" w:w="80"/>
+            </w:tcMar>
+          </w:tcPr>
+          <w:p>
+            <w:pPr>
+              <w:spacing w:after="0" w:line="260"/>
+            </w:pPr>
+            <w:r>
+              <w:rPr>
+                <w:b w:val="false"/>
+                <w:bCs w:val="false"/>
+                <w:color w:val="2a3346"/>
+                <w:sz w:val="18"/>
+                <w:szCs w:val="18"/>
+              </w:rPr>
+              <w:t xml:space="preserve">通过</w:t>
+            </w:r>
+          </w:p>
+        </w:tc>
+      </w:tr>
+    </w:tbl>
+    <w:p>
+      <w:r>
+        <w:br w:type="page"/>
+      </w:r>
+    </w:p>
+    <w:p>
+      <w:pPr>
+        <w:pStyle w:val="Heading1"/>
+        <w:spacing w:after="140" w:before="260"/>
+      </w:pPr>
+      <w:r>
+        <w:rPr>
+          <w:b/>
+          <w:bCs/>
+          <w:color w:val="1B57B0"/>
+          <w:sz w:val="30"/>
+          <w:szCs w:val="30"/>
+        </w:rPr>
+        <w:t xml:space="preserve">八、项目总结</w:t>
       </w:r>
     </w:p>
     <w:p>
@@ -7132,7 +8617,7 @@
           <w:sz w:val="25"/>
           <w:szCs w:val="25"/>
         </w:rPr>
-        <w:t xml:space="preserve">5.1 项目成果</w:t>
+        <w:t xml:space="preserve">8.1 项目成果</w:t>
       </w:r>
     </w:p>
     <w:p>
@@ -7145,7 +8630,7 @@
           <w:sz w:val="21"/>
           <w:szCs w:val="21"/>
         </w:rPr>
-        <w:t xml:space="preserve">本项目完整实现了一套面向超市 / 日用仓库的进销存管理系统，覆盖 12 个以上业务与系统模块，包含 21 张数据表，实现了从入库、库位存储、出库到统计预警的全流程闭环，把传统人工台账升级为数据化、可视化、可追溯的信息系统。</w:t>
+        <w:t xml:space="preserve">本项目完整实现了一套面向超市 / 日用仓库的进销存管理系统，覆盖 12 个以上业务与系统模块、21 张数据表，实现了从入库、库位存储、出库到统计预警的全流程闭环，把传统人工台账升级为数据化、可视化、可追溯的信息系统。本人主导完成了系统的需求分析、功能设计、数据库整体设计、前端设计与登录注册 / 权限模块开发，为整个系统搭建了清晰的框架与稳固的安全地基。</w:t>
       </w:r>
     </w:p>
     <w:p>
@@ -7161,7 +8646,7 @@
           <w:sz w:val="25"/>
           <w:szCs w:val="25"/>
         </w:rPr>
-        <w:t xml:space="preserve">5.2 项目特色</w:t>
+        <w:t xml:space="preserve">8.2 项目特色</w:t>
       </w:r>
     </w:p>
     <w:p>
@@ -7179,7 +8664,7 @@
           <w:sz w:val="21"/>
           <w:szCs w:val="21"/>
         </w:rPr>
-        <w:t xml:space="preserve">分层解耦：表现 / 应用 / 数据三层清晰，系统管理接口以泛型 CRUD 基类复用，代码简洁易维护；</w:t>
+        <w:t xml:space="preserve">设计先行：以需求分析与功能设计驱动，先定框架与数据模型再实现，团队协作高效；</w:t>
       </w:r>
     </w:p>
     <w:p>
@@ -7197,7 +8682,7 @@
           <w:sz w:val="21"/>
           <w:szCs w:val="21"/>
         </w:rPr>
-        <w:t xml:space="preserve">逻辑真实：出入库全程事务，入库分区落位、批次记录到期日，出库按「先到期先出（FEFO）」扣减，超量自动拦截；</w:t>
+        <w:t xml:space="preserve">数据模型规范：21 张表遵循第三范式，权限侧标准 RBAC，业务侧支持批次与到期管理；</w:t>
       </w:r>
     </w:p>
     <w:p>
@@ -7215,7 +8700,7 @@
           <w:sz w:val="21"/>
           <w:szCs w:val="21"/>
         </w:rPr>
-        <w:t xml:space="preserve">数据驱动：KPI、趋势、分类占比、库位热力图、补货 / 临期预警均为真实聚合，非写死数据；</w:t>
+        <w:t xml:space="preserve">逻辑真实：出入库全程事务，入库分区落位、批次记到期日，出库先到期先出，超量拦截；</w:t>
       </w:r>
     </w:p>
     <w:p>
@@ -7251,52 +8736,7 @@
           <w:sz w:val="21"/>
           <w:szCs w:val="21"/>
         </w:rPr>
-        <w:t xml:space="preserve">轻量易部署：前后端一体，单一可执行 Jar 内嵌 Tomcat 即可运行。</w:t>
-      </w:r>
-    </w:p>
-    <w:p>
-      <w:pPr>
-        <w:pStyle w:val="Heading2"/>
-        <w:spacing w:after="90" w:before="180"/>
-      </w:pPr>
-      <w:r>
-        <w:rPr>
-          <w:b/>
-          <w:bCs/>
-          <w:color w:val="1F2A44"/>
-          <w:sz w:val="25"/>
-          <w:szCs w:val="25"/>
-        </w:rPr>
-        <w:t xml:space="preserve">5.3 个人收获</w:t>
-      </w:r>
-    </w:p>
-    <w:p>
-      <w:pPr>
-        <w:spacing w:after="90" w:line="300"/>
-      </w:pPr>
-      <w:r>
-        <w:rPr>
-          <w:color w:val="222833"/>
-          <w:sz w:val="21"/>
-          <w:szCs w:val="21"/>
-        </w:rPr>
-        <w:t xml:space="preserve">通过本人负责的前端样式与权限安全模块，我深入理解了 RBAC 权限模型「用角色解耦用户与权限」的设计思想，掌握了 Spring Boot 分层开发、JPA 实体映射、拦截器与统一返回体等工程实践，也体会到加盐散列与敏感字段过滤对系统安全的重要意义，以及 CSS 设计规范化对多人协作的价值。</w:t>
-      </w:r>
-    </w:p>
-    <w:p>
-      <w:pPr>
-        <w:pStyle w:val="Heading2"/>
-        <w:spacing w:after="90" w:before="180"/>
-      </w:pPr>
-      <w:r>
-        <w:rPr>
-          <w:b/>
-          <w:bCs/>
-          <w:color w:val="1F2A44"/>
-          <w:sz w:val="25"/>
-          <w:szCs w:val="25"/>
-        </w:rPr>
-        <w:t xml:space="preserve">5.4 不足与展望</w:t>
+        <w:t xml:space="preserve">前端统一：基于设计变量的规范化样式，深色侧栏 + 浅色工作区，响应式、易维护；</w:t>
       </w:r>
     </w:p>
     <w:p>
@@ -7314,7 +8754,52 @@
           <w:sz w:val="21"/>
           <w:szCs w:val="21"/>
         </w:rPr>
-        <w:t xml:space="preserve">令牌目前存于内存，服务重启即失效、不便多实例部署，后续可升级为 JWT 或引入 Redis 集中管理；</w:t>
+        <w:t xml:space="preserve">轻量易部署：前后端一体，单一可执行 Jar 内嵌 Tomcat 即可运行。</w:t>
+      </w:r>
+    </w:p>
+    <w:p>
+      <w:pPr>
+        <w:pStyle w:val="Heading2"/>
+        <w:spacing w:after="90" w:before="180"/>
+      </w:pPr>
+      <w:r>
+        <w:rPr>
+          <w:b/>
+          <w:bCs/>
+          <w:color w:val="1F2A44"/>
+          <w:sz w:val="25"/>
+          <w:szCs w:val="25"/>
+        </w:rPr>
+        <w:t xml:space="preserve">8.3 个人收获</w:t>
+      </w:r>
+    </w:p>
+    <w:p>
+      <w:pPr>
+        <w:spacing w:after="90" w:line="300"/>
+      </w:pPr>
+      <w:r>
+        <w:rPr>
+          <w:color w:val="222833"/>
+          <w:sz w:val="21"/>
+          <w:szCs w:val="21"/>
+        </w:rPr>
+        <w:t xml:space="preserve">通过主导本项目的设计与核心开发，我完整走通了「需求分析 — 功能设计 — 数据库设计 — 前端设计 — 安全开发」的全链路：深入理解了 RBAC「用角色解耦用户与权限」的设计思想，掌握了数据库范式化建模与 E-R 设计方法，熟悉了 Spring Boot 分层开发、JPA 实体映射、拦截器与统一返回体等工程实践，也体会到加盐散列、敏感字段过滤等安全措施与 CSS 设计规范化对系统质量和团队协作的重要意义。</w:t>
+      </w:r>
+    </w:p>
+    <w:p>
+      <w:pPr>
+        <w:pStyle w:val="Heading2"/>
+        <w:spacing w:after="90" w:before="180"/>
+      </w:pPr>
+      <w:r>
+        <w:rPr>
+          <w:b/>
+          <w:bCs/>
+          <w:color w:val="1F2A44"/>
+          <w:sz w:val="25"/>
+          <w:szCs w:val="25"/>
+        </w:rPr>
+        <w:t xml:space="preserve">8.4 不足与展望</w:t>
       </w:r>
     </w:p>
     <w:p>
@@ -7332,7 +8817,7 @@
           <w:sz w:val="21"/>
           <w:szCs w:val="21"/>
         </w:rPr>
-        <w:t xml:space="preserve">业务逻辑集中在 Controller，可进一步下沉到独立 Service 层，职责更清晰；</w:t>
+        <w:t xml:space="preserve">令牌目前存于内存，重启即失效、不便多实例部署，后续可升级为 JWT 或引入 Redis 集中管理；</w:t>
       </w:r>
     </w:p>
     <w:p>
@@ -7350,7 +8835,7 @@
           <w:sz w:val="21"/>
           <w:szCs w:val="21"/>
         </w:rPr>
-        <w:t xml:space="preserve">可结合 sys_role_res 做到前端菜单按角色动态渲染与按钮级细粒度权限控制；</w:t>
+        <w:t xml:space="preserve">业务逻辑集中在 Controller，可进一步下沉到独立 Service 层，职责更清晰；</w:t>
       </w:r>
     </w:p>
     <w:p>
@@ -7368,7 +8853,25 @@
           <w:sz w:val="21"/>
           <w:szCs w:val="21"/>
         </w:rPr>
-        <w:t xml:space="preserve">可补充单元测试与 CI/CD，进一步提升工程质量。</w:t>
+        <w:t xml:space="preserve">可结合 sys_role_res 做到前端菜单按角色动态渲染与按钮级细粒度权限控制；</w:t>
+      </w:r>
+    </w:p>
+    <w:p>
+      <w:pPr>
+        <w:pStyle w:val="ListParagraph"/>
+        <w:numPr>
+          <w:ilvl w:val="0"/>
+          <w:numId w:val="2"/>
+        </w:numPr>
+        <w:spacing w:after="60" w:line="290"/>
+      </w:pPr>
+      <w:r>
+        <w:rPr>
+          <w:color w:val="222833"/>
+          <w:sz w:val="21"/>
+          <w:szCs w:val="21"/>
+        </w:rPr>
+        <w:t xml:space="preserve">可完善独立的注册审核流程，并补充单元测试与 CI/CD，提升工程质量。</w:t>
       </w:r>
     </w:p>
     <w:p/>
